--- a/Phase 2/Project Report/Smart ERP.docx
+++ b/Phase 2/Project Report/Smart ERP.docx
@@ -4944,6 +4944,659 @@
         </w:p>
         <w:p>
           <w:pPr>
+            <w:pStyle w:val="TOC3"/>
+            <w:numPr>
+              <w:ilvl w:val="1"/>
+              <w:numId w:val="19"/>
+            </w:numPr>
+            <w:tabs>
+              <w:tab w:val="left" w:pos="2747"/>
+              <w:tab w:val="right" w:pos="9807"/>
+            </w:tabs>
+            <w:spacing w:before="479"/>
+            <w:ind w:left="2747" w:hanging="421"/>
+            <w:rPr>
+              <w:spacing w:val="-2"/>
+            </w:rPr>
+          </w:pPr>
+          <w:r>
+            <w:rPr>
+              <w:spacing w:val="-2"/>
+            </w:rPr>
+            <w:t>BACKEND IMPLEMENTATION</w:t>
+          </w:r>
+        </w:p>
+        <w:p>
+          <w:pPr>
+            <w:pStyle w:val="TOC4"/>
+            <w:numPr>
+              <w:ilvl w:val="2"/>
+              <w:numId w:val="19"/>
+            </w:numPr>
+            <w:tabs>
+              <w:tab w:val="left" w:pos="3677"/>
+              <w:tab w:val="right" w:pos="9807"/>
+            </w:tabs>
+            <w:spacing w:before="300"/>
+            <w:ind w:left="3680" w:hanging="635"/>
+          </w:pPr>
+          <w:r>
+            <w:t>Backend Architecture Overview</w:t>
+          </w:r>
+        </w:p>
+        <w:p>
+          <w:pPr>
+            <w:pStyle w:val="TOC4"/>
+            <w:numPr>
+              <w:ilvl w:val="2"/>
+              <w:numId w:val="19"/>
+            </w:numPr>
+            <w:tabs>
+              <w:tab w:val="left" w:pos="3677"/>
+              <w:tab w:val="right" w:pos="9807"/>
+            </w:tabs>
+            <w:spacing w:before="300"/>
+            <w:ind w:left="3680" w:hanging="635"/>
+          </w:pPr>
+          <w:r>
+            <w:t>Data Ingestion and Storage</w:t>
+          </w:r>
+        </w:p>
+        <w:p>
+          <w:pPr>
+            <w:pStyle w:val="TOC4"/>
+            <w:numPr>
+              <w:ilvl w:val="2"/>
+              <w:numId w:val="19"/>
+            </w:numPr>
+            <w:tabs>
+              <w:tab w:val="left" w:pos="3677"/>
+              <w:tab w:val="right" w:pos="9807"/>
+            </w:tabs>
+            <w:spacing w:before="300"/>
+            <w:ind w:left="3680" w:hanging="635"/>
+          </w:pPr>
+          <w:r>
+            <w:t>Embedding Generation</w:t>
+          </w:r>
+        </w:p>
+        <w:p>
+          <w:pPr>
+            <w:pStyle w:val="TOC4"/>
+            <w:numPr>
+              <w:ilvl w:val="2"/>
+              <w:numId w:val="19"/>
+            </w:numPr>
+            <w:tabs>
+              <w:tab w:val="left" w:pos="3677"/>
+              <w:tab w:val="right" w:pos="9807"/>
+            </w:tabs>
+            <w:spacing w:before="300"/>
+            <w:ind w:left="3680" w:hanging="635"/>
+          </w:pPr>
+          <w:r>
+            <w:t>Vector Storage</w:t>
+          </w:r>
+        </w:p>
+        <w:p>
+          <w:pPr>
+            <w:pStyle w:val="TOC4"/>
+            <w:numPr>
+              <w:ilvl w:val="2"/>
+              <w:numId w:val="19"/>
+            </w:numPr>
+            <w:tabs>
+              <w:tab w:val="left" w:pos="3677"/>
+              <w:tab w:val="right" w:pos="9807"/>
+            </w:tabs>
+            <w:spacing w:before="300"/>
+            <w:ind w:left="3680" w:hanging="635"/>
+          </w:pPr>
+          <w:r>
+            <w:t>Retrieval Mechanism</w:t>
+          </w:r>
+        </w:p>
+        <w:p>
+          <w:pPr>
+            <w:pStyle w:val="TOC4"/>
+            <w:numPr>
+              <w:ilvl w:val="2"/>
+              <w:numId w:val="19"/>
+            </w:numPr>
+            <w:tabs>
+              <w:tab w:val="left" w:pos="3677"/>
+              <w:tab w:val="right" w:pos="9807"/>
+            </w:tabs>
+            <w:spacing w:before="300"/>
+            <w:ind w:left="3680" w:hanging="635"/>
+          </w:pPr>
+          <w:r>
+            <w:lastRenderedPageBreak/>
+            <w:t>Prompt Engineering</w:t>
+          </w:r>
+        </w:p>
+        <w:p>
+          <w:pPr>
+            <w:pStyle w:val="TOC4"/>
+            <w:numPr>
+              <w:ilvl w:val="2"/>
+              <w:numId w:val="19"/>
+            </w:numPr>
+            <w:tabs>
+              <w:tab w:val="left" w:pos="3677"/>
+              <w:tab w:val="right" w:pos="9807"/>
+            </w:tabs>
+            <w:spacing w:before="300"/>
+            <w:ind w:left="3680" w:hanging="635"/>
+          </w:pPr>
+          <w:r>
+            <w:t>LLM Response Generation</w:t>
+          </w:r>
+        </w:p>
+        <w:p>
+          <w:pPr>
+            <w:pStyle w:val="TOC4"/>
+            <w:numPr>
+              <w:ilvl w:val="2"/>
+              <w:numId w:val="19"/>
+            </w:numPr>
+            <w:tabs>
+              <w:tab w:val="left" w:pos="3677"/>
+              <w:tab w:val="right" w:pos="9807"/>
+            </w:tabs>
+            <w:spacing w:before="300"/>
+            <w:ind w:left="3680" w:hanging="635"/>
+          </w:pPr>
+          <w:r>
+            <w:t xml:space="preserve">API Integration </w:t>
+          </w:r>
+        </w:p>
+        <w:p>
+          <w:pPr>
+            <w:pStyle w:val="TOC4"/>
+            <w:numPr>
+              <w:ilvl w:val="2"/>
+              <w:numId w:val="19"/>
+            </w:numPr>
+            <w:tabs>
+              <w:tab w:val="left" w:pos="3677"/>
+              <w:tab w:val="right" w:pos="9807"/>
+            </w:tabs>
+            <w:spacing w:before="300"/>
+            <w:ind w:left="3680" w:hanging="635"/>
+          </w:pPr>
+          <w:r>
+            <w:t>Database Design</w:t>
+          </w:r>
+        </w:p>
+        <w:p>
+          <w:pPr>
+            <w:pStyle w:val="TOC4"/>
+            <w:numPr>
+              <w:ilvl w:val="2"/>
+              <w:numId w:val="19"/>
+            </w:numPr>
+            <w:tabs>
+              <w:tab w:val="left" w:pos="3828"/>
+              <w:tab w:val="right" w:pos="9807"/>
+            </w:tabs>
+            <w:spacing w:before="300"/>
+            <w:ind w:left="3680" w:right="2177" w:hanging="635"/>
+          </w:pPr>
+          <w:r>
+            <w:t>Logging and Monitoring</w:t>
+          </w:r>
+        </w:p>
+        <w:p>
+          <w:pPr>
+            <w:pStyle w:val="TOC3"/>
+            <w:numPr>
+              <w:ilvl w:val="1"/>
+              <w:numId w:val="19"/>
+            </w:numPr>
+            <w:tabs>
+              <w:tab w:val="left" w:pos="2747"/>
+              <w:tab w:val="right" w:pos="9807"/>
+            </w:tabs>
+            <w:spacing w:before="479"/>
+            <w:ind w:left="2747" w:hanging="421"/>
+            <w:rPr>
+              <w:spacing w:val="-2"/>
+            </w:rPr>
+          </w:pPr>
+          <w:r>
+            <w:rPr>
+              <w:spacing w:val="-2"/>
+            </w:rPr>
+            <w:t>TESTING AND VALIDATION</w:t>
+          </w:r>
+        </w:p>
+        <w:p>
+          <w:pPr>
+            <w:pStyle w:val="TOC3"/>
+            <w:numPr>
+              <w:ilvl w:val="1"/>
+              <w:numId w:val="19"/>
+            </w:numPr>
+            <w:tabs>
+              <w:tab w:val="left" w:pos="2747"/>
+              <w:tab w:val="right" w:pos="9807"/>
+            </w:tabs>
+            <w:spacing w:before="479"/>
+            <w:ind w:left="2747" w:hanging="421"/>
+            <w:rPr>
+              <w:spacing w:val="-2"/>
+            </w:rPr>
+          </w:pPr>
+          <w:r>
+            <w:rPr>
+              <w:spacing w:val="-2"/>
+            </w:rPr>
+            <w:t>PERFORMANCE EVALUATION</w:t>
+          </w:r>
+        </w:p>
+        <w:p>
+          <w:pPr>
+            <w:pStyle w:val="TOC3"/>
+            <w:numPr>
+              <w:ilvl w:val="1"/>
+              <w:numId w:val="19"/>
+            </w:numPr>
+            <w:tabs>
+              <w:tab w:val="left" w:pos="2747"/>
+              <w:tab w:val="right" w:pos="9807"/>
+            </w:tabs>
+            <w:spacing w:before="479"/>
+            <w:ind w:left="2747" w:hanging="421"/>
+            <w:rPr>
+              <w:spacing w:val="-2"/>
+            </w:rPr>
+          </w:pPr>
+          <w:r>
+            <w:rPr>
+              <w:spacing w:val="-2"/>
+            </w:rPr>
+            <w:t>SUMMARY</w:t>
+          </w:r>
+        </w:p>
+        <w:p>
+          <w:pPr>
+            <w:pStyle w:val="TOC3"/>
+            <w:numPr>
+              <w:ilvl w:val="1"/>
+              <w:numId w:val="19"/>
+            </w:numPr>
+            <w:tabs>
+              <w:tab w:val="left" w:pos="2835"/>
+              <w:tab w:val="right" w:pos="9807"/>
+            </w:tabs>
+            <w:spacing w:before="479"/>
+            <w:ind w:left="2747" w:hanging="421"/>
+            <w:rPr>
+              <w:spacing w:val="-2"/>
+            </w:rPr>
+          </w:pPr>
+          <w:r>
+            <w:rPr>
+              <w:spacing w:val="-2"/>
+            </w:rPr>
+            <w:t>DOCUMENT UPLOAD AND PROCESSING MODULE</w:t>
+          </w:r>
+        </w:p>
+        <w:p>
+          <w:pPr>
+            <w:pStyle w:val="TOC4"/>
+            <w:numPr>
+              <w:ilvl w:val="2"/>
+              <w:numId w:val="19"/>
+            </w:numPr>
+            <w:tabs>
+              <w:tab w:val="left" w:pos="3828"/>
+              <w:tab w:val="right" w:pos="9807"/>
+            </w:tabs>
+            <w:spacing w:before="300"/>
+            <w:ind w:left="3680" w:right="2177" w:hanging="635"/>
+          </w:pPr>
+          <w:r>
+            <w:t>Input Validation</w:t>
+          </w:r>
+        </w:p>
+        <w:p>
+          <w:pPr>
+            <w:pStyle w:val="TOC4"/>
+            <w:numPr>
+              <w:ilvl w:val="2"/>
+              <w:numId w:val="19"/>
+            </w:numPr>
+            <w:tabs>
+              <w:tab w:val="left" w:pos="3828"/>
+              <w:tab w:val="right" w:pos="9807"/>
+            </w:tabs>
+            <w:spacing w:before="300"/>
+            <w:ind w:left="3680" w:right="2177" w:hanging="635"/>
+          </w:pPr>
+          <w:r>
+            <w:t>Unique Identifier Generation</w:t>
+          </w:r>
+        </w:p>
+        <w:p>
+          <w:pPr>
+            <w:pStyle w:val="TOC4"/>
+            <w:numPr>
+              <w:ilvl w:val="2"/>
+              <w:numId w:val="19"/>
+            </w:numPr>
+            <w:tabs>
+              <w:tab w:val="left" w:pos="3828"/>
+              <w:tab w:val="right" w:pos="9807"/>
+            </w:tabs>
+            <w:spacing w:before="300"/>
+            <w:ind w:left="3680" w:right="2177" w:hanging="635"/>
+          </w:pPr>
+          <w:r>
+            <w:t>File Storage Mechanism</w:t>
+          </w:r>
+        </w:p>
+        <w:p>
+          <w:pPr>
+            <w:pStyle w:val="TOC4"/>
+            <w:numPr>
+              <w:ilvl w:val="2"/>
+              <w:numId w:val="19"/>
+            </w:numPr>
+            <w:tabs>
+              <w:tab w:val="left" w:pos="3828"/>
+              <w:tab w:val="right" w:pos="9807"/>
+            </w:tabs>
+            <w:spacing w:before="300"/>
+            <w:ind w:left="3680" w:right="2177" w:hanging="635"/>
+          </w:pPr>
+          <w:r>
+            <w:t>Active Document Management</w:t>
+          </w:r>
+        </w:p>
+        <w:p>
+          <w:pPr>
+            <w:pStyle w:val="TOC4"/>
+            <w:numPr>
+              <w:ilvl w:val="2"/>
+              <w:numId w:val="19"/>
+            </w:numPr>
+            <w:tabs>
+              <w:tab w:val="left" w:pos="3828"/>
+              <w:tab w:val="right" w:pos="9807"/>
+            </w:tabs>
+            <w:spacing w:before="300"/>
+            <w:ind w:left="3680" w:right="2177" w:hanging="635"/>
+          </w:pPr>
+          <w:r>
+            <w:t>Temporary File Cleanup</w:t>
+          </w:r>
+        </w:p>
+        <w:p>
+          <w:pPr>
+            <w:pStyle w:val="TOC4"/>
+            <w:numPr>
+              <w:ilvl w:val="2"/>
+              <w:numId w:val="19"/>
+            </w:numPr>
+            <w:tabs>
+              <w:tab w:val="left" w:pos="3828"/>
+              <w:tab w:val="right" w:pos="9807"/>
+            </w:tabs>
+            <w:spacing w:before="300"/>
+            <w:ind w:left="3680" w:right="2177" w:hanging="635"/>
+          </w:pPr>
+          <w:r>
+            <w:t>Error Handling Mechanism</w:t>
+          </w:r>
+        </w:p>
+        <w:p>
+          <w:pPr>
+            <w:pStyle w:val="TOC4"/>
+            <w:numPr>
+              <w:ilvl w:val="2"/>
+              <w:numId w:val="19"/>
+            </w:numPr>
+            <w:tabs>
+              <w:tab w:val="left" w:pos="3828"/>
+              <w:tab w:val="right" w:pos="9807"/>
+            </w:tabs>
+            <w:spacing w:before="300"/>
+            <w:ind w:left="3680" w:right="2177" w:hanging="635"/>
+          </w:pPr>
+          <w:r>
+            <w:t>Document Processing for RAG</w:t>
+          </w:r>
+        </w:p>
+        <w:p>
+          <w:pPr>
+            <w:pStyle w:val="TOC4"/>
+            <w:numPr>
+              <w:ilvl w:val="2"/>
+              <w:numId w:val="19"/>
+            </w:numPr>
+            <w:tabs>
+              <w:tab w:val="left" w:pos="3828"/>
+              <w:tab w:val="right" w:pos="9807"/>
+            </w:tabs>
+            <w:spacing w:before="300"/>
+            <w:ind w:left="3680" w:right="2177" w:hanging="635"/>
+          </w:pPr>
+          <w:r>
+            <w:t>Summary</w:t>
+          </w:r>
+        </w:p>
+        <w:p>
+          <w:pPr>
+            <w:pStyle w:val="TOC4"/>
+            <w:tabs>
+              <w:tab w:val="left" w:pos="3828"/>
+              <w:tab w:val="right" w:pos="9807"/>
+            </w:tabs>
+            <w:spacing w:before="300"/>
+            <w:ind w:left="3680" w:right="2177" w:firstLine="0"/>
+          </w:pPr>
+        </w:p>
+        <w:p>
+          <w:pPr>
+            <w:pStyle w:val="TOC4"/>
+            <w:tabs>
+              <w:tab w:val="left" w:pos="3828"/>
+              <w:tab w:val="right" w:pos="9807"/>
+            </w:tabs>
+            <w:spacing w:before="300"/>
+            <w:ind w:left="3680" w:right="2177" w:firstLine="0"/>
+          </w:pPr>
+        </w:p>
+        <w:p>
+          <w:pPr>
+            <w:pStyle w:val="TOC4"/>
+            <w:numPr>
+              <w:ilvl w:val="2"/>
+              <w:numId w:val="19"/>
+            </w:numPr>
+            <w:tabs>
+              <w:tab w:val="left" w:pos="3828"/>
+              <w:tab w:val="right" w:pos="9807"/>
+            </w:tabs>
+            <w:spacing w:before="300"/>
+            <w:ind w:left="3680" w:right="2177" w:hanging="635"/>
+            <w:rPr>
+              <w:spacing w:val="-2"/>
+            </w:rPr>
+          </w:pPr>
+          <w:r>
+            <w:lastRenderedPageBreak/>
+            <w:t xml:space="preserve">Embedding Request </w:t>
+          </w:r>
+          <w:proofErr w:type="spellStart"/>
+          <w:r>
+            <w:t>Constrution</w:t>
+          </w:r>
+          <w:proofErr w:type="spellEnd"/>
+          <w:r>
+            <w:t xml:space="preserve"> </w:t>
+          </w:r>
+        </w:p>
+        <w:p>
+          <w:pPr>
+            <w:pStyle w:val="TOC4"/>
+            <w:numPr>
+              <w:ilvl w:val="2"/>
+              <w:numId w:val="19"/>
+            </w:numPr>
+            <w:tabs>
+              <w:tab w:val="left" w:pos="3828"/>
+              <w:tab w:val="right" w:pos="9807"/>
+            </w:tabs>
+            <w:spacing w:before="300"/>
+            <w:ind w:left="3680" w:right="193" w:hanging="703"/>
+            <w:rPr>
+              <w:spacing w:val="-2"/>
+            </w:rPr>
+          </w:pPr>
+          <w:r>
+            <w:rPr>
+              <w:spacing w:val="-2"/>
+            </w:rPr>
+            <w:t xml:space="preserve">API </w:t>
+          </w:r>
+          <w:r>
+            <w:rPr>
+              <w:spacing w:val="-2"/>
+            </w:rPr>
+            <w:t>Request</w:t>
+          </w:r>
+        </w:p>
+        <w:p>
+          <w:pPr>
+            <w:pStyle w:val="TOC4"/>
+            <w:numPr>
+              <w:ilvl w:val="2"/>
+              <w:numId w:val="19"/>
+            </w:numPr>
+            <w:tabs>
+              <w:tab w:val="left" w:pos="3828"/>
+              <w:tab w:val="right" w:pos="9807"/>
+            </w:tabs>
+            <w:spacing w:before="300"/>
+            <w:ind w:left="3680" w:right="193" w:hanging="703"/>
+            <w:rPr>
+              <w:spacing w:val="-2"/>
+            </w:rPr>
+          </w:pPr>
+          <w:r>
+            <w:rPr>
+              <w:spacing w:val="-2"/>
+            </w:rPr>
+            <w:t>Embedding Extraction</w:t>
+          </w:r>
+        </w:p>
+        <w:p>
+          <w:pPr>
+            <w:pStyle w:val="TOC4"/>
+            <w:numPr>
+              <w:ilvl w:val="2"/>
+              <w:numId w:val="19"/>
+            </w:numPr>
+            <w:tabs>
+              <w:tab w:val="left" w:pos="3828"/>
+              <w:tab w:val="right" w:pos="9807"/>
+            </w:tabs>
+            <w:spacing w:before="300"/>
+            <w:ind w:left="3680" w:right="193" w:hanging="703"/>
+            <w:rPr>
+              <w:spacing w:val="-2"/>
+            </w:rPr>
+          </w:pPr>
+          <w:r>
+            <w:rPr>
+              <w:spacing w:val="-2"/>
+            </w:rPr>
+            <w:t>Storage of E</w:t>
+          </w:r>
+          <w:r>
+            <w:rPr>
+              <w:spacing w:val="-2"/>
+            </w:rPr>
+            <w:t>mbeddings</w:t>
+          </w:r>
+        </w:p>
+        <w:p>
+          <w:pPr>
+            <w:pStyle w:val="TOC4"/>
+            <w:numPr>
+              <w:ilvl w:val="2"/>
+              <w:numId w:val="19"/>
+            </w:numPr>
+            <w:tabs>
+              <w:tab w:val="left" w:pos="3828"/>
+              <w:tab w:val="right" w:pos="9807"/>
+            </w:tabs>
+            <w:spacing w:before="300"/>
+            <w:ind w:left="3680" w:right="193" w:hanging="703"/>
+            <w:rPr>
+              <w:spacing w:val="-2"/>
+            </w:rPr>
+          </w:pPr>
+          <w:r>
+            <w:rPr>
+              <w:spacing w:val="-2"/>
+            </w:rPr>
+            <w:t>Prompt Construction</w:t>
+          </w:r>
+        </w:p>
+        <w:p>
+          <w:pPr>
+            <w:pStyle w:val="TOC4"/>
+            <w:numPr>
+              <w:ilvl w:val="2"/>
+              <w:numId w:val="19"/>
+            </w:numPr>
+            <w:tabs>
+              <w:tab w:val="left" w:pos="3828"/>
+              <w:tab w:val="right" w:pos="9807"/>
+            </w:tabs>
+            <w:spacing w:before="300"/>
+            <w:ind w:left="3680" w:right="193" w:hanging="703"/>
+            <w:rPr>
+              <w:spacing w:val="-2"/>
+            </w:rPr>
+          </w:pPr>
+          <w:r>
+            <w:rPr>
+              <w:spacing w:val="-2"/>
+            </w:rPr>
+            <w:t>Response Extraction</w:t>
+          </w:r>
+        </w:p>
+        <w:p>
+          <w:pPr>
+            <w:pStyle w:val="TOC4"/>
+            <w:numPr>
+              <w:ilvl w:val="2"/>
+              <w:numId w:val="19"/>
+            </w:numPr>
+            <w:tabs>
+              <w:tab w:val="left" w:pos="3828"/>
+              <w:tab w:val="right" w:pos="9807"/>
+            </w:tabs>
+            <w:spacing w:before="300"/>
+            <w:ind w:left="3680" w:right="193" w:hanging="703"/>
+            <w:rPr>
+              <w:spacing w:val="-2"/>
+            </w:rPr>
+          </w:pPr>
+          <w:r>
+            <w:rPr>
+              <w:spacing w:val="-2"/>
+            </w:rPr>
+            <w:t>Asynchronous Server Communication</w:t>
+          </w:r>
+        </w:p>
+        <w:p>
+          <w:pPr>
             <w:pStyle w:val="TOC1"/>
             <w:numPr>
               <w:ilvl w:val="0"/>
@@ -5815,7 +6468,7 @@
       </w:tr>
       <w:tr>
         <w:trPr>
-          <w:trHeight w:val="565"/>
+          <w:trHeight w:val="1285"/>
         </w:trPr>
         <w:tc>
           <w:tcPr>
@@ -5871,7 +6524,24 @@
               <w:rPr>
                 <w:sz w:val="28"/>
               </w:rPr>
-              <w:t>Low Code Framework</w:t>
+              <w:t>Oracle APEX Backend Admin Page</w:t>
+            </w:r>
+          </w:p>
+          <w:p/>
+          <w:p>
+            <w:pPr>
+              <w:tabs>
+                <w:tab w:val="left" w:pos="1620"/>
+              </w:tabs>
+            </w:pPr>
+            <w:r>
+              <w:t xml:space="preserve">    </w:t>
+            </w:r>
+            <w:r>
+              <w:rPr>
+                <w:sz w:val="28"/>
+              </w:rPr>
+              <w:t xml:space="preserve"> </w:t>
             </w:r>
           </w:p>
         </w:tc>
@@ -5914,8 +6584,885 @@
             <w:pPr>
               <w:pStyle w:val="TableParagraph"/>
               <w:spacing w:before="295"/>
+              <w:rPr>
+                <w:spacing w:val="-5"/>
+                <w:sz w:val="28"/>
+              </w:rPr>
+            </w:pPr>
+          </w:p>
+          <w:p>
+            <w:pPr>
+              <w:pStyle w:val="TableParagraph"/>
+              <w:spacing w:before="295"/>
               <w:ind w:left="906"/>
               <w:rPr>
+                <w:sz w:val="28"/>
+              </w:rPr>
+            </w:pPr>
+          </w:p>
+        </w:tc>
+      </w:tr>
+      <w:tr>
+        <w:trPr>
+          <w:trHeight w:val="845"/>
+        </w:trPr>
+        <w:tc>
+          <w:tcPr>
+            <w:tcW w:w="1931" w:type="dxa"/>
+          </w:tcPr>
+          <w:p>
+            <w:pPr>
+              <w:pStyle w:val="TableParagraph"/>
+              <w:spacing w:before="295"/>
+              <w:ind w:right="133"/>
+              <w:jc w:val="center"/>
+              <w:rPr>
+                <w:spacing w:val="-5"/>
+                <w:sz w:val="28"/>
+              </w:rPr>
+            </w:pPr>
+            <w:r>
+              <w:rPr>
+                <w:spacing w:val="-5"/>
+                <w:sz w:val="28"/>
+              </w:rPr>
+              <w:t>4.</w:t>
+            </w:r>
+            <w:r>
+              <w:rPr>
+                <w:spacing w:val="-5"/>
+                <w:sz w:val="28"/>
+              </w:rPr>
+              <w:t>2</w:t>
+            </w:r>
+          </w:p>
+        </w:tc>
+        <w:tc>
+          <w:tcPr>
+            <w:tcW w:w="6528" w:type="dxa"/>
+          </w:tcPr>
+          <w:p>
+            <w:pPr>
+              <w:pStyle w:val="TableParagraph"/>
+              <w:spacing w:before="293"/>
+              <w:ind w:left="231"/>
+              <w:rPr>
+                <w:sz w:val="28"/>
+              </w:rPr>
+            </w:pPr>
+            <w:r>
+              <w:rPr>
+                <w:sz w:val="28"/>
+              </w:rPr>
+              <w:t>RAG Chatbot</w:t>
+            </w:r>
+          </w:p>
+        </w:tc>
+        <w:tc>
+          <w:tcPr>
+            <w:tcW w:w="1621" w:type="dxa"/>
+          </w:tcPr>
+          <w:p>
+            <w:pPr>
+              <w:pStyle w:val="TableParagraph"/>
+              <w:spacing w:before="295"/>
+              <w:rPr>
+                <w:spacing w:val="-5"/>
+                <w:sz w:val="28"/>
+              </w:rPr>
+            </w:pPr>
+          </w:p>
+        </w:tc>
+      </w:tr>
+      <w:tr>
+        <w:trPr>
+          <w:trHeight w:val="856"/>
+        </w:trPr>
+        <w:tc>
+          <w:tcPr>
+            <w:tcW w:w="1931" w:type="dxa"/>
+          </w:tcPr>
+          <w:p>
+            <w:pPr>
+              <w:pStyle w:val="TableParagraph"/>
+              <w:spacing w:before="295"/>
+              <w:ind w:right="133"/>
+              <w:jc w:val="center"/>
+              <w:rPr>
+                <w:spacing w:val="-5"/>
+                <w:sz w:val="28"/>
+              </w:rPr>
+            </w:pPr>
+            <w:r>
+              <w:rPr>
+                <w:spacing w:val="-5"/>
+                <w:sz w:val="28"/>
+              </w:rPr>
+              <w:t>4.3</w:t>
+            </w:r>
+          </w:p>
+        </w:tc>
+        <w:tc>
+          <w:tcPr>
+            <w:tcW w:w="6528" w:type="dxa"/>
+          </w:tcPr>
+          <w:p>
+            <w:pPr>
+              <w:pStyle w:val="TableParagraph"/>
+              <w:spacing w:before="293"/>
+              <w:ind w:left="231"/>
+              <w:rPr>
+                <w:sz w:val="28"/>
+              </w:rPr>
+            </w:pPr>
+            <w:r>
+              <w:rPr>
+                <w:sz w:val="28"/>
+              </w:rPr>
+              <w:t>Low code Fr</w:t>
+            </w:r>
+            <w:bookmarkStart w:id="4" w:name="_GoBack"/>
+            <w:bookmarkEnd w:id="4"/>
+            <w:r>
+              <w:rPr>
+                <w:sz w:val="28"/>
+              </w:rPr>
+              <w:t>amework</w:t>
+            </w:r>
+          </w:p>
+        </w:tc>
+        <w:tc>
+          <w:tcPr>
+            <w:tcW w:w="1621" w:type="dxa"/>
+          </w:tcPr>
+          <w:p>
+            <w:pPr>
+              <w:pStyle w:val="TableParagraph"/>
+              <w:spacing w:before="295"/>
+              <w:rPr>
+                <w:spacing w:val="-5"/>
+                <w:sz w:val="28"/>
+              </w:rPr>
+            </w:pPr>
+          </w:p>
+        </w:tc>
+      </w:tr>
+      <w:tr>
+        <w:trPr>
+          <w:trHeight w:val="854"/>
+        </w:trPr>
+        <w:tc>
+          <w:tcPr>
+            <w:tcW w:w="1931" w:type="dxa"/>
+          </w:tcPr>
+          <w:p>
+            <w:pPr>
+              <w:pStyle w:val="TableParagraph"/>
+              <w:spacing w:before="295"/>
+              <w:ind w:right="133"/>
+              <w:jc w:val="center"/>
+              <w:rPr>
+                <w:spacing w:val="-5"/>
+                <w:sz w:val="28"/>
+              </w:rPr>
+            </w:pPr>
+            <w:r>
+              <w:rPr>
+                <w:spacing w:val="-5"/>
+                <w:sz w:val="28"/>
+              </w:rPr>
+              <w:t>4.4</w:t>
+            </w:r>
+          </w:p>
+        </w:tc>
+        <w:tc>
+          <w:tcPr>
+            <w:tcW w:w="6528" w:type="dxa"/>
+          </w:tcPr>
+          <w:p>
+            <w:pPr>
+              <w:pStyle w:val="TableParagraph"/>
+              <w:spacing w:before="293"/>
+              <w:ind w:left="231"/>
+              <w:rPr>
+                <w:sz w:val="28"/>
+              </w:rPr>
+            </w:pPr>
+            <w:r>
+              <w:rPr>
+                <w:sz w:val="28"/>
+              </w:rPr>
+              <w:t>Response Accuracy Comparison</w:t>
+            </w:r>
+          </w:p>
+        </w:tc>
+        <w:tc>
+          <w:tcPr>
+            <w:tcW w:w="1621" w:type="dxa"/>
+          </w:tcPr>
+          <w:p>
+            <w:pPr>
+              <w:pStyle w:val="TableParagraph"/>
+              <w:spacing w:before="295"/>
+              <w:rPr>
+                <w:spacing w:val="-5"/>
+                <w:sz w:val="28"/>
+              </w:rPr>
+            </w:pPr>
+          </w:p>
+        </w:tc>
+      </w:tr>
+      <w:tr>
+        <w:trPr>
+          <w:trHeight w:val="838"/>
+        </w:trPr>
+        <w:tc>
+          <w:tcPr>
+            <w:tcW w:w="1931" w:type="dxa"/>
+          </w:tcPr>
+          <w:p>
+            <w:pPr>
+              <w:pStyle w:val="TableParagraph"/>
+              <w:spacing w:before="295"/>
+              <w:ind w:right="133"/>
+              <w:jc w:val="center"/>
+              <w:rPr>
+                <w:spacing w:val="-5"/>
+                <w:sz w:val="28"/>
+              </w:rPr>
+            </w:pPr>
+            <w:r>
+              <w:rPr>
+                <w:spacing w:val="-5"/>
+                <w:sz w:val="28"/>
+              </w:rPr>
+              <w:t>4.5</w:t>
+            </w:r>
+          </w:p>
+        </w:tc>
+        <w:tc>
+          <w:tcPr>
+            <w:tcW w:w="6528" w:type="dxa"/>
+          </w:tcPr>
+          <w:p>
+            <w:pPr>
+              <w:pStyle w:val="TableParagraph"/>
+              <w:spacing w:before="295"/>
+              <w:ind w:left="231"/>
+              <w:rPr>
+                <w:sz w:val="28"/>
+              </w:rPr>
+            </w:pPr>
+            <w:r>
+              <w:rPr>
+                <w:sz w:val="28"/>
+              </w:rPr>
+              <w:t>Response Latency Comparison</w:t>
+            </w:r>
+          </w:p>
+        </w:tc>
+        <w:tc>
+          <w:tcPr>
+            <w:tcW w:w="1621" w:type="dxa"/>
+          </w:tcPr>
+          <w:p>
+            <w:pPr>
+              <w:pStyle w:val="TableParagraph"/>
+              <w:spacing w:before="295"/>
+              <w:rPr>
+                <w:spacing w:val="-5"/>
+                <w:sz w:val="28"/>
+              </w:rPr>
+            </w:pPr>
+          </w:p>
+        </w:tc>
+      </w:tr>
+      <w:tr>
+        <w:trPr>
+          <w:trHeight w:val="1006"/>
+        </w:trPr>
+        <w:tc>
+          <w:tcPr>
+            <w:tcW w:w="1931" w:type="dxa"/>
+          </w:tcPr>
+          <w:p>
+            <w:pPr>
+              <w:pStyle w:val="TableParagraph"/>
+              <w:spacing w:before="295"/>
+              <w:ind w:right="133"/>
+              <w:jc w:val="center"/>
+              <w:rPr>
+                <w:spacing w:val="-5"/>
+                <w:sz w:val="28"/>
+              </w:rPr>
+            </w:pPr>
+            <w:r>
+              <w:rPr>
+                <w:spacing w:val="-5"/>
+                <w:sz w:val="28"/>
+              </w:rPr>
+              <w:t>4.6</w:t>
+            </w:r>
+          </w:p>
+        </w:tc>
+        <w:tc>
+          <w:tcPr>
+            <w:tcW w:w="6528" w:type="dxa"/>
+          </w:tcPr>
+          <w:p>
+            <w:pPr>
+              <w:pStyle w:val="TableParagraph"/>
+              <w:spacing w:before="295"/>
+              <w:ind w:left="231"/>
+              <w:rPr>
+                <w:sz w:val="28"/>
+              </w:rPr>
+            </w:pPr>
+            <w:r>
+              <w:rPr>
+                <w:sz w:val="28"/>
+              </w:rPr>
+              <w:t>Key Metrics Comparison Across Chatbots</w:t>
+            </w:r>
+          </w:p>
+        </w:tc>
+        <w:tc>
+          <w:tcPr>
+            <w:tcW w:w="1621" w:type="dxa"/>
+          </w:tcPr>
+          <w:p>
+            <w:pPr>
+              <w:pStyle w:val="TableParagraph"/>
+              <w:spacing w:before="295"/>
+              <w:rPr>
+                <w:spacing w:val="-5"/>
+                <w:sz w:val="28"/>
+              </w:rPr>
+            </w:pPr>
+          </w:p>
+        </w:tc>
+      </w:tr>
+      <w:tr>
+        <w:trPr>
+          <w:trHeight w:val="719"/>
+        </w:trPr>
+        <w:tc>
+          <w:tcPr>
+            <w:tcW w:w="1931" w:type="dxa"/>
+          </w:tcPr>
+          <w:p>
+            <w:pPr>
+              <w:pStyle w:val="TableParagraph"/>
+              <w:spacing w:before="295"/>
+              <w:ind w:right="133"/>
+              <w:jc w:val="center"/>
+              <w:rPr>
+                <w:spacing w:val="-5"/>
+                <w:sz w:val="28"/>
+              </w:rPr>
+            </w:pPr>
+            <w:r>
+              <w:rPr>
+                <w:spacing w:val="-5"/>
+                <w:sz w:val="28"/>
+              </w:rPr>
+              <w:lastRenderedPageBreak/>
+              <w:t>4.7</w:t>
+            </w:r>
+          </w:p>
+        </w:tc>
+        <w:tc>
+          <w:tcPr>
+            <w:tcW w:w="6528" w:type="dxa"/>
+          </w:tcPr>
+          <w:p>
+            <w:pPr>
+              <w:pStyle w:val="TableParagraph"/>
+              <w:spacing w:before="295"/>
+              <w:ind w:left="231"/>
+              <w:rPr>
+                <w:sz w:val="28"/>
+              </w:rPr>
+            </w:pPr>
+            <w:r>
+              <w:rPr>
+                <w:sz w:val="28"/>
+              </w:rPr>
+              <w:t>Document Upload and Processing Modu</w:t>
+            </w:r>
+            <w:r>
+              <w:rPr>
+                <w:sz w:val="28"/>
+              </w:rPr>
+              <w:t>le</w:t>
+            </w:r>
+          </w:p>
+        </w:tc>
+        <w:tc>
+          <w:tcPr>
+            <w:tcW w:w="1621" w:type="dxa"/>
+          </w:tcPr>
+          <w:p>
+            <w:pPr>
+              <w:pStyle w:val="TableParagraph"/>
+              <w:spacing w:before="295"/>
+              <w:rPr>
+                <w:spacing w:val="-5"/>
+                <w:sz w:val="28"/>
+              </w:rPr>
+            </w:pPr>
+          </w:p>
+        </w:tc>
+      </w:tr>
+      <w:tr>
+        <w:trPr>
+          <w:trHeight w:val="701"/>
+        </w:trPr>
+        <w:tc>
+          <w:tcPr>
+            <w:tcW w:w="1931" w:type="dxa"/>
+          </w:tcPr>
+          <w:p>
+            <w:pPr>
+              <w:pStyle w:val="TableParagraph"/>
+              <w:spacing w:before="295"/>
+              <w:ind w:right="133"/>
+              <w:jc w:val="center"/>
+              <w:rPr>
+                <w:spacing w:val="-5"/>
+                <w:sz w:val="28"/>
+              </w:rPr>
+            </w:pPr>
+            <w:r>
+              <w:rPr>
+                <w:spacing w:val="-5"/>
+                <w:sz w:val="28"/>
+              </w:rPr>
+              <w:t>4.8</w:t>
+            </w:r>
+          </w:p>
+        </w:tc>
+        <w:tc>
+          <w:tcPr>
+            <w:tcW w:w="6528" w:type="dxa"/>
+          </w:tcPr>
+          <w:p>
+            <w:pPr>
+              <w:pStyle w:val="TableParagraph"/>
+              <w:spacing w:before="295"/>
+              <w:ind w:left="231"/>
+              <w:rPr>
+                <w:sz w:val="28"/>
+              </w:rPr>
+            </w:pPr>
+            <w:r>
+              <w:rPr>
+                <w:sz w:val="28"/>
+              </w:rPr>
+              <w:t>JSON Embedding</w:t>
+            </w:r>
+          </w:p>
+        </w:tc>
+        <w:tc>
+          <w:tcPr>
+            <w:tcW w:w="1621" w:type="dxa"/>
+          </w:tcPr>
+          <w:p>
+            <w:pPr>
+              <w:pStyle w:val="TableParagraph"/>
+              <w:spacing w:before="295"/>
+              <w:rPr>
+                <w:spacing w:val="-5"/>
+                <w:sz w:val="28"/>
+              </w:rPr>
+            </w:pPr>
+          </w:p>
+        </w:tc>
+      </w:tr>
+      <w:tr>
+        <w:trPr>
+          <w:trHeight w:val="711"/>
+        </w:trPr>
+        <w:tc>
+          <w:tcPr>
+            <w:tcW w:w="1931" w:type="dxa"/>
+          </w:tcPr>
+          <w:p>
+            <w:pPr>
+              <w:pStyle w:val="TableParagraph"/>
+              <w:spacing w:before="295"/>
+              <w:ind w:right="133"/>
+              <w:jc w:val="center"/>
+              <w:rPr>
+                <w:spacing w:val="-5"/>
+                <w:sz w:val="28"/>
+              </w:rPr>
+            </w:pPr>
+            <w:r>
+              <w:rPr>
+                <w:spacing w:val="-5"/>
+                <w:sz w:val="28"/>
+              </w:rPr>
+              <w:t>4.9</w:t>
+            </w:r>
+          </w:p>
+        </w:tc>
+        <w:tc>
+          <w:tcPr>
+            <w:tcW w:w="6528" w:type="dxa"/>
+          </w:tcPr>
+          <w:p>
+            <w:pPr>
+              <w:pStyle w:val="TableParagraph"/>
+              <w:spacing w:before="295"/>
+              <w:ind w:left="231"/>
+              <w:rPr>
+                <w:sz w:val="28"/>
+              </w:rPr>
+            </w:pPr>
+            <w:r>
+              <w:rPr>
+                <w:sz w:val="28"/>
+              </w:rPr>
+              <w:t>API Webservice Call</w:t>
+            </w:r>
+          </w:p>
+        </w:tc>
+        <w:tc>
+          <w:tcPr>
+            <w:tcW w:w="1621" w:type="dxa"/>
+          </w:tcPr>
+          <w:p>
+            <w:pPr>
+              <w:pStyle w:val="TableParagraph"/>
+              <w:spacing w:before="295"/>
+              <w:rPr>
+                <w:spacing w:val="-5"/>
+                <w:sz w:val="28"/>
+              </w:rPr>
+            </w:pPr>
+          </w:p>
+        </w:tc>
+      </w:tr>
+      <w:tr>
+        <w:trPr>
+          <w:trHeight w:val="706"/>
+        </w:trPr>
+        <w:tc>
+          <w:tcPr>
+            <w:tcW w:w="1931" w:type="dxa"/>
+          </w:tcPr>
+          <w:p>
+            <w:pPr>
+              <w:pStyle w:val="TableParagraph"/>
+              <w:spacing w:before="295"/>
+              <w:ind w:right="133"/>
+              <w:jc w:val="center"/>
+              <w:rPr>
+                <w:spacing w:val="-5"/>
+                <w:sz w:val="28"/>
+              </w:rPr>
+            </w:pPr>
+            <w:r>
+              <w:rPr>
+                <w:spacing w:val="-5"/>
+                <w:sz w:val="28"/>
+              </w:rPr>
+              <w:t>4.10</w:t>
+            </w:r>
+          </w:p>
+        </w:tc>
+        <w:tc>
+          <w:tcPr>
+            <w:tcW w:w="6528" w:type="dxa"/>
+          </w:tcPr>
+          <w:p>
+            <w:pPr>
+              <w:pStyle w:val="TableParagraph"/>
+              <w:spacing w:before="295"/>
+              <w:ind w:left="231"/>
+              <w:rPr>
+                <w:sz w:val="28"/>
+              </w:rPr>
+            </w:pPr>
+            <w:r>
+              <w:rPr>
+                <w:sz w:val="28"/>
+              </w:rPr>
+              <w:t>API Response Extraction</w:t>
+            </w:r>
+          </w:p>
+        </w:tc>
+        <w:tc>
+          <w:tcPr>
+            <w:tcW w:w="1621" w:type="dxa"/>
+          </w:tcPr>
+          <w:p>
+            <w:pPr>
+              <w:pStyle w:val="TableParagraph"/>
+              <w:spacing w:before="295"/>
+              <w:rPr>
+                <w:spacing w:val="-5"/>
+                <w:sz w:val="28"/>
+              </w:rPr>
+            </w:pPr>
+          </w:p>
+        </w:tc>
+      </w:tr>
+      <w:tr>
+        <w:trPr>
+          <w:trHeight w:val="716"/>
+        </w:trPr>
+        <w:tc>
+          <w:tcPr>
+            <w:tcW w:w="1931" w:type="dxa"/>
+          </w:tcPr>
+          <w:p>
+            <w:pPr>
+              <w:pStyle w:val="TableParagraph"/>
+              <w:spacing w:before="295"/>
+              <w:ind w:right="133"/>
+              <w:jc w:val="center"/>
+              <w:rPr>
+                <w:spacing w:val="-5"/>
+                <w:sz w:val="28"/>
+              </w:rPr>
+            </w:pPr>
+            <w:r>
+              <w:rPr>
+                <w:spacing w:val="-5"/>
+                <w:sz w:val="28"/>
+              </w:rPr>
+              <w:t>4.11</w:t>
+            </w:r>
+          </w:p>
+        </w:tc>
+        <w:tc>
+          <w:tcPr>
+            <w:tcW w:w="6528" w:type="dxa"/>
+          </w:tcPr>
+          <w:p>
+            <w:pPr>
+              <w:pStyle w:val="TableParagraph"/>
+              <w:spacing w:before="295"/>
+              <w:ind w:left="231"/>
+              <w:rPr>
+                <w:sz w:val="28"/>
+              </w:rPr>
+            </w:pPr>
+            <w:r>
+              <w:rPr>
+                <w:sz w:val="28"/>
+              </w:rPr>
+              <w:t>Storage Embeddings</w:t>
+            </w:r>
+          </w:p>
+        </w:tc>
+        <w:tc>
+          <w:tcPr>
+            <w:tcW w:w="1621" w:type="dxa"/>
+          </w:tcPr>
+          <w:p>
+            <w:pPr>
+              <w:pStyle w:val="TableParagraph"/>
+              <w:spacing w:before="295"/>
+              <w:rPr>
+                <w:spacing w:val="-5"/>
+                <w:sz w:val="28"/>
+              </w:rPr>
+            </w:pPr>
+          </w:p>
+        </w:tc>
+      </w:tr>
+      <w:tr>
+        <w:trPr>
+          <w:trHeight w:val="698"/>
+        </w:trPr>
+        <w:tc>
+          <w:tcPr>
+            <w:tcW w:w="1931" w:type="dxa"/>
+          </w:tcPr>
+          <w:p>
+            <w:pPr>
+              <w:pStyle w:val="TableParagraph"/>
+              <w:spacing w:before="295"/>
+              <w:ind w:right="133"/>
+              <w:jc w:val="center"/>
+              <w:rPr>
+                <w:spacing w:val="-5"/>
+                <w:sz w:val="28"/>
+              </w:rPr>
+            </w:pPr>
+            <w:r>
+              <w:rPr>
+                <w:spacing w:val="-5"/>
+                <w:sz w:val="28"/>
+              </w:rPr>
+              <w:t>4.12</w:t>
+            </w:r>
+          </w:p>
+        </w:tc>
+        <w:tc>
+          <w:tcPr>
+            <w:tcW w:w="6528" w:type="dxa"/>
+          </w:tcPr>
+          <w:p>
+            <w:pPr>
+              <w:pStyle w:val="TableParagraph"/>
+              <w:spacing w:before="295"/>
+              <w:ind w:left="231"/>
+              <w:rPr>
+                <w:sz w:val="28"/>
+              </w:rPr>
+            </w:pPr>
+            <w:r>
+              <w:rPr>
+                <w:sz w:val="28"/>
+              </w:rPr>
+              <w:t>Prompt Construction</w:t>
+            </w:r>
+          </w:p>
+        </w:tc>
+        <w:tc>
+          <w:tcPr>
+            <w:tcW w:w="1621" w:type="dxa"/>
+          </w:tcPr>
+          <w:p>
+            <w:pPr>
+              <w:pStyle w:val="TableParagraph"/>
+              <w:spacing w:before="295"/>
+              <w:rPr>
+                <w:spacing w:val="-5"/>
+                <w:sz w:val="28"/>
+              </w:rPr>
+            </w:pPr>
+          </w:p>
+        </w:tc>
+      </w:tr>
+      <w:tr>
+        <w:trPr>
+          <w:trHeight w:val="723"/>
+        </w:trPr>
+        <w:tc>
+          <w:tcPr>
+            <w:tcW w:w="1931" w:type="dxa"/>
+          </w:tcPr>
+          <w:p>
+            <w:pPr>
+              <w:pStyle w:val="TableParagraph"/>
+              <w:spacing w:before="295"/>
+              <w:ind w:right="133"/>
+              <w:jc w:val="center"/>
+              <w:rPr>
+                <w:spacing w:val="-5"/>
+                <w:sz w:val="28"/>
+              </w:rPr>
+            </w:pPr>
+            <w:r>
+              <w:rPr>
+                <w:spacing w:val="-5"/>
+                <w:sz w:val="28"/>
+              </w:rPr>
+              <w:t>4.13</w:t>
+            </w:r>
+          </w:p>
+        </w:tc>
+        <w:tc>
+          <w:tcPr>
+            <w:tcW w:w="6528" w:type="dxa"/>
+          </w:tcPr>
+          <w:p>
+            <w:pPr>
+              <w:pStyle w:val="TableParagraph"/>
+              <w:spacing w:before="295"/>
+              <w:ind w:left="231"/>
+              <w:rPr>
+                <w:sz w:val="28"/>
+              </w:rPr>
+            </w:pPr>
+            <w:r>
+              <w:rPr>
+                <w:sz w:val="28"/>
+              </w:rPr>
+              <w:t>Response Extraction</w:t>
+            </w:r>
+          </w:p>
+        </w:tc>
+        <w:tc>
+          <w:tcPr>
+            <w:tcW w:w="1621" w:type="dxa"/>
+          </w:tcPr>
+          <w:p>
+            <w:pPr>
+              <w:pStyle w:val="TableParagraph"/>
+              <w:spacing w:before="295"/>
+              <w:rPr>
+                <w:spacing w:val="-5"/>
+                <w:sz w:val="28"/>
+              </w:rPr>
+            </w:pPr>
+          </w:p>
+        </w:tc>
+      </w:tr>
+      <w:tr>
+        <w:trPr>
+          <w:trHeight w:val="565"/>
+        </w:trPr>
+        <w:tc>
+          <w:tcPr>
+            <w:tcW w:w="1931" w:type="dxa"/>
+          </w:tcPr>
+          <w:p>
+            <w:pPr>
+              <w:pStyle w:val="TableParagraph"/>
+              <w:spacing w:before="295"/>
+              <w:ind w:right="133"/>
+              <w:jc w:val="center"/>
+              <w:rPr>
+                <w:spacing w:val="-5"/>
+                <w:sz w:val="28"/>
+              </w:rPr>
+            </w:pPr>
+            <w:r>
+              <w:rPr>
+                <w:spacing w:val="-5"/>
+                <w:sz w:val="28"/>
+              </w:rPr>
+              <w:t>4.14</w:t>
+            </w:r>
+          </w:p>
+        </w:tc>
+        <w:tc>
+          <w:tcPr>
+            <w:tcW w:w="6528" w:type="dxa"/>
+          </w:tcPr>
+          <w:p>
+            <w:pPr>
+              <w:pStyle w:val="TableParagraph"/>
+              <w:spacing w:before="295"/>
+              <w:ind w:left="231"/>
+              <w:rPr>
+                <w:sz w:val="28"/>
+              </w:rPr>
+            </w:pPr>
+            <w:r>
+              <w:rPr>
+                <w:sz w:val="28"/>
+              </w:rPr>
+              <w:t>Asynchronous Server Communication</w:t>
+            </w:r>
+          </w:p>
+        </w:tc>
+        <w:tc>
+          <w:tcPr>
+            <w:tcW w:w="1621" w:type="dxa"/>
+          </w:tcPr>
+          <w:p>
+            <w:pPr>
+              <w:pStyle w:val="TableParagraph"/>
+              <w:spacing w:before="295"/>
+              <w:rPr>
+                <w:spacing w:val="-5"/>
                 <w:sz w:val="28"/>
               </w:rPr>
             </w:pPr>
@@ -6244,6 +7791,46 @@
       </w:r>
       <w:r>
         <w:t>Graphical User Interface</w:t>
+      </w:r>
+    </w:p>
+    <w:p>
+      <w:pPr>
+        <w:pStyle w:val="BodyText"/>
+        <w:tabs>
+          <w:tab w:val="left" w:pos="3046"/>
+        </w:tabs>
+        <w:ind w:left="165"/>
+      </w:pPr>
+    </w:p>
+    <w:p>
+      <w:pPr>
+        <w:pStyle w:val="BodyText"/>
+        <w:tabs>
+          <w:tab w:val="left" w:pos="3046"/>
+        </w:tabs>
+        <w:spacing w:before="240"/>
+        <w:ind w:left="165"/>
+        <w:rPr>
+          <w:spacing w:val="-5"/>
+        </w:rPr>
+      </w:pPr>
+      <w:r>
+        <w:rPr>
+          <w:spacing w:val="-5"/>
+        </w:rPr>
+        <w:t xml:space="preserve">APEX                               </w:t>
+      </w:r>
+      <w:r>
+        <w:rPr>
+          <w:spacing w:val="-5"/>
+        </w:rPr>
+        <w:t xml:space="preserve">  </w:t>
+      </w:r>
+      <w:r>
+        <w:rPr>
+          <w:spacing w:val="-5"/>
+        </w:rPr>
+        <w:t>Application Express</w:t>
       </w:r>
     </w:p>
     <w:p>
@@ -9545,8 +11132,8 @@
           <w:tab w:val="left" w:pos="726"/>
         </w:tabs>
       </w:pPr>
-      <w:bookmarkStart w:id="4" w:name="_TOC_250009"/>
-      <w:bookmarkEnd w:id="4"/>
+      <w:bookmarkStart w:id="5" w:name="_TOC_250009"/>
+      <w:bookmarkEnd w:id="5"/>
       <w:r>
         <w:rPr>
           <w:spacing w:val="-2"/>
@@ -9650,8 +11237,8 @@
         </w:tabs>
         <w:ind w:left="731" w:hanging="566"/>
       </w:pPr>
-      <w:bookmarkStart w:id="5" w:name="_TOC_250008"/>
-      <w:bookmarkEnd w:id="5"/>
+      <w:bookmarkStart w:id="6" w:name="_TOC_250008"/>
+      <w:bookmarkEnd w:id="6"/>
       <w:r>
         <w:rPr>
           <w:spacing w:val="-2"/>
@@ -15816,15 +17403,7 @@
           <w:bCs w:val="0"/>
           <w:color w:val="000000" w:themeColor="text1"/>
         </w:rPr>
-        <w:t xml:space="preserve">.1 </w:t>
-      </w:r>
-      <w:r>
-        <w:rPr>
-          <w:rStyle w:val="Strong"/>
-          <w:bCs w:val="0"/>
-          <w:color w:val="000000" w:themeColor="text1"/>
-        </w:rPr>
-        <w:t>Input Validation</w:t>
+        <w:t>.1 Input Validation</w:t>
       </w:r>
     </w:p>
     <w:p>
@@ -16016,23 +17595,7 @@
           <w:szCs w:val="28"/>
           <w:lang w:val="en-US" w:eastAsia="en-US"/>
         </w:rPr>
-        <w:t xml:space="preserve">The system ensures that all required fields are populated before proceeding. If any of the inputs are missing, the system generates an error message using the </w:t>
-      </w:r>
-      <w:r>
-        <w:rPr>
-          <w:sz w:val="28"/>
-          <w:szCs w:val="28"/>
-          <w:lang w:val="en-US" w:eastAsia="en-US"/>
-        </w:rPr>
-        <w:t>APEX_ERROR</w:t>
-      </w:r>
-      <w:r>
-        <w:rPr>
-          <w:sz w:val="28"/>
-          <w:szCs w:val="28"/>
-          <w:lang w:val="en-US" w:eastAsia="en-US"/>
-        </w:rPr>
-        <w:t xml:space="preserve"> framework and halts further execution. This validation step ensures data completeness and prevents invalid entries from being stored.</w:t>
+        <w:t>The system ensures that all required fields are populated before proceeding. If any of the inputs are missing, the system generates an error message using the APEX_ERROR framework and halts further execution. This validation step ensures data completeness and prevents invalid entries from being stored.</w:t>
       </w:r>
     </w:p>
     <w:p>
@@ -16090,55 +17653,7 @@
           <w:szCs w:val="28"/>
           <w:lang w:val="en-US" w:eastAsia="en-US"/>
         </w:rPr>
-        <w:t xml:space="preserve">To uniquely identify each uploaded document, a new </w:t>
-      </w:r>
-      <w:r>
-        <w:rPr>
-          <w:sz w:val="28"/>
-          <w:szCs w:val="28"/>
-          <w:lang w:val="en-US" w:eastAsia="en-US"/>
-        </w:rPr>
-        <w:t>SOURCE_ID</w:t>
-      </w:r>
-      <w:r>
-        <w:rPr>
-          <w:sz w:val="28"/>
-          <w:szCs w:val="28"/>
-          <w:lang w:val="en-US" w:eastAsia="en-US"/>
-        </w:rPr>
-        <w:t xml:space="preserve"> is generated dynamically. This is achieved by retrieving the maximum existing </w:t>
-      </w:r>
-      <w:r>
-        <w:rPr>
-          <w:sz w:val="28"/>
-          <w:szCs w:val="28"/>
-          <w:lang w:val="en-US" w:eastAsia="en-US"/>
-        </w:rPr>
-        <w:t>SOURCE_ID</w:t>
-      </w:r>
-      <w:r>
-        <w:rPr>
-          <w:sz w:val="28"/>
-          <w:szCs w:val="28"/>
-          <w:lang w:val="en-US" w:eastAsia="en-US"/>
-        </w:rPr>
-        <w:t xml:space="preserve"> from the </w:t>
-      </w:r>
-      <w:r>
-        <w:rPr>
-          <w:sz w:val="28"/>
-          <w:szCs w:val="28"/>
-          <w:lang w:val="en-US" w:eastAsia="en-US"/>
-        </w:rPr>
-        <w:t>ERP_RAG_SOURCE</w:t>
-      </w:r>
-      <w:r>
-        <w:rPr>
-          <w:sz w:val="28"/>
-          <w:szCs w:val="28"/>
-          <w:lang w:val="en-US" w:eastAsia="en-US"/>
-        </w:rPr>
-        <w:t xml:space="preserve"> table and incrementing it by one. This approach ensures that each record has a unique identifier, thereby maintaining data integrity within the system.</w:t>
+        <w:t>To uniquely identify each uploaded document, a new SOURCE_ID is generated dynamically. This is achieved by retrieving the maximum existing SOURCE_ID from the ERP_RAG_SOURCE table and incrementing it by one. This approach ensures that each record has a unique identifier, thereby maintaining data integrity within the system.</w:t>
       </w:r>
     </w:p>
     <w:p>
@@ -16201,39 +17716,7 @@
           <w:szCs w:val="28"/>
           <w:lang w:val="en-US" w:eastAsia="en-US"/>
         </w:rPr>
-        <w:t xml:space="preserve">The uploaded file is temporarily stored in the </w:t>
-      </w:r>
-      <w:r>
-        <w:rPr>
-          <w:sz w:val="28"/>
-          <w:szCs w:val="28"/>
-          <w:lang w:val="en-US" w:eastAsia="en-US"/>
-        </w:rPr>
-        <w:t>APEX_APPLICATION_TEMP_FILES</w:t>
-      </w:r>
-      <w:r>
-        <w:rPr>
-          <w:sz w:val="28"/>
-          <w:szCs w:val="28"/>
-          <w:lang w:val="en-US" w:eastAsia="en-US"/>
-        </w:rPr>
-        <w:t xml:space="preserve"> table by Oracle APEX. The system retrieves the file from this temporary storage and inserts it into the permanent table </w:t>
-      </w:r>
-      <w:r>
-        <w:rPr>
-          <w:sz w:val="28"/>
-          <w:szCs w:val="28"/>
-          <w:lang w:val="en-US" w:eastAsia="en-US"/>
-        </w:rPr>
-        <w:t>ERP_RAG_SOURCE</w:t>
-      </w:r>
-      <w:r>
-        <w:rPr>
-          <w:sz w:val="28"/>
-          <w:szCs w:val="28"/>
-          <w:lang w:val="en-US" w:eastAsia="en-US"/>
-        </w:rPr>
-        <w:t>.</w:t>
+        <w:t>The uploaded file is temporarily stored in the APEX_APPLICATION_TEMP_FILES table by Oracle APEX. The system retrieves the file from this temporary storage and inserts it into the permanent table ERP_RAG_SOURCE.</w:t>
       </w:r>
     </w:p>
     <w:p>
@@ -16683,23 +18166,7 @@
           <w:szCs w:val="28"/>
           <w:lang w:val="en-US" w:eastAsia="en-US"/>
         </w:rPr>
-        <w:t xml:space="preserve">After successfully storing the uploaded document in the database, the system deletes all records from the </w:t>
-      </w:r>
-      <w:r>
-        <w:rPr>
-          <w:sz w:val="28"/>
-          <w:szCs w:val="28"/>
-          <w:lang w:val="en-US" w:eastAsia="en-US"/>
-        </w:rPr>
-        <w:t>APEX_APPLICATION_TEMP_FILES</w:t>
-      </w:r>
-      <w:r>
-        <w:rPr>
-          <w:sz w:val="28"/>
-          <w:szCs w:val="28"/>
-          <w:lang w:val="en-US" w:eastAsia="en-US"/>
-        </w:rPr>
-        <w:t xml:space="preserve"> table. This step is essential to:</w:t>
+        <w:t>After successfully storing the uploaded document in the database, the system deletes all records from the APEX_APPLICATION_TEMP_FILES table. This step is essential to:</w:t>
       </w:r>
     </w:p>
     <w:p>
@@ -17011,23 +18478,7 @@
           <w:szCs w:val="28"/>
           <w:lang w:val="en-US" w:eastAsia="en-US"/>
         </w:rPr>
-        <w:t xml:space="preserve">After successful insertion of the document, the module invokes the procedure </w:t>
-      </w:r>
-      <w:r>
-        <w:rPr>
-          <w:sz w:val="28"/>
-          <w:szCs w:val="28"/>
-          <w:lang w:val="en-US" w:eastAsia="en-US"/>
-        </w:rPr>
-        <w:t>PROCESS_RAG_DOCUMENT</w:t>
-      </w:r>
-      <w:r>
-        <w:rPr>
-          <w:sz w:val="28"/>
-          <w:szCs w:val="28"/>
-          <w:lang w:val="en-US" w:eastAsia="en-US"/>
-        </w:rPr>
-        <w:t>. This procedure is responsible for preparing the document for use in the RAG system. The processing includes:</w:t>
+        <w:t>After successful insertion of the document, the module invokes the procedure PROCESS_RAG_DOCUMENT. This procedure is responsible for preparing the document for use in the RAG system. The processing includes:</w:t>
       </w:r>
     </w:p>
     <w:p>
@@ -17278,10 +18729,7 @@
         <w:t>7</w:t>
       </w:r>
       <w:r>
-        <w:t xml:space="preserve"> </w:t>
-      </w:r>
-      <w:r>
-        <w:t>Document Upload and Processing Module</w:t>
+        <w:t xml:space="preserve"> Document Upload and Processing Module</w:t>
       </w:r>
     </w:p>
     <w:p>
@@ -17325,7 +18773,7 @@
         <w:rPr>
           <w:spacing w:val="-2"/>
         </w:rPr>
-        <w:t>1</w:t>
+        <w:t>0.9</w:t>
       </w:r>
       <w:r>
         <w:rPr>
@@ -17373,39 +18821,7 @@
           <w:szCs w:val="28"/>
           <w:lang w:val="en-US" w:eastAsia="en-US"/>
         </w:rPr>
-        <w:t xml:space="preserve">, which improves semantic representation and processing efficiency. The system then initializes a structured JSON format using Oracle SQL’s </w:t>
-      </w:r>
-      <w:r>
-        <w:rPr>
-          <w:sz w:val="28"/>
-          <w:szCs w:val="28"/>
-          <w:lang w:val="en-US" w:eastAsia="en-US"/>
-        </w:rPr>
-        <w:t>JSON_OBJECT</w:t>
-      </w:r>
-      <w:r>
-        <w:rPr>
-          <w:sz w:val="28"/>
-          <w:szCs w:val="28"/>
-          <w:lang w:val="en-US" w:eastAsia="en-US"/>
-        </w:rPr>
-        <w:t xml:space="preserve"> and </w:t>
-      </w:r>
-      <w:r>
-        <w:rPr>
-          <w:sz w:val="28"/>
-          <w:szCs w:val="28"/>
-          <w:lang w:val="en-US" w:eastAsia="en-US"/>
-        </w:rPr>
-        <w:t>JSON_ARRAY</w:t>
-      </w:r>
-      <w:r>
-        <w:rPr>
-          <w:sz w:val="28"/>
-          <w:szCs w:val="28"/>
-          <w:lang w:val="en-US" w:eastAsia="en-US"/>
-        </w:rPr>
-        <w:t xml:space="preserve"> functions. </w:t>
+        <w:t xml:space="preserve">, which improves semantic representation and processing efficiency. The system then initializes a structured JSON format using Oracle SQL’s JSON_OBJECT and JSON_ARRAY functions. </w:t>
       </w:r>
     </w:p>
     <w:p>
@@ -17421,23 +18837,7 @@
           <w:szCs w:val="28"/>
           <w:lang w:val="en-US" w:eastAsia="en-US"/>
         </w:rPr>
-        <w:t xml:space="preserve">The text chunk is added to the JSON body under the key </w:t>
-      </w:r>
-      <w:r>
-        <w:rPr>
-          <w:sz w:val="28"/>
-          <w:szCs w:val="28"/>
-          <w:lang w:val="en-US" w:eastAsia="en-US"/>
-        </w:rPr>
-        <w:t>texts</w:t>
-      </w:r>
-      <w:r>
-        <w:rPr>
-          <w:sz w:val="28"/>
-          <w:szCs w:val="28"/>
-          <w:lang w:val="en-US" w:eastAsia="en-US"/>
-        </w:rPr>
-        <w:t xml:space="preserve"> as an array, followed by specifying the embedding model as </w:t>
+        <w:t xml:space="preserve">The text chunk is added to the JSON body under the key texts as an array, followed by specifying the embedding model as </w:t>
       </w:r>
       <w:r>
         <w:rPr>
@@ -17559,13 +18959,7 @@
         <w:t xml:space="preserve">   </w:t>
       </w:r>
       <w:r>
-        <w:t>Figure 4.</w:t>
-      </w:r>
-      <w:r>
-        <w:t>8</w:t>
-      </w:r>
-      <w:r>
-        <w:t xml:space="preserve"> </w:t>
+        <w:t xml:space="preserve">Figure 4.8 </w:t>
       </w:r>
       <w:r>
         <w:t>JSON Embedding</w:t>
@@ -17643,7 +19037,7 @@
         <w:rPr>
           <w:spacing w:val="-2"/>
         </w:rPr>
-        <w:t>2</w:t>
+        <w:t>0.10</w:t>
       </w:r>
       <w:r>
         <w:rPr>
@@ -17652,7 +19046,7 @@
         <w:t xml:space="preserve"> </w:t>
       </w:r>
       <w:r>
-        <w:t>Embedding Request Construction</w:t>
+        <w:t>API Request</w:t>
       </w:r>
     </w:p>
     <w:p>
@@ -17706,54 +19100,33 @@
           <w:b w:val="0"/>
           <w:bCs w:val="0"/>
         </w:rPr>
-        <w:t>delete</w:t>
+        <w:t xml:space="preserve">delete to avoid conflicts. The </w:t>
+      </w:r>
+      <w:r>
+        <w:rPr>
+          <w:b w:val="0"/>
+        </w:rPr>
+        <w:t>Authorization</w:t>
       </w:r>
       <w:r>
         <w:rPr>
           <w:b w:val="0"/>
           <w:bCs w:val="0"/>
         </w:rPr>
-        <w:t xml:space="preserve"> to avoid conflicts. The </w:t>
+        <w:t xml:space="preserve"> header is then set with a Bearer token to ensure authenticated access to the API, while the </w:t>
       </w:r>
       <w:r>
         <w:rPr>
           <w:b w:val="0"/>
         </w:rPr>
-        <w:t>Authorization</w:t>
+        <w:t>Content-Type</w:t>
       </w:r>
       <w:r>
         <w:rPr>
           <w:b w:val="0"/>
           <w:bCs w:val="0"/>
         </w:rPr>
-        <w:t xml:space="preserve"> header is then set with a Bearer token to ensure authenticated access to the API, while the </w:t>
-      </w:r>
-      <w:r>
-        <w:rPr>
-          <w:b w:val="0"/>
-        </w:rPr>
-        <w:t>Content-Type</w:t>
-      </w:r>
-      <w:r>
-        <w:rPr>
-          <w:b w:val="0"/>
-          <w:bCs w:val="0"/>
-        </w:rPr>
-        <w:t xml:space="preserve"> header is defined as </w:t>
-      </w:r>
-      <w:r>
-        <w:rPr>
-          <w:b w:val="0"/>
-          <w:bCs w:val="0"/>
-        </w:rPr>
-        <w:t>application/json</w:t>
-      </w:r>
-      <w:r>
-        <w:rPr>
-          <w:b w:val="0"/>
-          <w:bCs w:val="0"/>
-        </w:rPr>
-        <w:t xml:space="preserve"> to indicate the format of the request payload.</w:t>
+        <w:t xml:space="preserve"> header is defined as application/json to indicate the format of the request payload.</w:t>
       </w:r>
     </w:p>
     <w:p>
@@ -17889,16 +19262,7 @@
         <w:ind w:left="0" w:right="2520"/>
       </w:pPr>
       <w:r>
-        <w:t xml:space="preserve">                                                </w:t>
-      </w:r>
-      <w:r>
-        <w:t>Figure 4.</w:t>
-      </w:r>
-      <w:r>
-        <w:t>9</w:t>
-      </w:r>
-      <w:r>
-        <w:t xml:space="preserve"> </w:t>
+        <w:t xml:space="preserve">                                                Figure 4.9 </w:t>
       </w:r>
       <w:r>
         <w:t xml:space="preserve">AI </w:t>
@@ -17936,7 +19300,7 @@
         <w:rPr>
           <w:spacing w:val="-2"/>
         </w:rPr>
-        <w:t>3</w:t>
+        <w:t>0.11</w:t>
       </w:r>
       <w:r>
         <w:rPr>
@@ -17964,76 +19328,55 @@
           <w:b w:val="0"/>
           <w:bCs w:val="0"/>
         </w:rPr>
-        <w:t xml:space="preserve">After receiving the response from the embedding API, the system extracts the generated vector embeddings from the JSON output. This is achieved using Oracle SQL’s </w:t>
-      </w:r>
+        <w:t xml:space="preserve">After receiving the response from the embedding API, the system extracts the generated vector embeddings from the JSON output. This is achieved using Oracle SQL’s JSON_QUERY function, which parses the response stored in </w:t>
+      </w:r>
+      <w:proofErr w:type="spellStart"/>
       <w:r>
         <w:rPr>
           <w:b w:val="0"/>
           <w:bCs w:val="0"/>
         </w:rPr>
-        <w:t>JSON_QUERY</w:t>
-      </w:r>
+        <w:t>v_response</w:t>
+      </w:r>
+      <w:proofErr w:type="spellEnd"/>
       <w:r>
         <w:rPr>
           <w:b w:val="0"/>
           <w:bCs w:val="0"/>
         </w:rPr>
-        <w:t xml:space="preserve"> function, which parses the response stored in </w:t>
-      </w:r>
-      <w:proofErr w:type="spellStart"/>
+        <w:t xml:space="preserve">. The specific path </w:t>
+      </w:r>
+      <w:proofErr w:type="gramStart"/>
       <w:r>
         <w:rPr>
           <w:b w:val="0"/>
           <w:bCs w:val="0"/>
         </w:rPr>
-        <w:t>v_response</w:t>
-      </w:r>
-      <w:proofErr w:type="spellEnd"/>
+        <w:t>$.</w:t>
+      </w:r>
+      <w:proofErr w:type="spellStart"/>
       <w:r>
         <w:rPr>
           <w:b w:val="0"/>
           <w:bCs w:val="0"/>
         </w:rPr>
-        <w:t xml:space="preserve">. The specific path </w:t>
-      </w:r>
-      <w:proofErr w:type="gramStart"/>
+        <w:t>embeddings</w:t>
+      </w:r>
+      <w:proofErr w:type="gramEnd"/>
       <w:r>
         <w:rPr>
           <w:b w:val="0"/>
           <w:bCs w:val="0"/>
         </w:rPr>
-        <w:t>$.</w:t>
-      </w:r>
-      <w:proofErr w:type="spellStart"/>
+        <w:t>.float</w:t>
+      </w:r>
+      <w:proofErr w:type="spellEnd"/>
       <w:r>
         <w:rPr>
           <w:b w:val="0"/>
           <w:bCs w:val="0"/>
         </w:rPr>
-        <w:t>embeddings</w:t>
-      </w:r>
-      <w:proofErr w:type="gramEnd"/>
-      <w:r>
-        <w:rPr>
-          <w:b w:val="0"/>
-          <w:bCs w:val="0"/>
-        </w:rPr>
-        <w:t>.float</w:t>
-      </w:r>
-      <w:proofErr w:type="spellEnd"/>
-      <w:r>
-        <w:rPr>
-          <w:b w:val="0"/>
-          <w:bCs w:val="0"/>
-        </w:rPr>
-        <w:t>[0]</w:t>
-      </w:r>
-      <w:r>
-        <w:rPr>
-          <w:b w:val="0"/>
-          <w:bCs w:val="0"/>
-        </w:rPr>
-        <w:t xml:space="preserve"> is used to retrieve the first embedding vector from the response, and the result is stored in the variable </w:t>
+        <w:t xml:space="preserve">[0] is used to retrieve the first embedding vector from the response, and the result is stored in the variable </w:t>
       </w:r>
       <w:proofErr w:type="spellStart"/>
       <w:r>
@@ -18068,21 +19411,7 @@
           <w:b w:val="0"/>
           <w:bCs w:val="0"/>
         </w:rPr>
-        <w:t xml:space="preserve">This extracted embedding represents the numerical vector form of the input text, which is essential for performing similarity-based retrieval in the RAG system. Additionally, the complete API response is printed using </w:t>
-      </w:r>
-      <w:r>
-        <w:rPr>
-          <w:b w:val="0"/>
-          <w:bCs w:val="0"/>
-        </w:rPr>
-        <w:t>DBMS_OUTPUT.PUT_LINE</w:t>
-      </w:r>
-      <w:r>
-        <w:rPr>
-          <w:b w:val="0"/>
-          <w:bCs w:val="0"/>
-        </w:rPr>
-        <w:t xml:space="preserve"> for debugging and verification purposes. </w:t>
+        <w:t xml:space="preserve">This extracted embedding represents the numerical vector form of the input text, which is essential for performing similarity-based retrieval in the RAG system. Additionally, the complete API response is printed using DBMS_OUTPUT.PUT_LINE for debugging and verification purposes. </w:t>
       </w:r>
     </w:p>
     <w:p>
@@ -18154,16 +19483,7 @@
         <w:ind w:left="0" w:right="2520"/>
       </w:pPr>
       <w:r>
-        <w:t xml:space="preserve">                                          Figure 4.</w:t>
-      </w:r>
-      <w:r>
-        <w:t>10</w:t>
-      </w:r>
-      <w:r>
-        <w:t xml:space="preserve"> </w:t>
-      </w:r>
-      <w:r>
-        <w:t>API Response Extraction</w:t>
+        <w:t xml:space="preserve">                                          Figure 4.10 API Response Extraction</w:t>
       </w:r>
       <w:r>
         <w:t xml:space="preserve"> </w:t>
@@ -18198,7 +19518,7 @@
         <w:rPr>
           <w:spacing w:val="-2"/>
         </w:rPr>
-        <w:t>4</w:t>
+        <w:t>0.12</w:t>
       </w:r>
       <w:r>
         <w:rPr>
@@ -18226,21 +19546,7 @@
           <w:b w:val="0"/>
           <w:bCs w:val="0"/>
         </w:rPr>
-        <w:t xml:space="preserve">After successfully extracting the embedding vector from the API response, the system stores the generated embeddings into a dedicated vector storage table named </w:t>
-      </w:r>
-      <w:r>
-        <w:rPr>
-          <w:b w:val="0"/>
-          <w:bCs w:val="0"/>
-        </w:rPr>
-        <w:t>ERP_RAG_VECTOR_STORE</w:t>
-      </w:r>
-      <w:r>
-        <w:rPr>
-          <w:b w:val="0"/>
-          <w:bCs w:val="0"/>
-        </w:rPr>
-        <w:t>. This step is essential for enabling efficient semantic search and retrieval operations within the RAG system.</w:t>
+        <w:t>After successfully extracting the embedding vector from the API response, the system stores the generated embeddings into a dedicated vector storage table named ERP_RAG_VECTOR_STORE. This step is essential for enabling efficient semantic search and retrieval operations within the RAG system.</w:t>
       </w:r>
     </w:p>
     <w:p>
@@ -18315,14 +19621,7 @@
           <w:b w:val="0"/>
           <w:bCs w:val="0"/>
         </w:rPr>
-        <w:t>)</w:t>
-      </w:r>
-      <w:r>
-        <w:rPr>
-          <w:b w:val="0"/>
-          <w:bCs w:val="0"/>
-        </w:rPr>
-        <w:t xml:space="preserve"> function and stored in the </w:t>
+        <w:t xml:space="preserve">) function and stored in the </w:t>
       </w:r>
       <w:r>
         <w:t>EMBEDDING</w:t>
@@ -18409,16 +19708,7 @@
         </w:rPr>
       </w:pPr>
       <w:r>
-        <w:t xml:space="preserve">                      </w:t>
-      </w:r>
-      <w:r>
-        <w:t>Figure 4.1</w:t>
-      </w:r>
-      <w:r>
-        <w:t>1</w:t>
-      </w:r>
-      <w:r>
-        <w:t xml:space="preserve"> Storage of Embeddings</w:t>
+        <w:t xml:space="preserve">                      Figure 4.11 Storage of Embeddings</w:t>
       </w:r>
     </w:p>
     <w:p>
@@ -18438,23 +19728,128 @@
           <w:bCs w:val="0"/>
         </w:rPr>
         <w:lastRenderedPageBreak/>
-        <w:t xml:space="preserve">This structured storage of embeddings allows the system to efficiently perform vector-based similarity searches, such as cosine similarity or nearest </w:t>
-      </w:r>
-      <w:proofErr w:type="spellStart"/>
-      <w:r>
+        <w:t>This structured storage of embeddings allows the system to efficiently perform vector-based similarity searches, such as cosine similarity or nearest neighbor search, during query processing. By maintaining a mapping between text chunks and their corresponding embeddings, the system ensures accurate retrieval of contextually relevant information. This step plays a critical role in enhancing the performance and intelligence of the Retrieval-Augmented Generation (RAG) based conversational AI system.</w:t>
+      </w:r>
+    </w:p>
+    <w:p>
+      <w:pPr>
+        <w:pStyle w:val="Heading1"/>
+        <w:spacing w:before="240" w:line="509" w:lineRule="auto"/>
+        <w:ind w:left="0" w:right="2517"/>
+      </w:pPr>
+      <w:r>
+        <w:t>4.</w:t>
+      </w:r>
+      <w:r>
+        <w:t>10.</w:t>
+      </w:r>
+      <w:r>
+        <w:t>1</w:t>
+      </w:r>
+      <w:r>
+        <w:t>3</w:t>
+      </w:r>
+      <w:r>
+        <w:t xml:space="preserve"> Prompt Construction</w:t>
+      </w:r>
+    </w:p>
+    <w:p>
+      <w:pPr>
+        <w:pStyle w:val="Heading1"/>
+        <w:spacing w:line="360" w:lineRule="auto"/>
+        <w:ind w:left="0" w:right="193" w:firstLine="720"/>
+        <w:jc w:val="both"/>
         <w:rPr>
           <w:b w:val="0"/>
           <w:bCs w:val="0"/>
         </w:rPr>
-        <w:t>neighbor</w:t>
-      </w:r>
-      <w:proofErr w:type="spellEnd"/>
+      </w:pPr>
       <w:r>
         <w:rPr>
           <w:b w:val="0"/>
           <w:bCs w:val="0"/>
         </w:rPr>
-        <w:t xml:space="preserve"> search, during query processing. By maintaining a mapping between text chunks and their corresponding embeddings, the system ensures accurate retrieval of contextually relevant information. This step plays a critical role in enhancing the performance and intelligence of the Retrieval-Augmented Generation (RAG) based conversational AI system.</w:t>
+        <w:t>The given PL/SQL code is used to dynamically construct a JSON request body that will be sent to a Large Language Model (LLM) API for generating responses. It utilizes Oracle’s JSON_OBJECT and JSON_ARRAY functions to build a structured payload. The request includes the model name (</w:t>
+      </w:r>
+      <w:r>
+        <w:rPr>
+          <w:bCs w:val="0"/>
+        </w:rPr>
+        <w:t>command-r-08-2024</w:t>
+      </w:r>
+      <w:r>
+        <w:rPr>
+          <w:b w:val="0"/>
+          <w:bCs w:val="0"/>
+        </w:rPr>
+        <w:t>), which specifies the LLM to be used, and a sequence of messages that define the interaction between the system and the user.</w:t>
+      </w:r>
+    </w:p>
+    <w:p>
+      <w:pPr>
+        <w:pStyle w:val="Heading1"/>
+        <w:spacing w:line="360" w:lineRule="auto"/>
+        <w:ind w:left="0" w:right="193" w:firstLine="720"/>
+        <w:jc w:val="both"/>
+        <w:rPr>
+          <w:b w:val="0"/>
+          <w:bCs w:val="0"/>
+        </w:rPr>
+      </w:pPr>
+      <w:r>
+        <w:rPr>
+          <w:b w:val="0"/>
+          <w:bCs w:val="0"/>
+        </w:rPr>
+        <w:t xml:space="preserve">The first message in the JSON structure is a system-level instruction, where the role is defined as "system". This part sets the </w:t>
+      </w:r>
+      <w:proofErr w:type="spellStart"/>
+      <w:r>
+        <w:rPr>
+          <w:b w:val="0"/>
+          <w:bCs w:val="0"/>
+        </w:rPr>
+        <w:t>behavior</w:t>
+      </w:r>
+      <w:proofErr w:type="spellEnd"/>
+      <w:r>
+        <w:rPr>
+          <w:b w:val="0"/>
+          <w:bCs w:val="0"/>
+        </w:rPr>
+        <w:t xml:space="preserve"> of the LLM by instructing it to act as an expert in a specific domain (</w:t>
+      </w:r>
+      <w:proofErr w:type="spellStart"/>
+      <w:r>
+        <w:rPr>
+          <w:b w:val="0"/>
+          <w:bCs w:val="0"/>
+        </w:rPr>
+        <w:t>v_domain</w:t>
+      </w:r>
+      <w:proofErr w:type="spellEnd"/>
+      <w:r>
+        <w:rPr>
+          <w:b w:val="0"/>
+          <w:bCs w:val="0"/>
+        </w:rPr>
+        <w:t xml:space="preserve">). It also includes conditions such as responding politely to greetings and restricting answers strictly to the provided context. Additionally, it defines a </w:t>
+      </w:r>
+      <w:proofErr w:type="spellStart"/>
+      <w:r>
+        <w:rPr>
+          <w:b w:val="0"/>
+          <w:bCs w:val="0"/>
+        </w:rPr>
+        <w:t>fallback</w:t>
+      </w:r>
+      <w:proofErr w:type="spellEnd"/>
+      <w:r>
+        <w:rPr>
+          <w:b w:val="0"/>
+          <w:bCs w:val="0"/>
+        </w:rPr>
+        <w:t xml:space="preserve"> response when the question is outside the given context, ensuring controlled and reliable outputs.</w:t>
       </w:r>
     </w:p>
     <w:p>
@@ -18468,6 +19863,61 @@
           <w:bCs w:val="0"/>
         </w:rPr>
       </w:pPr>
+      <w:r>
+        <w:rPr>
+          <w:b w:val="0"/>
+          <w:bCs w:val="0"/>
+        </w:rPr>
+        <w:t>The second message represents the user input, where the role is "user". In this section, the retrieved context (</w:t>
+      </w:r>
+      <w:proofErr w:type="spellStart"/>
+      <w:r>
+        <w:rPr>
+          <w:b w:val="0"/>
+          <w:bCs w:val="0"/>
+        </w:rPr>
+        <w:t>l_context</w:t>
+      </w:r>
+      <w:proofErr w:type="spellEnd"/>
+      <w:r>
+        <w:rPr>
+          <w:b w:val="0"/>
+          <w:bCs w:val="0"/>
+        </w:rPr>
+        <w:t>) from the RAG pipeline is combined with the actual user question (</w:t>
+      </w:r>
+      <w:proofErr w:type="spellStart"/>
+      <w:r>
+        <w:rPr>
+          <w:b w:val="0"/>
+          <w:bCs w:val="0"/>
+        </w:rPr>
+        <w:t>p_question</w:t>
+      </w:r>
+      <w:proofErr w:type="spellEnd"/>
+      <w:r>
+        <w:rPr>
+          <w:b w:val="0"/>
+          <w:bCs w:val="0"/>
+        </w:rPr>
+        <w:t xml:space="preserve">). The use of </w:t>
+      </w:r>
+      <w:proofErr w:type="gramStart"/>
+      <w:r>
+        <w:rPr>
+          <w:b w:val="0"/>
+          <w:bCs w:val="0"/>
+        </w:rPr>
+        <w:t>CHR(</w:t>
+      </w:r>
+      <w:proofErr w:type="gramEnd"/>
+      <w:r>
+        <w:rPr>
+          <w:b w:val="0"/>
+          <w:bCs w:val="0"/>
+        </w:rPr>
+        <w:t>10) introduces line breaks for better formatting. This structured combination ensures that the LLM receives both the relevant background information and the query, enabling it to generate accurate and context-aware responses.</w:t>
+      </w:r>
     </w:p>
     <w:p>
       <w:pPr>
@@ -18485,10 +19935,48 @@
           <w:b w:val="0"/>
           <w:bCs w:val="0"/>
         </w:rPr>
-        <w:t>=====================</w:t>
-      </w:r>
-      <w:bookmarkStart w:id="6" w:name="_GoBack"/>
-      <w:bookmarkEnd w:id="6"/>
+        <w:t xml:space="preserve">Finally, the entire JSON structure is returned as a CLOB and stored in the variable </w:t>
+      </w:r>
+      <w:proofErr w:type="spellStart"/>
+      <w:r>
+        <w:rPr>
+          <w:b w:val="0"/>
+          <w:bCs w:val="0"/>
+        </w:rPr>
+        <w:t>l_body</w:t>
+      </w:r>
+      <w:proofErr w:type="spellEnd"/>
+      <w:r>
+        <w:rPr>
+          <w:b w:val="0"/>
+          <w:bCs w:val="0"/>
+        </w:rPr>
+        <w:t xml:space="preserve">. The </w:t>
+      </w:r>
+      <w:proofErr w:type="spellStart"/>
+      <w:r>
+        <w:rPr>
+          <w:b w:val="0"/>
+          <w:bCs w:val="0"/>
+        </w:rPr>
+        <w:t>max_tokens</w:t>
+      </w:r>
+      <w:proofErr w:type="spellEnd"/>
+      <w:r>
+        <w:rPr>
+          <w:b w:val="0"/>
+          <w:bCs w:val="0"/>
+        </w:rPr>
+        <w:t xml:space="preserve"> parameter limits the length of the generated response. This </w:t>
+      </w:r>
+      <w:r>
+        <w:rPr>
+          <w:b w:val="0"/>
+          <w:bCs w:val="0"/>
+        </w:rPr>
+        <w:lastRenderedPageBreak/>
+        <w:t>constructed payload is then used as the request body for calling the LLM API, forming a critical step in connecting the Oracle APEX application with AI-based response generation.</w:t>
+      </w:r>
     </w:p>
     <w:p>
       <w:pPr>
@@ -18501,9 +19989,9 @@
           <w:noProof/>
         </w:rPr>
         <w:drawing>
-          <wp:inline distT="0" distB="0" distL="0" distR="0" wp14:anchorId="7931E05A" wp14:editId="4DBF8733">
-            <wp:extent cx="6603365" cy="3650615"/>
-            <wp:effectExtent l="0" t="0" r="6985" b="6985"/>
+          <wp:inline distT="0" distB="0" distL="0" distR="0" wp14:anchorId="7931E05A" wp14:editId="56DA6345">
+            <wp:extent cx="6603365" cy="4038600"/>
+            <wp:effectExtent l="0" t="0" r="6985" b="0"/>
             <wp:docPr id="28" name="Picture 28"/>
             <wp:cNvGraphicFramePr>
               <a:graphicFrameLocks xmlns:a="http://schemas.openxmlformats.org/drawingml/2006/main" noChangeAspect="1"/>
@@ -18524,7 +20012,7 @@
                   <pic:spPr>
                     <a:xfrm>
                       <a:off x="0" y="0"/>
-                      <a:ext cx="6603365" cy="3650615"/>
+                      <a:ext cx="6603365" cy="4038600"/>
                     </a:xfrm>
                     <a:prstGeom prst="rect">
                       <a:avLst/>
@@ -18536,43 +20024,182 @@
           </wp:inline>
         </w:drawing>
       </w:r>
+      <w:r>
+        <w:t xml:space="preserve">                                                   </w:t>
+      </w:r>
+      <w:r>
+        <w:t>Figure 4.1</w:t>
+      </w:r>
+      <w:r>
+        <w:t>2</w:t>
+      </w:r>
+      <w:r>
+        <w:t xml:space="preserve"> </w:t>
+      </w:r>
+      <w:r>
+        <w:t>Prompt Construction</w:t>
+      </w:r>
+    </w:p>
+    <w:p>
+      <w:pPr>
+        <w:pStyle w:val="Heading1"/>
+        <w:spacing w:before="240" w:line="509" w:lineRule="auto"/>
+        <w:ind w:left="0" w:right="2517"/>
+        <w:rPr>
+          <w:b w:val="0"/>
+          <w:bCs w:val="0"/>
+        </w:rPr>
+      </w:pPr>
+      <w:r>
+        <w:t>4.</w:t>
+      </w:r>
+      <w:r>
+        <w:t>10.</w:t>
+      </w:r>
+      <w:r>
+        <w:t>1</w:t>
+      </w:r>
+      <w:r>
+        <w:t>4</w:t>
+      </w:r>
+      <w:r>
+        <w:t xml:space="preserve"> Response Extraction</w:t>
+      </w:r>
+    </w:p>
+    <w:p>
+      <w:pPr>
+        <w:pStyle w:val="Heading1"/>
+        <w:spacing w:line="360" w:lineRule="auto"/>
+        <w:ind w:left="0" w:right="193" w:firstLine="720"/>
+        <w:jc w:val="both"/>
+        <w:rPr>
+          <w:b w:val="0"/>
+          <w:bCs w:val="0"/>
+        </w:rPr>
+      </w:pPr>
+      <w:r>
+        <w:rPr>
+          <w:b w:val="0"/>
+          <w:bCs w:val="0"/>
+        </w:rPr>
+        <w:t>The above PL/SQL code is used to extract the generated response from the JSON output returned by the Large Language Model (LLM) API. Once the API processes the request, it sends back a structured JSON response containing the generated text along with additional metadata. To retrieve only the required answer, the system uses Oracle’s JSON_VALUE function to parse and extract specific data from the response.</w:t>
+      </w:r>
+    </w:p>
+    <w:p>
+      <w:pPr>
+        <w:pStyle w:val="Heading1"/>
+        <w:spacing w:before="240" w:line="360" w:lineRule="auto"/>
+        <w:ind w:left="0" w:right="193" w:firstLine="720"/>
+        <w:jc w:val="both"/>
+        <w:rPr>
+          <w:b w:val="0"/>
+          <w:bCs w:val="0"/>
+        </w:rPr>
+      </w:pPr>
+      <w:r>
+        <w:rPr>
+          <w:b w:val="0"/>
+          <w:bCs w:val="0"/>
+        </w:rPr>
+        <w:t>In this implementation, the JSON path expression '</w:t>
+      </w:r>
+      <w:proofErr w:type="gramStart"/>
+      <w:r>
+        <w:rPr>
+          <w:bCs w:val="0"/>
+        </w:rPr>
+        <w:t>$.</w:t>
+      </w:r>
+      <w:proofErr w:type="spellStart"/>
+      <w:r>
+        <w:rPr>
+          <w:bCs w:val="0"/>
+        </w:rPr>
+        <w:t>message</w:t>
+      </w:r>
+      <w:proofErr w:type="gramEnd"/>
+      <w:r>
+        <w:rPr>
+          <w:bCs w:val="0"/>
+        </w:rPr>
+        <w:t>.content</w:t>
+      </w:r>
+      <w:proofErr w:type="spellEnd"/>
+      <w:r>
+        <w:rPr>
+          <w:bCs w:val="0"/>
+        </w:rPr>
+        <w:t>[0].text</w:t>
+      </w:r>
+      <w:r>
+        <w:rPr>
+          <w:b w:val="0"/>
+          <w:bCs w:val="0"/>
+        </w:rPr>
+        <w:t xml:space="preserve">' is used to navigate through the response structure and locate the actual generated text. The RETURNING CLOB clause ensures that the extracted content is stored as a CLOB, </w:t>
+      </w:r>
+      <w:r>
+        <w:rPr>
+          <w:b w:val="0"/>
+          <w:bCs w:val="0"/>
+        </w:rPr>
+        <w:lastRenderedPageBreak/>
+        <w:t xml:space="preserve">allowing the system to handle longer responses without size limitations. The extracted value is then assigned to the variable </w:t>
+      </w:r>
+      <w:proofErr w:type="spellStart"/>
+      <w:r>
+        <w:rPr>
+          <w:b w:val="0"/>
+          <w:bCs w:val="0"/>
+        </w:rPr>
+        <w:t>p_answer</w:t>
+      </w:r>
+      <w:proofErr w:type="spellEnd"/>
+      <w:r>
+        <w:rPr>
+          <w:b w:val="0"/>
+          <w:bCs w:val="0"/>
+        </w:rPr>
+        <w:t>, which holds the final output to be displayed to the user.</w:t>
+      </w:r>
+    </w:p>
+    <w:p>
+      <w:pPr>
+        <w:pStyle w:val="Heading1"/>
+        <w:spacing w:before="240" w:line="360" w:lineRule="auto"/>
+        <w:ind w:left="0" w:right="193" w:firstLine="720"/>
+        <w:jc w:val="both"/>
+      </w:pPr>
+      <w:r>
+        <w:rPr>
+          <w:b w:val="0"/>
+          <w:bCs w:val="0"/>
+        </w:rPr>
+        <w:t>This approach enables efficient and precise extraction of relevant information from complex JSON responses. By directly processing the API output within PL/SQL, the system maintains seamless integration with Oracle APEX and ensures that only clean and usable response data is passed to the user interface</w:t>
+      </w:r>
+      <w:r>
+        <w:rPr>
+          <w:sz w:val="24"/>
+          <w:szCs w:val="24"/>
+          <w:lang w:val="en-IN" w:eastAsia="en-IN"/>
+        </w:rPr>
+        <w:t>.</w:t>
+      </w:r>
     </w:p>
     <w:p>
       <w:pPr>
         <w:pStyle w:val="Heading1"/>
         <w:spacing w:before="73" w:line="508" w:lineRule="auto"/>
-        <w:ind w:left="0" w:right="2520"/>
-      </w:pPr>
-    </w:p>
-    <w:p>
-      <w:pPr>
-        <w:pStyle w:val="Heading1"/>
-        <w:spacing w:before="73" w:line="508" w:lineRule="auto"/>
-        <w:ind w:left="0" w:right="2520"/>
-      </w:pPr>
-    </w:p>
-    <w:p>
-      <w:pPr>
-        <w:pStyle w:val="Heading1"/>
-        <w:spacing w:before="73" w:line="508" w:lineRule="auto"/>
-        <w:ind w:left="0" w:right="2520"/>
-      </w:pPr>
-    </w:p>
-    <w:p>
-      <w:pPr>
-        <w:pStyle w:val="Heading1"/>
-        <w:spacing w:before="73" w:line="508" w:lineRule="auto"/>
-        <w:ind w:left="0" w:right="2520"/>
+        <w:ind w:left="709" w:right="2520"/>
       </w:pPr>
       <w:r>
         <w:rPr>
           <w:noProof/>
         </w:rPr>
-        <w:lastRenderedPageBreak/>
         <w:drawing>
-          <wp:inline distT="0" distB="0" distL="0" distR="0" wp14:anchorId="1711F484" wp14:editId="0C658234">
-            <wp:extent cx="4861560" cy="2087449"/>
-            <wp:effectExtent l="0" t="0" r="0" b="8255"/>
+          <wp:inline distT="0" distB="0" distL="0" distR="0" wp14:anchorId="1711F484" wp14:editId="4AB15E4A">
+            <wp:extent cx="5448202" cy="2339340"/>
+            <wp:effectExtent l="0" t="0" r="635" b="3810"/>
             <wp:docPr id="30" name="Picture 30"/>
             <wp:cNvGraphicFramePr>
               <a:graphicFrameLocks xmlns:a="http://schemas.openxmlformats.org/drawingml/2006/main" noChangeAspect="1"/>
@@ -18593,7 +20220,7 @@
                   <pic:spPr>
                     <a:xfrm>
                       <a:off x="0" y="0"/>
-                      <a:ext cx="4871888" cy="2091883"/>
+                      <a:ext cx="5466252" cy="2347090"/>
                     </a:xfrm>
                     <a:prstGeom prst="rect">
                       <a:avLst/>
@@ -18605,19 +20232,321 @@
           </wp:inline>
         </w:drawing>
       </w:r>
+      <w:r>
+        <w:t xml:space="preserve">                                  </w:t>
+      </w:r>
+      <w:r>
+        <w:t>Figure 4.1</w:t>
+      </w:r>
+      <w:r>
+        <w:t>3</w:t>
+      </w:r>
+      <w:r>
+        <w:t xml:space="preserve"> </w:t>
+      </w:r>
+      <w:r>
+        <w:t>Response Extraction</w:t>
+      </w:r>
+    </w:p>
+    <w:p>
+      <w:pPr>
+        <w:pStyle w:val="Heading1"/>
+        <w:spacing w:before="240" w:line="509" w:lineRule="auto"/>
+        <w:ind w:left="0" w:right="2517"/>
+      </w:pPr>
+      <w:r>
+        <w:t>4.</w:t>
+      </w:r>
+      <w:r>
+        <w:t>10.</w:t>
+      </w:r>
+      <w:r>
+        <w:t>1</w:t>
+      </w:r>
+      <w:r>
+        <w:t>5</w:t>
+      </w:r>
+      <w:r>
+        <w:t xml:space="preserve"> Asynchronous Server Communication</w:t>
+      </w:r>
+    </w:p>
+    <w:p>
+      <w:pPr>
+        <w:pStyle w:val="Heading1"/>
+        <w:spacing w:line="360" w:lineRule="auto"/>
+        <w:ind w:left="0" w:right="193" w:firstLine="720"/>
+        <w:jc w:val="both"/>
+        <w:rPr>
+          <w:b w:val="0"/>
+          <w:bCs w:val="0"/>
+        </w:rPr>
+      </w:pPr>
+      <w:r>
+        <w:rPr>
+          <w:b w:val="0"/>
+          <w:bCs w:val="0"/>
+        </w:rPr>
+        <w:t xml:space="preserve">The given JavaScript code utilizes the </w:t>
+      </w:r>
+      <w:proofErr w:type="spellStart"/>
+      <w:proofErr w:type="gramStart"/>
+      <w:r>
+        <w:rPr>
+          <w:b w:val="0"/>
+          <w:bCs w:val="0"/>
+        </w:rPr>
+        <w:t>apex.server</w:t>
+      </w:r>
+      <w:proofErr w:type="gramEnd"/>
+      <w:r>
+        <w:rPr>
+          <w:b w:val="0"/>
+          <w:bCs w:val="0"/>
+        </w:rPr>
+        <w:t>.process</w:t>
+      </w:r>
+      <w:proofErr w:type="spellEnd"/>
+      <w:r>
+        <w:rPr>
+          <w:b w:val="0"/>
+          <w:bCs w:val="0"/>
+        </w:rPr>
+        <w:t xml:space="preserve"> function in Oracle APEX to perform an asynchronous call to a backend PL/SQL process named </w:t>
+      </w:r>
+      <w:r>
+        <w:rPr>
+          <w:b w:val="0"/>
+          <w:bCs w:val="0"/>
+        </w:rPr>
+        <w:t>"BOT_REPLY"</w:t>
+      </w:r>
+      <w:r>
+        <w:rPr>
+          <w:b w:val="0"/>
+          <w:bCs w:val="0"/>
+        </w:rPr>
+        <w:t xml:space="preserve">. This function enables seamless communication between the frontend and backend without requiring a </w:t>
+      </w:r>
+      <w:proofErr w:type="gramStart"/>
+      <w:r>
+        <w:rPr>
+          <w:b w:val="0"/>
+          <w:bCs w:val="0"/>
+        </w:rPr>
+        <w:t>full page</w:t>
+      </w:r>
+      <w:proofErr w:type="gramEnd"/>
+      <w:r>
+        <w:rPr>
+          <w:b w:val="0"/>
+          <w:bCs w:val="0"/>
+        </w:rPr>
+        <w:t xml:space="preserve"> refresh. The user’s input (</w:t>
+      </w:r>
+      <w:r>
+        <w:rPr>
+          <w:b w:val="0"/>
+          <w:bCs w:val="0"/>
+        </w:rPr>
+        <w:t>text</w:t>
+      </w:r>
+      <w:r>
+        <w:rPr>
+          <w:b w:val="0"/>
+          <w:bCs w:val="0"/>
+        </w:rPr>
+        <w:t xml:space="preserve">) is passed to the server using the parameter </w:t>
+      </w:r>
+      <w:r>
+        <w:rPr>
+          <w:b w:val="0"/>
+          <w:bCs w:val="0"/>
+        </w:rPr>
+        <w:t>x01</w:t>
+      </w:r>
+      <w:r>
+        <w:rPr>
+          <w:b w:val="0"/>
+          <w:bCs w:val="0"/>
+        </w:rPr>
+        <w:t>, which acts as a temporary variable to transfer data from the client side to the server-side process.</w:t>
+      </w:r>
+    </w:p>
+    <w:p>
+      <w:pPr>
+        <w:pStyle w:val="Heading1"/>
+        <w:spacing w:before="240" w:line="360" w:lineRule="auto"/>
+        <w:ind w:left="0" w:right="193" w:firstLine="720"/>
+        <w:jc w:val="both"/>
+        <w:rPr>
+          <w:b w:val="0"/>
+          <w:bCs w:val="0"/>
+        </w:rPr>
+      </w:pPr>
+      <w:r>
+        <w:rPr>
+          <w:b w:val="0"/>
+          <w:bCs w:val="0"/>
+        </w:rPr>
+        <w:t xml:space="preserve">In the success </w:t>
+      </w:r>
+      <w:proofErr w:type="spellStart"/>
+      <w:r>
+        <w:rPr>
+          <w:b w:val="0"/>
+          <w:bCs w:val="0"/>
+        </w:rPr>
+        <w:t>callback</w:t>
+      </w:r>
+      <w:proofErr w:type="spellEnd"/>
+      <w:r>
+        <w:rPr>
+          <w:b w:val="0"/>
+          <w:bCs w:val="0"/>
+        </w:rPr>
+        <w:t xml:space="preserve"> function, the response returned from the server (</w:t>
+      </w:r>
+      <w:proofErr w:type="spellStart"/>
+      <w:r>
+        <w:rPr>
+          <w:b w:val="0"/>
+          <w:bCs w:val="0"/>
+        </w:rPr>
+        <w:t>pData</w:t>
+      </w:r>
+      <w:proofErr w:type="spellEnd"/>
+      <w:r>
+        <w:rPr>
+          <w:b w:val="0"/>
+          <w:bCs w:val="0"/>
+        </w:rPr>
+        <w:t xml:space="preserve">) is processed. The system logs the response to the browser console for debugging purposes and </w:t>
+      </w:r>
+      <w:r>
+        <w:rPr>
+          <w:b w:val="0"/>
+          <w:bCs w:val="0"/>
+        </w:rPr>
+        <w:lastRenderedPageBreak/>
+        <w:t xml:space="preserve">then updates the user interface dynamically. Specifically, the chatbot’s loading message is replaced with the actual response received from the backend using </w:t>
+      </w:r>
+      <w:proofErr w:type="spellStart"/>
+      <w:r>
+        <w:rPr>
+          <w:b w:val="0"/>
+          <w:bCs w:val="0"/>
+        </w:rPr>
+        <w:t>pData</w:t>
+      </w:r>
+      <w:proofErr w:type="spellEnd"/>
+      <w:r>
+        <w:rPr>
+          <w:b w:val="0"/>
+          <w:bCs w:val="0"/>
+        </w:rPr>
+        <w:t>["BOT"]</w:t>
+      </w:r>
+      <w:r>
+        <w:rPr>
+          <w:b w:val="0"/>
+          <w:bCs w:val="0"/>
+        </w:rPr>
+        <w:t>. This ensures that the user receives real-time feedback. Additionally, the input field is focused again (</w:t>
+      </w:r>
+      <w:proofErr w:type="spellStart"/>
+      <w:r>
+        <w:rPr>
+          <w:b w:val="0"/>
+          <w:bCs w:val="0"/>
+        </w:rPr>
+        <w:t>userInput.focus</w:t>
+      </w:r>
+      <w:proofErr w:type="spellEnd"/>
+      <w:r>
+        <w:rPr>
+          <w:b w:val="0"/>
+          <w:bCs w:val="0"/>
+        </w:rPr>
+        <w:t>()</w:t>
+      </w:r>
+      <w:r>
+        <w:rPr>
+          <w:b w:val="0"/>
+          <w:bCs w:val="0"/>
+        </w:rPr>
+        <w:t>), improving usability by allowing the user to continue interacting without extra clicks.</w:t>
+      </w:r>
+    </w:p>
+    <w:p>
+      <w:pPr>
+        <w:pStyle w:val="Heading1"/>
+        <w:spacing w:before="240" w:line="360" w:lineRule="auto"/>
+        <w:ind w:left="0" w:right="193" w:firstLine="720"/>
+        <w:jc w:val="both"/>
+      </w:pPr>
+      <w:r>
+        <w:rPr>
+          <w:b w:val="0"/>
+          <w:bCs w:val="0"/>
+        </w:rPr>
+        <w:t xml:space="preserve">In the error </w:t>
+      </w:r>
+      <w:proofErr w:type="spellStart"/>
+      <w:r>
+        <w:rPr>
+          <w:b w:val="0"/>
+          <w:bCs w:val="0"/>
+        </w:rPr>
+        <w:t>callback</w:t>
+      </w:r>
+      <w:proofErr w:type="spellEnd"/>
+      <w:r>
+        <w:rPr>
+          <w:b w:val="0"/>
+          <w:bCs w:val="0"/>
+        </w:rPr>
+        <w:t xml:space="preserve"> function, the code handles scenarios where the server request fails. It logs the error details (</w:t>
+      </w:r>
+      <w:proofErr w:type="spellStart"/>
+      <w:proofErr w:type="gramStart"/>
+      <w:r>
+        <w:rPr>
+          <w:b w:val="0"/>
+          <w:bCs w:val="0"/>
+        </w:rPr>
+        <w:t>err.responseText</w:t>
+      </w:r>
+      <w:proofErr w:type="spellEnd"/>
+      <w:proofErr w:type="gramEnd"/>
+      <w:r>
+        <w:rPr>
+          <w:b w:val="0"/>
+          <w:bCs w:val="0"/>
+        </w:rPr>
+        <w:t xml:space="preserve">) to the console for troubleshooting and displays a </w:t>
+      </w:r>
+      <w:proofErr w:type="spellStart"/>
+      <w:r>
+        <w:rPr>
+          <w:b w:val="0"/>
+          <w:bCs w:val="0"/>
+        </w:rPr>
+        <w:t>fallback</w:t>
+      </w:r>
+      <w:proofErr w:type="spellEnd"/>
+      <w:r>
+        <w:rPr>
+          <w:b w:val="0"/>
+          <w:bCs w:val="0"/>
+        </w:rPr>
+        <w:t xml:space="preserve"> message (“Oops! Something went wrong.”) to inform the user. The input field is again focused to maintain a smooth user experience. Overall, this implementation plays a crucial role in enabling dynamic, responsive, and interactive communication between the Oracle APEX frontend and the AI-powered backend system.</w:t>
+      </w:r>
     </w:p>
     <w:p>
       <w:pPr>
         <w:pStyle w:val="Heading1"/>
         <w:spacing w:before="73" w:line="508" w:lineRule="auto"/>
-        <w:ind w:left="0" w:right="2520"/>
-      </w:pPr>
-    </w:p>
-    <w:p>
-      <w:pPr>
-        <w:pStyle w:val="Heading1"/>
-        <w:spacing w:before="73" w:line="508" w:lineRule="auto"/>
-        <w:ind w:left="0" w:right="2520"/>
+        <w:ind w:left="284" w:right="2520"/>
       </w:pPr>
       <w:r>
         <w:rPr>
@@ -18664,64 +20593,23 @@
       <w:pPr>
         <w:pStyle w:val="Heading1"/>
         <w:spacing w:before="73" w:line="508" w:lineRule="auto"/>
-        <w:ind w:left="0" w:right="2520"/>
-      </w:pPr>
-    </w:p>
-    <w:p>
-      <w:pPr>
-        <w:pStyle w:val="Heading1"/>
-        <w:spacing w:before="73" w:line="508" w:lineRule="auto"/>
-        <w:ind w:left="0" w:right="2520"/>
-      </w:pPr>
-    </w:p>
-    <w:p>
-      <w:pPr>
-        <w:pStyle w:val="Heading1"/>
-        <w:spacing w:before="73" w:line="508" w:lineRule="auto"/>
-        <w:ind w:left="0" w:right="2520"/>
-      </w:pPr>
-    </w:p>
-    <w:p>
-      <w:pPr>
-        <w:pStyle w:val="Heading1"/>
-        <w:spacing w:before="73" w:line="508" w:lineRule="auto"/>
-        <w:ind w:left="0" w:right="2520"/>
-      </w:pPr>
-    </w:p>
-    <w:p>
-      <w:pPr>
-        <w:pStyle w:val="Heading1"/>
-        <w:spacing w:before="73" w:line="508" w:lineRule="auto"/>
-        <w:ind w:left="0" w:right="2520"/>
-      </w:pPr>
-    </w:p>
-    <w:p>
-      <w:pPr>
-        <w:pStyle w:val="Heading1"/>
-        <w:spacing w:before="73" w:line="508" w:lineRule="auto"/>
-        <w:ind w:left="0" w:right="2520"/>
-      </w:pPr>
-    </w:p>
-    <w:p>
-      <w:pPr>
-        <w:pStyle w:val="Heading1"/>
-        <w:spacing w:before="73" w:line="508" w:lineRule="auto"/>
-        <w:ind w:left="0" w:right="2520"/>
-      </w:pPr>
-    </w:p>
-    <w:p>
-      <w:pPr>
-        <w:pStyle w:val="Heading1"/>
-        <w:spacing w:before="73" w:line="508" w:lineRule="auto"/>
-        <w:ind w:left="0" w:right="2520"/>
-      </w:pPr>
-    </w:p>
-    <w:p>
-      <w:pPr>
-        <w:pStyle w:val="Heading1"/>
-        <w:spacing w:before="73" w:line="508" w:lineRule="auto"/>
-        <w:ind w:left="0" w:right="2520"/>
-      </w:pPr>
+        <w:ind w:left="709" w:right="1752"/>
+      </w:pPr>
+      <w:r>
+        <w:t xml:space="preserve">                  </w:t>
+      </w:r>
+      <w:r>
+        <w:t>Figure 4.1</w:t>
+      </w:r>
+      <w:r>
+        <w:t>4</w:t>
+      </w:r>
+      <w:r>
+        <w:t xml:space="preserve"> </w:t>
+      </w:r>
+      <w:r>
+        <w:t xml:space="preserve">Asynchronous Server Communication  </w:t>
+      </w:r>
     </w:p>
     <w:p>
       <w:pPr>
@@ -18730,6 +20618,7 @@
         <w:ind w:left="2816" w:right="2520" w:firstLine="1565"/>
       </w:pPr>
       <w:r>
+        <w:lastRenderedPageBreak/>
         <w:t>CHAPTER</w:t>
       </w:r>
       <w:r>
@@ -18867,7 +20756,6 @@
           <w:sz w:val="28"/>
           <w:szCs w:val="28"/>
         </w:rPr>
-        <w:lastRenderedPageBreak/>
         <w:t>Overall, the project achieves its objective of providing a scalable, flexible, and user-friendly solution for building AI-powered assistants. The framework not only reduces development complexity but also ensures high performance and adaptability, making it suitable for real-world enterprise applications across various domains such as ERP, CRM, and customer support.</w:t>
       </w:r>
     </w:p>
@@ -18876,10 +20764,6 @@
         <w:spacing w:before="100" w:beforeAutospacing="1" w:after="100" w:afterAutospacing="1" w:line="360" w:lineRule="auto"/>
         <w:ind w:left="142" w:firstLine="992"/>
         <w:jc w:val="both"/>
-        <w:rPr>
-          <w:sz w:val="28"/>
-          <w:szCs w:val="28"/>
-        </w:rPr>
       </w:pPr>
     </w:p>
     <w:p>
@@ -18887,23 +20771,13 @@
         <w:spacing w:before="100" w:beforeAutospacing="1" w:after="100" w:afterAutospacing="1" w:line="360" w:lineRule="auto"/>
         <w:ind w:left="142" w:firstLine="992"/>
         <w:jc w:val="both"/>
-        <w:rPr>
-          <w:sz w:val="28"/>
-          <w:szCs w:val="28"/>
-        </w:rPr>
-      </w:pPr>
-      <w:r>
-        <w:rPr>
-          <w:sz w:val="28"/>
-          <w:szCs w:val="28"/>
-        </w:rPr>
-        <w:t xml:space="preserve"> </w:t>
-      </w:r>
-    </w:p>
-    <w:p>
-      <w:pPr>
-        <w:pStyle w:val="BodyText"/>
-        <w:spacing w:before="239"/>
+      </w:pPr>
+    </w:p>
+    <w:p>
+      <w:pPr>
+        <w:spacing w:before="100" w:beforeAutospacing="1" w:after="100" w:afterAutospacing="1" w:line="360" w:lineRule="auto"/>
+        <w:ind w:left="142" w:firstLine="992"/>
+        <w:jc w:val="both"/>
       </w:pPr>
     </w:p>
     <w:p>
@@ -18924,6 +20798,7 @@
           <w:spacing w:val="-2"/>
           <w:sz w:val="28"/>
         </w:rPr>
+        <w:lastRenderedPageBreak/>
         <w:t>5</w:t>
       </w:r>
       <w:r>
@@ -18950,20 +20825,6 @@
         </w:rPr>
         <w:t>FUTURE WORK AND EXTENTION</w:t>
       </w:r>
-    </w:p>
-    <w:p>
-      <w:pPr>
-        <w:pStyle w:val="ListParagraph"/>
-        <w:tabs>
-          <w:tab w:val="left" w:pos="586"/>
-        </w:tabs>
-        <w:ind w:left="524" w:firstLine="0"/>
-        <w:rPr>
-          <w:b/>
-          <w:spacing w:val="-2"/>
-          <w:sz w:val="28"/>
-        </w:rPr>
-      </w:pPr>
     </w:p>
     <w:p>
       <w:pPr>
@@ -19025,15 +20886,7 @@
           <w:sz w:val="28"/>
           <w:szCs w:val="28"/>
         </w:rPr>
-        <w:t xml:space="preserve">Furthermore, the framework can be extended to support enterprise-grade requirements such as Single Sign-On (SSO), enhanced security mechanisms, and data encryption to ensure compliance and data protection. Exploring edge deployment and on-premise solutions can improve privacy and reduce latency for sensitive applications. Continuous learning </w:t>
-      </w:r>
-      <w:r>
-        <w:rPr>
-          <w:sz w:val="28"/>
-          <w:szCs w:val="28"/>
-        </w:rPr>
-        <w:lastRenderedPageBreak/>
-        <w:t>mechanisms and automated evaluation pipelines can also be incorporated to enable the system to evolve and improve over time.</w:t>
+        <w:t>Furthermore, the framework can be extended to support enterprise-grade requirements such as Single Sign-On (SSO), enhanced security mechanisms, and data encryption to ensure compliance and data protection. Exploring edge deployment and on-premise solutions can improve privacy and reduce latency for sensitive applications. Continuous learning mechanisms and automated evaluation pipelines can also be incorporated to enable the system to evolve and improve over time.</w:t>
       </w:r>
     </w:p>
     <w:p>
@@ -19135,21 +20988,9 @@
           <w:bCs w:val="0"/>
           <w:szCs w:val="22"/>
         </w:rPr>
+        <w:lastRenderedPageBreak/>
         <w:t>REFERENCES</w:t>
       </w:r>
-    </w:p>
-    <w:p>
-      <w:pPr>
-        <w:pStyle w:val="Heading1"/>
-        <w:spacing w:before="73"/>
-        <w:ind w:left="363" w:right="1344"/>
-        <w:jc w:val="center"/>
-        <w:rPr>
-          <w:b w:val="0"/>
-          <w:bCs w:val="0"/>
-          <w:szCs w:val="22"/>
-        </w:rPr>
-      </w:pPr>
     </w:p>
     <w:p>
       <w:pPr>
@@ -19626,7 +21467,6 @@
           <w:szCs w:val="26"/>
           <w:lang w:val="en-US" w:eastAsia="en-US"/>
         </w:rPr>
-        <w:lastRenderedPageBreak/>
         <w:t xml:space="preserve">[10] Sara </w:t>
       </w:r>
       <w:proofErr w:type="spellStart"/>
@@ -19948,11 +21788,7 @@
     <w:p>
       <w:pPr>
         <w:pStyle w:val="NormalWeb"/>
-        <w:rPr>
-          <w:b/>
-          <w:sz w:val="28"/>
-          <w:szCs w:val="28"/>
-        </w:rPr>
+        <w:ind w:left="-426"/>
       </w:pPr>
       <w:r>
         <w:rPr>
@@ -19961,6 +21797,7 @@
           <w:sz w:val="28"/>
           <w:szCs w:val="28"/>
         </w:rPr>
+        <w:lastRenderedPageBreak/>
         <w:t xml:space="preserve">                                             </w:t>
       </w:r>
       <w:r>
@@ -19970,31 +21807,26 @@
           <w:sz w:val="28"/>
           <w:szCs w:val="28"/>
         </w:rPr>
+        <w:t xml:space="preserve">     </w:t>
+      </w:r>
+      <w:r>
+        <w:rPr>
+          <w:b/>
+          <w:spacing w:val="-2"/>
+          <w:sz w:val="28"/>
+          <w:szCs w:val="28"/>
+        </w:rPr>
         <w:t>CONFERENCE CERTIFICATE</w:t>
       </w:r>
-    </w:p>
-    <w:p>
-      <w:pPr>
-        <w:pStyle w:val="NormalWeb"/>
-        <w:ind w:left="-709"/>
-        <w:jc w:val="both"/>
-        <w:rPr>
-          <w:sz w:val="26"/>
-          <w:szCs w:val="26"/>
-        </w:rPr>
-      </w:pPr>
       <w:r>
         <w:rPr>
           <w:noProof/>
-          <w:sz w:val="26"/>
-          <w:szCs w:val="26"/>
-        </w:rPr>
-        <w:lastRenderedPageBreak/>
+        </w:rPr>
         <w:drawing>
-          <wp:inline distT="0" distB="0" distL="0" distR="0" wp14:anchorId="0B15C2C5" wp14:editId="07777777">
-            <wp:extent cx="7189126" cy="5288280"/>
-            <wp:effectExtent l="19050" t="19050" r="12065" b="26670"/>
-            <wp:docPr id="6" name="Picture 6"/>
+          <wp:inline distT="0" distB="0" distL="0" distR="0" wp14:anchorId="79EDAEC8" wp14:editId="767E20F7">
+            <wp:extent cx="6713220" cy="8328659"/>
+            <wp:effectExtent l="19050" t="19050" r="11430" b="15875"/>
+            <wp:docPr id="9" name="Picture 9"/>
             <wp:cNvGraphicFramePr>
               <a:graphicFrameLocks xmlns:a="http://schemas.openxmlformats.org/drawingml/2006/main" noChangeAspect="1"/>
             </wp:cNvGraphicFramePr>
@@ -20002,10 +21834,12 @@
               <a:graphicData uri="http://schemas.openxmlformats.org/drawingml/2006/picture">
                 <pic:pic xmlns:pic="http://schemas.openxmlformats.org/drawingml/2006/picture">
                   <pic:nvPicPr>
-                    <pic:cNvPr id="6" name="Conference Certificate.jpg"/>
-                    <pic:cNvPicPr/>
+                    <pic:cNvPr id="0" name="Picture 1"/>
+                    <pic:cNvPicPr>
+                      <a:picLocks noChangeAspect="1" noChangeArrowheads="1"/>
+                    </pic:cNvPicPr>
                   </pic:nvPicPr>
-                  <pic:blipFill rotWithShape="1">
+                  <pic:blipFill>
                     <a:blip r:embed="rId32">
                       <a:extLst>
                         <a:ext uri="{28A0092B-C50C-407E-A947-70E740481C1C}">
@@ -20013,27 +21847,25 @@
                         </a:ext>
                       </a:extLst>
                     </a:blip>
-                    <a:srcRect l="2193" r="1683"/>
-                    <a:stretch/>
+                    <a:srcRect/>
+                    <a:stretch>
+                      <a:fillRect/>
+                    </a:stretch>
                   </pic:blipFill>
                   <pic:spPr bwMode="auto">
                     <a:xfrm>
                       <a:off x="0" y="0"/>
-                      <a:ext cx="7199345" cy="5295797"/>
+                      <a:ext cx="6725344" cy="8343700"/>
                     </a:xfrm>
                     <a:prstGeom prst="rect">
                       <a:avLst/>
                     </a:prstGeom>
-                    <a:ln>
+                    <a:noFill/>
+                    <a:ln w="6350">
                       <a:solidFill>
                         <a:schemeClr val="tx1"/>
                       </a:solidFill>
                     </a:ln>
-                    <a:extLst>
-                      <a:ext uri="{53640926-AAD7-44D8-BBD7-CCE9431645EC}">
-                        <a14:shadowObscured xmlns:a14="http://schemas.microsoft.com/office/drawing/2010/main"/>
-                      </a:ext>
-                    </a:extLst>
                   </pic:spPr>
                 </pic:pic>
               </a:graphicData>
@@ -20041,63 +21873,6 @@
           </wp:inline>
         </w:drawing>
       </w:r>
-    </w:p>
-    <w:p>
-      <w:pPr>
-        <w:rPr>
-          <w:lang w:val="en-IN" w:eastAsia="en-IN"/>
-        </w:rPr>
-      </w:pPr>
-    </w:p>
-    <w:p>
-      <w:pPr>
-        <w:rPr>
-          <w:lang w:val="en-IN" w:eastAsia="en-IN"/>
-        </w:rPr>
-      </w:pPr>
-    </w:p>
-    <w:p>
-      <w:pPr>
-        <w:rPr>
-          <w:lang w:val="en-IN" w:eastAsia="en-IN"/>
-        </w:rPr>
-      </w:pPr>
-    </w:p>
-    <w:p>
-      <w:pPr>
-        <w:tabs>
-          <w:tab w:val="left" w:pos="9108"/>
-        </w:tabs>
-        <w:rPr>
-          <w:lang w:val="en-IN" w:eastAsia="en-IN"/>
-        </w:rPr>
-      </w:pPr>
-      <w:r>
-        <w:rPr>
-          <w:lang w:val="en-IN" w:eastAsia="en-IN"/>
-        </w:rPr>
-        <w:tab/>
-      </w:r>
-    </w:p>
-    <w:p>
-      <w:pPr>
-        <w:tabs>
-          <w:tab w:val="left" w:pos="9108"/>
-        </w:tabs>
-        <w:rPr>
-          <w:lang w:val="en-IN" w:eastAsia="en-IN"/>
-        </w:rPr>
-      </w:pPr>
-    </w:p>
-    <w:p>
-      <w:pPr>
-        <w:tabs>
-          <w:tab w:val="left" w:pos="9108"/>
-        </w:tabs>
-        <w:rPr>
-          <w:lang w:val="en-IN" w:eastAsia="en-IN"/>
-        </w:rPr>
-      </w:pPr>
     </w:p>
     <w:sectPr>
       <w:footerReference w:type="default" r:id="rId33"/>
@@ -27444,7 +29219,7 @@
     <w:lsdException w:name="Closing" w:semiHidden="1" w:unhideWhenUsed="1"/>
     <w:lsdException w:name="Signature" w:semiHidden="1" w:unhideWhenUsed="1"/>
     <w:lsdException w:name="Default Paragraph Font" w:semiHidden="1" w:uiPriority="1" w:unhideWhenUsed="1"/>
-    <w:lsdException w:name="Body Text" w:semiHidden="1" w:unhideWhenUsed="1"/>
+    <w:lsdException w:name="Body Text" w:semiHidden="1" w:uiPriority="1" w:unhideWhenUsed="1" w:qFormat="1"/>
     <w:lsdException w:name="Body Text Indent" w:semiHidden="1" w:unhideWhenUsed="1"/>
     <w:lsdException w:name="List Continue" w:semiHidden="1" w:unhideWhenUsed="1"/>
     <w:lsdException w:name="List Continue 2" w:semiHidden="1" w:unhideWhenUsed="1"/>

--- a/Phase 2/Project Report/Smart ERP.docx
+++ b/Phase 2/Project Report/Smart ERP.docx
@@ -2021,7 +2021,21 @@
         <w:t xml:space="preserve"> </w:t>
       </w:r>
       <w:r>
-        <w:t>venture a successful one. The infrastructural support with all kinds of lab facilities have been a motivating factor in this completion of project work, all because</w:t>
+        <w:t xml:space="preserve">venture </w:t>
+      </w:r>
+      <w:proofErr w:type="gramStart"/>
+      <w:r>
+        <w:t>a</w:t>
+      </w:r>
+      <w:r>
+        <w:t xml:space="preserve"> </w:t>
+      </w:r>
+      <w:r>
+        <w:t xml:space="preserve"> successful</w:t>
+      </w:r>
+      <w:proofErr w:type="gramEnd"/>
+      <w:r>
+        <w:t xml:space="preserve"> one. The infrastructural support with all kinds of lab facilities have been a motivating factor in this completion of project work, all because</w:t>
       </w:r>
       <w:r>
         <w:rPr>
@@ -3024,6 +3038,13 @@
           <w:spacing w:val="-10"/>
         </w:rPr>
         <w:t>x</w:t>
+      </w:r>
+      <w:r>
+        <w:rPr>
+          <w:b w:val="0"/>
+          <w:spacing w:val="-10"/>
+        </w:rPr>
+        <w:t>i</w:t>
       </w:r>
     </w:p>
     <w:p>
@@ -3129,7 +3150,7 @@
                 <w:spacing w:val="-10"/>
                 <w:sz w:val="28"/>
               </w:rPr>
-              <w:t>9</w:t>
+              <w:t>12</w:t>
             </w:r>
           </w:p>
         </w:tc>
@@ -3196,7 +3217,7 @@
                 <w:spacing w:val="-10"/>
                 <w:sz w:val="28"/>
               </w:rPr>
-              <w:t>9</w:t>
+              <w:t>12</w:t>
             </w:r>
           </w:p>
         </w:tc>
@@ -3269,7 +3290,7 @@
               <w:rPr>
                 <w:sz w:val="28"/>
               </w:rPr>
-              <w:t>9</w:t>
+              <w:t>12</w:t>
             </w:r>
           </w:p>
         </w:tc>
@@ -3342,7 +3363,7 @@
             <w:pPr>
               <w:pStyle w:val="TableParagraph"/>
               <w:spacing w:before="1"/>
-              <w:ind w:right="190"/>
+              <w:ind w:right="83"/>
               <w:jc w:val="right"/>
               <w:rPr>
                 <w:sz w:val="28"/>
@@ -3352,7 +3373,19 @@
               <w:rPr>
                 <w:sz w:val="28"/>
               </w:rPr>
-              <w:t>10</w:t>
+              <w:t xml:space="preserve">  </w:t>
+            </w:r>
+            <w:r>
+              <w:rPr>
+                <w:sz w:val="28"/>
+              </w:rPr>
+              <w:t>1</w:t>
+            </w:r>
+            <w:r>
+              <w:rPr>
+                <w:sz w:val="28"/>
+              </w:rPr>
+              <w:t>3</w:t>
             </w:r>
           </w:p>
         </w:tc>
@@ -3418,7 +3451,7 @@
             <w:pPr>
               <w:pStyle w:val="TableParagraph"/>
               <w:spacing w:before="1"/>
-              <w:ind w:right="190"/>
+              <w:ind w:right="83"/>
               <w:jc w:val="right"/>
               <w:rPr>
                 <w:sz w:val="28"/>
@@ -3428,7 +3461,19 @@
               <w:rPr>
                 <w:sz w:val="28"/>
               </w:rPr>
-              <w:t>10</w:t>
+              <w:t xml:space="preserve">    </w:t>
+            </w:r>
+            <w:r>
+              <w:rPr>
+                <w:sz w:val="28"/>
+              </w:rPr>
+              <w:t>1</w:t>
+            </w:r>
+            <w:r>
+              <w:rPr>
+                <w:sz w:val="28"/>
+              </w:rPr>
+              <w:t>3</w:t>
             </w:r>
           </w:p>
         </w:tc>
@@ -3516,7 +3561,7 @@
             <w:pPr>
               <w:pStyle w:val="TableParagraph"/>
               <w:spacing w:before="1"/>
-              <w:ind w:right="190"/>
+              <w:ind w:right="83"/>
               <w:jc w:val="right"/>
               <w:rPr>
                 <w:sz w:val="28"/>
@@ -3527,7 +3572,7 @@
             <w:pPr>
               <w:pStyle w:val="TableParagraph"/>
               <w:spacing w:before="1"/>
-              <w:ind w:right="190"/>
+              <w:ind w:right="83"/>
               <w:jc w:val="right"/>
               <w:rPr>
                 <w:sz w:val="28"/>
@@ -3537,7 +3582,13 @@
               <w:rPr>
                 <w:sz w:val="28"/>
               </w:rPr>
-              <w:t>11</w:t>
+              <w:t>1</w:t>
+            </w:r>
+            <w:r>
+              <w:rPr>
+                <w:sz w:val="28"/>
+              </w:rPr>
+              <w:t>4</w:t>
             </w:r>
           </w:p>
         </w:tc>
@@ -3619,7 +3670,9 @@
           <w:p>
             <w:pPr>
               <w:pStyle w:val="TableParagraph"/>
-              <w:spacing w:before="154"/>
+              <w:spacing w:before="1"/>
+              <w:ind w:right="83"/>
+              <w:jc w:val="right"/>
               <w:rPr>
                 <w:sz w:val="28"/>
               </w:rPr>
@@ -3628,7 +3681,13 @@
               <w:rPr>
                 <w:sz w:val="28"/>
               </w:rPr>
-              <w:t xml:space="preserve">        12</w:t>
+              <w:t xml:space="preserve">        1</w:t>
+            </w:r>
+            <w:r>
+              <w:rPr>
+                <w:sz w:val="28"/>
+              </w:rPr>
+              <w:t>5</w:t>
             </w:r>
           </w:p>
         </w:tc>
@@ -3709,7 +3768,9 @@
           <w:p>
             <w:pPr>
               <w:pStyle w:val="TableParagraph"/>
-              <w:spacing w:before="233"/>
+              <w:spacing w:before="1"/>
+              <w:ind w:right="83"/>
+              <w:jc w:val="right"/>
               <w:rPr>
                 <w:sz w:val="28"/>
               </w:rPr>
@@ -3718,7 +3779,13 @@
               <w:rPr>
                 <w:sz w:val="28"/>
               </w:rPr>
-              <w:t xml:space="preserve">        12</w:t>
+              <w:t xml:space="preserve">        1</w:t>
+            </w:r>
+            <w:r>
+              <w:rPr>
+                <w:sz w:val="28"/>
+              </w:rPr>
+              <w:t>5</w:t>
             </w:r>
           </w:p>
         </w:tc>
@@ -3768,31 +3835,30 @@
           <w:p>
             <w:pPr>
               <w:pStyle w:val="TableParagraph"/>
-              <w:spacing w:before="235" w:line="302" w:lineRule="exact"/>
+              <w:spacing w:before="1"/>
+              <w:ind w:right="83"/>
+              <w:jc w:val="right"/>
               <w:rPr>
                 <w:sz w:val="28"/>
               </w:rPr>
             </w:pPr>
             <w:r>
               <w:rPr>
-                <w:spacing w:val="-5"/>
                 <w:sz w:val="28"/>
               </w:rPr>
               <w:t xml:space="preserve">         </w:t>
             </w:r>
             <w:r>
               <w:rPr>
-                <w:spacing w:val="-5"/>
                 <w:sz w:val="28"/>
               </w:rPr>
               <w:t>1</w:t>
             </w:r>
             <w:r>
               <w:rPr>
-                <w:spacing w:val="-5"/>
                 <w:sz w:val="28"/>
               </w:rPr>
-              <w:t>2</w:t>
+              <w:t>5</w:t>
             </w:r>
           </w:p>
         </w:tc>
@@ -3841,18 +3907,24 @@
           <w:p>
             <w:pPr>
               <w:pStyle w:val="TableParagraph"/>
-              <w:spacing w:before="235" w:line="302" w:lineRule="exact"/>
-              <w:rPr>
-                <w:spacing w:val="-5"/>
+              <w:spacing w:before="1"/>
+              <w:ind w:right="83"/>
+              <w:jc w:val="right"/>
+              <w:rPr>
                 <w:sz w:val="28"/>
               </w:rPr>
             </w:pPr>
             <w:r>
               <w:rPr>
-                <w:spacing w:val="-5"/>
                 <w:sz w:val="28"/>
               </w:rPr>
-              <w:t xml:space="preserve">         13</w:t>
+              <w:t xml:space="preserve">         1</w:t>
+            </w:r>
+            <w:r>
+              <w:rPr>
+                <w:sz w:val="28"/>
+              </w:rPr>
+              <w:t>6</w:t>
             </w:r>
           </w:p>
         </w:tc>
@@ -3901,18 +3973,24 @@
           <w:p>
             <w:pPr>
               <w:pStyle w:val="TableParagraph"/>
-              <w:spacing w:before="235" w:line="302" w:lineRule="exact"/>
-              <w:rPr>
-                <w:spacing w:val="-5"/>
+              <w:spacing w:before="1"/>
+              <w:ind w:right="83"/>
+              <w:jc w:val="right"/>
+              <w:rPr>
                 <w:sz w:val="28"/>
               </w:rPr>
             </w:pPr>
             <w:r>
               <w:rPr>
-                <w:spacing w:val="-5"/>
                 <w:sz w:val="28"/>
               </w:rPr>
-              <w:t xml:space="preserve">         13</w:t>
+              <w:t xml:space="preserve">         1</w:t>
+            </w:r>
+            <w:r>
+              <w:rPr>
+                <w:sz w:val="28"/>
+              </w:rPr>
+              <w:t>6</w:t>
             </w:r>
           </w:p>
         </w:tc>
@@ -3961,18 +4039,24 @@
           <w:p>
             <w:pPr>
               <w:pStyle w:val="TableParagraph"/>
-              <w:spacing w:before="235" w:line="302" w:lineRule="exact"/>
-              <w:rPr>
-                <w:spacing w:val="-5"/>
+              <w:spacing w:before="1"/>
+              <w:ind w:right="83"/>
+              <w:jc w:val="right"/>
+              <w:rPr>
                 <w:sz w:val="28"/>
               </w:rPr>
             </w:pPr>
             <w:r>
               <w:rPr>
-                <w:spacing w:val="-5"/>
                 <w:sz w:val="28"/>
               </w:rPr>
-              <w:t xml:space="preserve">         13</w:t>
+              <w:t xml:space="preserve">         1</w:t>
+            </w:r>
+            <w:r>
+              <w:rPr>
+                <w:sz w:val="28"/>
+              </w:rPr>
+              <w:t>6</w:t>
             </w:r>
           </w:p>
         </w:tc>
@@ -4048,7 +4132,13 @@
             <w:rPr>
               <w:szCs w:val="22"/>
             </w:rPr>
-            <w:t xml:space="preserve">                                       14</w:t>
+            <w:t xml:space="preserve">                                       1</w:t>
+          </w:r>
+          <w:r>
+            <w:rPr>
+              <w:szCs w:val="22"/>
+            </w:rPr>
+            <w:t>7</w:t>
           </w:r>
         </w:p>
         <w:p>
@@ -4098,13 +4188,13 @@
               <w:tab/>
               <w:t>1</w:t>
             </w:r>
-            <w:r>
-              <w:rPr>
-                <w:szCs w:val="22"/>
-              </w:rPr>
-              <w:t>4</w:t>
-            </w:r>
           </w:hyperlink>
+          <w:r>
+            <w:rPr>
+              <w:szCs w:val="22"/>
+            </w:rPr>
+            <w:t>7</w:t>
+          </w:r>
         </w:p>
         <w:p>
           <w:pPr>
@@ -4128,7 +4218,7 @@
             <w:t>1</w:t>
           </w:r>
           <w:r>
-            <w:t>4</w:t>
+            <w:t>7</w:t>
           </w:r>
         </w:p>
         <w:p>
@@ -4160,13 +4250,13 @@
               </w:rPr>
               <w:t>1</w:t>
             </w:r>
-            <w:r>
-              <w:rPr>
-                <w:spacing w:val="-5"/>
-              </w:rPr>
-              <w:t>5</w:t>
-            </w:r>
           </w:hyperlink>
+          <w:r>
+            <w:rPr>
+              <w:spacing w:val="-5"/>
+            </w:rPr>
+            <w:t>8</w:t>
+          </w:r>
         </w:p>
         <w:p>
           <w:pPr>
@@ -4193,13 +4283,13 @@
               </w:rPr>
               <w:t>1</w:t>
             </w:r>
-            <w:r>
-              <w:rPr>
-                <w:spacing w:val="-5"/>
-              </w:rPr>
-              <w:t>6</w:t>
-            </w:r>
           </w:hyperlink>
+          <w:r>
+            <w:rPr>
+              <w:spacing w:val="-5"/>
+            </w:rPr>
+            <w:t>9</w:t>
+          </w:r>
         </w:p>
         <w:p>
           <w:pPr>
@@ -4241,14 +4331,7 @@
               <w:b w:val="0"/>
               <w:spacing w:val="-5"/>
             </w:rPr>
-            <w:t>1</w:t>
-          </w:r>
-          <w:r>
-            <w:rPr>
-              <w:b w:val="0"/>
-              <w:spacing w:val="-5"/>
-            </w:rPr>
-            <w:t>7</w:t>
+            <w:t>21</w:t>
           </w:r>
         </w:p>
         <w:p>
@@ -4275,18 +4358,15 @@
               <w:tab/>
             </w:r>
             <w:r>
+              <w:t>2</w:t>
+            </w:r>
+            <w:r>
               <w:rPr>
                 <w:spacing w:val="-5"/>
               </w:rPr>
               <w:t>1</w:t>
             </w:r>
           </w:hyperlink>
-          <w:r>
-            <w:rPr>
-              <w:spacing w:val="-5"/>
-            </w:rPr>
-            <w:t>7</w:t>
-          </w:r>
         </w:p>
         <w:p>
           <w:pPr>
@@ -4325,16 +4405,13 @@
               <w:tab/>
             </w:r>
             <w:r>
-              <w:rPr>
-                <w:spacing w:val="-5"/>
-              </w:rPr>
-              <w:t>1</w:t>
+              <w:t>2</w:t>
             </w:r>
             <w:r>
               <w:rPr>
                 <w:spacing w:val="-5"/>
               </w:rPr>
-              <w:t>7</w:t>
+              <w:t>1</w:t>
             </w:r>
           </w:hyperlink>
         </w:p>
@@ -4364,7 +4441,15 @@
               <w:bCs w:val="0"/>
               <w:spacing w:val="-5"/>
             </w:rPr>
-            <w:t>21</w:t>
+            <w:t>2</w:t>
+          </w:r>
+          <w:r>
+            <w:rPr>
+              <w:b w:val="0"/>
+              <w:bCs w:val="0"/>
+              <w:spacing w:val="-5"/>
+            </w:rPr>
+            <w:t>4</w:t>
           </w:r>
         </w:p>
         <w:p>
@@ -4393,7 +4478,13 @@
             <w:rPr>
               <w:spacing w:val="-2"/>
             </w:rPr>
-            <w:t xml:space="preserve">                                                                              21</w:t>
+            <w:t xml:space="preserve">                                                                              2</w:t>
+          </w:r>
+          <w:r>
+            <w:rPr>
+              <w:spacing w:val="-2"/>
+            </w:rPr>
+            <w:t>4</w:t>
           </w:r>
         </w:p>
         <w:p>
@@ -4429,7 +4520,13 @@
               <w:spacing w:val="-2"/>
             </w:rPr>
             <w:tab/>
-            <w:t>21</w:t>
+            <w:t>2</w:t>
+          </w:r>
+          <w:r>
+            <w:rPr>
+              <w:spacing w:val="-2"/>
+            </w:rPr>
+            <w:t>4</w:t>
           </w:r>
         </w:p>
         <w:p>
@@ -4465,7 +4562,13 @@
               <w:spacing w:val="-2"/>
             </w:rPr>
             <w:tab/>
-            <w:t>22</w:t>
+            <w:t>2</w:t>
+          </w:r>
+          <w:r>
+            <w:rPr>
+              <w:spacing w:val="-2"/>
+            </w:rPr>
+            <w:t>5</w:t>
           </w:r>
         </w:p>
         <w:p>
@@ -4501,7 +4604,13 @@
               <w:spacing w:val="-2"/>
             </w:rPr>
             <w:tab/>
-            <w:t>23</w:t>
+            <w:t>2</w:t>
+          </w:r>
+          <w:r>
+            <w:rPr>
+              <w:spacing w:val="-2"/>
+            </w:rPr>
+            <w:t>6</w:t>
           </w:r>
         </w:p>
         <w:p>
@@ -4537,7 +4646,13 @@
               <w:spacing w:val="-2"/>
             </w:rPr>
             <w:tab/>
-            <w:t>23</w:t>
+            <w:t>2</w:t>
+          </w:r>
+          <w:r>
+            <w:rPr>
+              <w:spacing w:val="-2"/>
+            </w:rPr>
+            <w:t>6</w:t>
           </w:r>
         </w:p>
         <w:p>
@@ -4573,7 +4688,13 @@
               <w:spacing w:val="-2"/>
             </w:rPr>
             <w:tab/>
-            <w:t>24</w:t>
+            <w:t>2</w:t>
+          </w:r>
+          <w:r>
+            <w:rPr>
+              <w:spacing w:val="-2"/>
+            </w:rPr>
+            <w:t>7</w:t>
           </w:r>
         </w:p>
         <w:p>
@@ -4641,7 +4762,13 @@
               <w:spacing w:val="-2"/>
             </w:rPr>
             <w:tab/>
-            <w:t>25</w:t>
+            <w:t>2</w:t>
+          </w:r>
+          <w:r>
+            <w:rPr>
+              <w:spacing w:val="-2"/>
+            </w:rPr>
+            <w:t>8</w:t>
           </w:r>
         </w:p>
         <w:p>
@@ -4678,7 +4805,13 @@
               <w:spacing w:val="-2"/>
             </w:rPr>
             <w:tab/>
-            <w:t>25</w:t>
+            <w:t>2</w:t>
+          </w:r>
+          <w:r>
+            <w:rPr>
+              <w:spacing w:val="-2"/>
+            </w:rPr>
+            <w:t>8</w:t>
           </w:r>
         </w:p>
         <w:p>
@@ -4715,7 +4848,13 @@
               <w:spacing w:val="-2"/>
             </w:rPr>
             <w:tab/>
-            <w:t>26</w:t>
+            <w:t>2</w:t>
+          </w:r>
+          <w:r>
+            <w:rPr>
+              <w:spacing w:val="-2"/>
+            </w:rPr>
+            <w:t>9</w:t>
           </w:r>
         </w:p>
         <w:p>
@@ -4740,7 +4879,10 @@
           </w:r>
           <w:r>
             <w:tab/>
-            <w:t>26</w:t>
+            <w:t>2</w:t>
+          </w:r>
+          <w:r>
+            <w:t>9</w:t>
           </w:r>
         </w:p>
         <w:p>
@@ -4765,7 +4907,10 @@
           </w:r>
           <w:r>
             <w:tab/>
-            <w:t>26</w:t>
+            <w:t>2</w:t>
+          </w:r>
+          <w:r>
+            <w:t>9</w:t>
           </w:r>
         </w:p>
         <w:p>
@@ -4790,7 +4935,10 @@
           </w:r>
           <w:r>
             <w:tab/>
-            <w:t>26</w:t>
+            <w:t>2</w:t>
+          </w:r>
+          <w:r>
+            <w:t>9</w:t>
           </w:r>
         </w:p>
         <w:p>
@@ -4815,7 +4963,10 @@
           </w:r>
           <w:r>
             <w:tab/>
-            <w:t>26</w:t>
+            <w:t>2</w:t>
+          </w:r>
+          <w:r>
+            <w:t>9</w:t>
           </w:r>
         </w:p>
         <w:p>
@@ -4840,7 +4991,9 @@
           </w:r>
           <w:r>
             <w:tab/>
-            <w:t>27</w:t>
+          </w:r>
+          <w:r>
+            <w:t>30</w:t>
           </w:r>
         </w:p>
         <w:p>
@@ -4865,7 +5018,365 @@
           </w:r>
           <w:r>
             <w:tab/>
-            <w:t>27</w:t>
+          </w:r>
+          <w:r>
+            <w:t>30</w:t>
+          </w:r>
+        </w:p>
+        <w:p>
+          <w:pPr>
+            <w:pStyle w:val="TOC3"/>
+            <w:numPr>
+              <w:ilvl w:val="1"/>
+              <w:numId w:val="19"/>
+            </w:numPr>
+            <w:tabs>
+              <w:tab w:val="left" w:pos="2747"/>
+              <w:tab w:val="right" w:pos="9807"/>
+            </w:tabs>
+            <w:spacing w:before="479"/>
+            <w:ind w:left="2747" w:hanging="421"/>
+            <w:rPr>
+              <w:spacing w:val="-2"/>
+            </w:rPr>
+          </w:pPr>
+          <w:r>
+            <w:rPr>
+              <w:spacing w:val="-2"/>
+            </w:rPr>
+            <w:t xml:space="preserve">UI </w:t>
+          </w:r>
+          <w:r>
+            <w:rPr>
+              <w:spacing w:val="-2"/>
+            </w:rPr>
+            <w:t>TESTING AND VALIDATION</w:t>
+          </w:r>
+          <w:r>
+            <w:rPr>
+              <w:spacing w:val="-2"/>
+            </w:rPr>
+            <w:t xml:space="preserve"> </w:t>
+          </w:r>
+          <w:r>
+            <w:rPr>
+              <w:spacing w:val="-2"/>
+            </w:rPr>
+            <w:tab/>
+          </w:r>
+          <w:r>
+            <w:rPr>
+              <w:spacing w:val="-2"/>
+            </w:rPr>
+            <w:t>31</w:t>
+          </w:r>
+        </w:p>
+        <w:p>
+          <w:pPr>
+            <w:pStyle w:val="TOC3"/>
+            <w:numPr>
+              <w:ilvl w:val="1"/>
+              <w:numId w:val="19"/>
+            </w:numPr>
+            <w:tabs>
+              <w:tab w:val="left" w:pos="2747"/>
+              <w:tab w:val="right" w:pos="9807"/>
+            </w:tabs>
+            <w:spacing w:before="479"/>
+            <w:ind w:left="2747" w:hanging="421"/>
+            <w:rPr>
+              <w:spacing w:val="-2"/>
+            </w:rPr>
+          </w:pPr>
+          <w:r>
+            <w:rPr>
+              <w:spacing w:val="-2"/>
+            </w:rPr>
+            <w:t xml:space="preserve">UI </w:t>
+          </w:r>
+          <w:r>
+            <w:rPr>
+              <w:spacing w:val="-2"/>
+            </w:rPr>
+            <w:t>SUMMARY</w:t>
+          </w:r>
+          <w:r>
+            <w:rPr>
+              <w:spacing w:val="-2"/>
+            </w:rPr>
+            <w:t xml:space="preserve"> </w:t>
+          </w:r>
+          <w:r>
+            <w:rPr>
+              <w:spacing w:val="-2"/>
+            </w:rPr>
+            <w:tab/>
+          </w:r>
+          <w:r>
+            <w:rPr>
+              <w:spacing w:val="-2"/>
+            </w:rPr>
+            <w:t>32</w:t>
+          </w:r>
+        </w:p>
+        <w:p>
+          <w:pPr>
+            <w:pStyle w:val="TOC3"/>
+            <w:numPr>
+              <w:ilvl w:val="1"/>
+              <w:numId w:val="19"/>
+            </w:numPr>
+            <w:tabs>
+              <w:tab w:val="left" w:pos="2747"/>
+              <w:tab w:val="right" w:pos="9807"/>
+            </w:tabs>
+            <w:spacing w:before="479"/>
+            <w:ind w:left="2747" w:hanging="421"/>
+            <w:rPr>
+              <w:spacing w:val="-2"/>
+            </w:rPr>
+          </w:pPr>
+          <w:r>
+            <w:rPr>
+              <w:spacing w:val="-2"/>
+            </w:rPr>
+            <w:t>BACKEND IMPLEMENTATION</w:t>
+          </w:r>
+          <w:r>
+            <w:rPr>
+              <w:spacing w:val="-2"/>
+            </w:rPr>
+            <w:tab/>
+            <w:t>32</w:t>
+          </w:r>
+          <w:r>
+            <w:rPr>
+              <w:spacing w:val="-2"/>
+            </w:rPr>
+            <w:tab/>
+          </w:r>
+        </w:p>
+        <w:p>
+          <w:pPr>
+            <w:pStyle w:val="TOC4"/>
+            <w:numPr>
+              <w:ilvl w:val="2"/>
+              <w:numId w:val="19"/>
+            </w:numPr>
+            <w:tabs>
+              <w:tab w:val="left" w:pos="3677"/>
+              <w:tab w:val="right" w:pos="9807"/>
+            </w:tabs>
+            <w:spacing w:before="300"/>
+            <w:ind w:left="3680" w:hanging="635"/>
+          </w:pPr>
+          <w:r>
+            <w:t>Backend Architecture Overview</w:t>
+          </w:r>
+          <w:r>
+            <w:tab/>
+            <w:t>32</w:t>
+          </w:r>
+        </w:p>
+        <w:p>
+          <w:pPr>
+            <w:pStyle w:val="TOC4"/>
+            <w:numPr>
+              <w:ilvl w:val="2"/>
+              <w:numId w:val="19"/>
+            </w:numPr>
+            <w:tabs>
+              <w:tab w:val="left" w:pos="3677"/>
+              <w:tab w:val="right" w:pos="9807"/>
+            </w:tabs>
+            <w:spacing w:before="300"/>
+            <w:ind w:left="3680" w:hanging="635"/>
+          </w:pPr>
+          <w:r>
+            <w:t>Data Ingestion and Storage</w:t>
+          </w:r>
+          <w:r>
+            <w:tab/>
+            <w:t>33</w:t>
+          </w:r>
+        </w:p>
+        <w:p>
+          <w:pPr>
+            <w:pStyle w:val="TOC4"/>
+            <w:numPr>
+              <w:ilvl w:val="2"/>
+              <w:numId w:val="19"/>
+            </w:numPr>
+            <w:tabs>
+              <w:tab w:val="left" w:pos="3677"/>
+              <w:tab w:val="right" w:pos="9807"/>
+            </w:tabs>
+            <w:spacing w:before="300"/>
+            <w:ind w:left="3680" w:hanging="635"/>
+          </w:pPr>
+          <w:r>
+            <w:t>Embedding Generation</w:t>
+          </w:r>
+          <w:r>
+            <w:tab/>
+            <w:t>34</w:t>
+          </w:r>
+        </w:p>
+        <w:p>
+          <w:pPr>
+            <w:pStyle w:val="TOC4"/>
+            <w:numPr>
+              <w:ilvl w:val="2"/>
+              <w:numId w:val="19"/>
+            </w:numPr>
+            <w:tabs>
+              <w:tab w:val="left" w:pos="3677"/>
+              <w:tab w:val="right" w:pos="9807"/>
+            </w:tabs>
+            <w:spacing w:before="300"/>
+            <w:ind w:left="3680" w:hanging="635"/>
+          </w:pPr>
+          <w:r>
+            <w:t>Vector Storage</w:t>
+          </w:r>
+          <w:r>
+            <w:tab/>
+          </w:r>
+          <w:r>
+            <w:t>35</w:t>
+          </w:r>
+        </w:p>
+        <w:p>
+          <w:pPr>
+            <w:pStyle w:val="TOC4"/>
+            <w:numPr>
+              <w:ilvl w:val="2"/>
+              <w:numId w:val="19"/>
+            </w:numPr>
+            <w:tabs>
+              <w:tab w:val="left" w:pos="3677"/>
+              <w:tab w:val="right" w:pos="9807"/>
+            </w:tabs>
+            <w:spacing w:before="300"/>
+            <w:ind w:left="3680" w:hanging="635"/>
+          </w:pPr>
+          <w:r>
+            <w:t>Retrieval Mechanism</w:t>
+          </w:r>
+          <w:r>
+            <w:tab/>
+            <w:t>35</w:t>
+          </w:r>
+        </w:p>
+        <w:p>
+          <w:pPr>
+            <w:pStyle w:val="TOC4"/>
+            <w:numPr>
+              <w:ilvl w:val="2"/>
+              <w:numId w:val="19"/>
+            </w:numPr>
+            <w:tabs>
+              <w:tab w:val="left" w:pos="3677"/>
+              <w:tab w:val="right" w:pos="9807"/>
+            </w:tabs>
+            <w:spacing w:before="300"/>
+            <w:ind w:left="3680" w:hanging="635"/>
+          </w:pPr>
+          <w:r>
+            <w:lastRenderedPageBreak/>
+            <w:t>Prompt Engineering</w:t>
+          </w:r>
+          <w:r>
+            <w:tab/>
+            <w:t>36</w:t>
+          </w:r>
+        </w:p>
+        <w:p>
+          <w:pPr>
+            <w:pStyle w:val="TOC4"/>
+            <w:numPr>
+              <w:ilvl w:val="2"/>
+              <w:numId w:val="19"/>
+            </w:numPr>
+            <w:tabs>
+              <w:tab w:val="left" w:pos="3677"/>
+              <w:tab w:val="right" w:pos="9807"/>
+            </w:tabs>
+            <w:spacing w:before="300"/>
+            <w:ind w:left="3680" w:hanging="635"/>
+          </w:pPr>
+          <w:r>
+            <w:t>LLM Response Generation</w:t>
+          </w:r>
+          <w:r>
+            <w:tab/>
+            <w:t>36</w:t>
+          </w:r>
+        </w:p>
+        <w:p>
+          <w:pPr>
+            <w:pStyle w:val="TOC4"/>
+            <w:numPr>
+              <w:ilvl w:val="2"/>
+              <w:numId w:val="19"/>
+            </w:numPr>
+            <w:tabs>
+              <w:tab w:val="left" w:pos="3677"/>
+              <w:tab w:val="right" w:pos="9807"/>
+            </w:tabs>
+            <w:spacing w:before="300"/>
+            <w:ind w:left="3680" w:hanging="635"/>
+          </w:pPr>
+          <w:r>
+            <w:t xml:space="preserve">API Integration </w:t>
+          </w:r>
+          <w:r>
+            <w:tab/>
+            <w:t>37</w:t>
+          </w:r>
+        </w:p>
+        <w:p>
+          <w:pPr>
+            <w:pStyle w:val="TOC4"/>
+            <w:numPr>
+              <w:ilvl w:val="2"/>
+              <w:numId w:val="19"/>
+            </w:numPr>
+            <w:tabs>
+              <w:tab w:val="left" w:pos="3677"/>
+              <w:tab w:val="right" w:pos="9807"/>
+            </w:tabs>
+            <w:spacing w:before="300"/>
+            <w:ind w:left="3680" w:hanging="635"/>
+          </w:pPr>
+          <w:r>
+            <w:t>Database Design</w:t>
+          </w:r>
+          <w:r>
+            <w:tab/>
+            <w:t>37</w:t>
+          </w:r>
+        </w:p>
+        <w:p>
+          <w:pPr>
+            <w:pStyle w:val="TOC4"/>
+            <w:numPr>
+              <w:ilvl w:val="2"/>
+              <w:numId w:val="19"/>
+            </w:numPr>
+            <w:tabs>
+              <w:tab w:val="left" w:pos="3828"/>
+              <w:tab w:val="right" w:pos="9807"/>
+            </w:tabs>
+            <w:spacing w:before="300"/>
+            <w:ind w:left="3680" w:right="2177" w:hanging="635"/>
+          </w:pPr>
+          <w:r>
+            <w:t>Logging and Monitoring</w:t>
+          </w:r>
+          <w:r>
+            <w:tab/>
+            <w:t>38</w:t>
           </w:r>
         </w:p>
         <w:p>
@@ -4895,14 +5406,39 @@
             <w:rPr>
               <w:spacing w:val="-2"/>
             </w:rPr>
-            <w:t xml:space="preserve"> </w:t>
+            <w:tab/>
+            <w:t>38</w:t>
+          </w:r>
+        </w:p>
+        <w:p>
+          <w:pPr>
+            <w:pStyle w:val="TOC3"/>
+            <w:numPr>
+              <w:ilvl w:val="1"/>
+              <w:numId w:val="19"/>
+            </w:numPr>
+            <w:tabs>
+              <w:tab w:val="left" w:pos="2747"/>
+              <w:tab w:val="right" w:pos="9807"/>
+            </w:tabs>
+            <w:spacing w:before="479"/>
+            <w:ind w:left="2747" w:hanging="421"/>
+            <w:rPr>
+              <w:spacing w:val="-2"/>
+            </w:rPr>
+          </w:pPr>
+          <w:r>
+            <w:rPr>
+              <w:spacing w:val="-2"/>
+            </w:rPr>
+            <w:t>PERFORMANCE EVALUATION</w:t>
           </w:r>
           <w:r>
             <w:rPr>
               <w:spacing w:val="-2"/>
             </w:rPr>
             <w:tab/>
-            <w:t>27</w:t>
+            <w:t>39</w:t>
           </w:r>
         </w:p>
         <w:p>
@@ -4932,291 +5468,8 @@
             <w:rPr>
               <w:spacing w:val="-2"/>
             </w:rPr>
-            <w:t xml:space="preserve"> </w:t>
-          </w:r>
-          <w:r>
-            <w:rPr>
-              <w:spacing w:val="-2"/>
-            </w:rPr>
             <w:tab/>
-            <w:t>28</w:t>
-          </w:r>
-        </w:p>
-        <w:p>
-          <w:pPr>
-            <w:pStyle w:val="TOC3"/>
-            <w:numPr>
-              <w:ilvl w:val="1"/>
-              <w:numId w:val="19"/>
-            </w:numPr>
-            <w:tabs>
-              <w:tab w:val="left" w:pos="2747"/>
-              <w:tab w:val="right" w:pos="9807"/>
-            </w:tabs>
-            <w:spacing w:before="479"/>
-            <w:ind w:left="2747" w:hanging="421"/>
-            <w:rPr>
-              <w:spacing w:val="-2"/>
-            </w:rPr>
-          </w:pPr>
-          <w:r>
-            <w:rPr>
-              <w:spacing w:val="-2"/>
-            </w:rPr>
-            <w:t>BACKEND IMPLEMENTATION</w:t>
-          </w:r>
-        </w:p>
-        <w:p>
-          <w:pPr>
-            <w:pStyle w:val="TOC4"/>
-            <w:numPr>
-              <w:ilvl w:val="2"/>
-              <w:numId w:val="19"/>
-            </w:numPr>
-            <w:tabs>
-              <w:tab w:val="left" w:pos="3677"/>
-              <w:tab w:val="right" w:pos="9807"/>
-            </w:tabs>
-            <w:spacing w:before="300"/>
-            <w:ind w:left="3680" w:hanging="635"/>
-          </w:pPr>
-          <w:r>
-            <w:t>Backend Architecture Overview</w:t>
-          </w:r>
-        </w:p>
-        <w:p>
-          <w:pPr>
-            <w:pStyle w:val="TOC4"/>
-            <w:numPr>
-              <w:ilvl w:val="2"/>
-              <w:numId w:val="19"/>
-            </w:numPr>
-            <w:tabs>
-              <w:tab w:val="left" w:pos="3677"/>
-              <w:tab w:val="right" w:pos="9807"/>
-            </w:tabs>
-            <w:spacing w:before="300"/>
-            <w:ind w:left="3680" w:hanging="635"/>
-          </w:pPr>
-          <w:r>
-            <w:t>Data Ingestion and Storage</w:t>
-          </w:r>
-        </w:p>
-        <w:p>
-          <w:pPr>
-            <w:pStyle w:val="TOC4"/>
-            <w:numPr>
-              <w:ilvl w:val="2"/>
-              <w:numId w:val="19"/>
-            </w:numPr>
-            <w:tabs>
-              <w:tab w:val="left" w:pos="3677"/>
-              <w:tab w:val="right" w:pos="9807"/>
-            </w:tabs>
-            <w:spacing w:before="300"/>
-            <w:ind w:left="3680" w:hanging="635"/>
-          </w:pPr>
-          <w:r>
-            <w:t>Embedding Generation</w:t>
-          </w:r>
-        </w:p>
-        <w:p>
-          <w:pPr>
-            <w:pStyle w:val="TOC4"/>
-            <w:numPr>
-              <w:ilvl w:val="2"/>
-              <w:numId w:val="19"/>
-            </w:numPr>
-            <w:tabs>
-              <w:tab w:val="left" w:pos="3677"/>
-              <w:tab w:val="right" w:pos="9807"/>
-            </w:tabs>
-            <w:spacing w:before="300"/>
-            <w:ind w:left="3680" w:hanging="635"/>
-          </w:pPr>
-          <w:r>
-            <w:t>Vector Storage</w:t>
-          </w:r>
-        </w:p>
-        <w:p>
-          <w:pPr>
-            <w:pStyle w:val="TOC4"/>
-            <w:numPr>
-              <w:ilvl w:val="2"/>
-              <w:numId w:val="19"/>
-            </w:numPr>
-            <w:tabs>
-              <w:tab w:val="left" w:pos="3677"/>
-              <w:tab w:val="right" w:pos="9807"/>
-            </w:tabs>
-            <w:spacing w:before="300"/>
-            <w:ind w:left="3680" w:hanging="635"/>
-          </w:pPr>
-          <w:r>
-            <w:t>Retrieval Mechanism</w:t>
-          </w:r>
-        </w:p>
-        <w:p>
-          <w:pPr>
-            <w:pStyle w:val="TOC4"/>
-            <w:numPr>
-              <w:ilvl w:val="2"/>
-              <w:numId w:val="19"/>
-            </w:numPr>
-            <w:tabs>
-              <w:tab w:val="left" w:pos="3677"/>
-              <w:tab w:val="right" w:pos="9807"/>
-            </w:tabs>
-            <w:spacing w:before="300"/>
-            <w:ind w:left="3680" w:hanging="635"/>
-          </w:pPr>
-          <w:r>
-            <w:lastRenderedPageBreak/>
-            <w:t>Prompt Engineering</w:t>
-          </w:r>
-        </w:p>
-        <w:p>
-          <w:pPr>
-            <w:pStyle w:val="TOC4"/>
-            <w:numPr>
-              <w:ilvl w:val="2"/>
-              <w:numId w:val="19"/>
-            </w:numPr>
-            <w:tabs>
-              <w:tab w:val="left" w:pos="3677"/>
-              <w:tab w:val="right" w:pos="9807"/>
-            </w:tabs>
-            <w:spacing w:before="300"/>
-            <w:ind w:left="3680" w:hanging="635"/>
-          </w:pPr>
-          <w:r>
-            <w:t>LLM Response Generation</w:t>
-          </w:r>
-        </w:p>
-        <w:p>
-          <w:pPr>
-            <w:pStyle w:val="TOC4"/>
-            <w:numPr>
-              <w:ilvl w:val="2"/>
-              <w:numId w:val="19"/>
-            </w:numPr>
-            <w:tabs>
-              <w:tab w:val="left" w:pos="3677"/>
-              <w:tab w:val="right" w:pos="9807"/>
-            </w:tabs>
-            <w:spacing w:before="300"/>
-            <w:ind w:left="3680" w:hanging="635"/>
-          </w:pPr>
-          <w:r>
-            <w:t xml:space="preserve">API Integration </w:t>
-          </w:r>
-        </w:p>
-        <w:p>
-          <w:pPr>
-            <w:pStyle w:val="TOC4"/>
-            <w:numPr>
-              <w:ilvl w:val="2"/>
-              <w:numId w:val="19"/>
-            </w:numPr>
-            <w:tabs>
-              <w:tab w:val="left" w:pos="3677"/>
-              <w:tab w:val="right" w:pos="9807"/>
-            </w:tabs>
-            <w:spacing w:before="300"/>
-            <w:ind w:left="3680" w:hanging="635"/>
-          </w:pPr>
-          <w:r>
-            <w:t>Database Design</w:t>
-          </w:r>
-        </w:p>
-        <w:p>
-          <w:pPr>
-            <w:pStyle w:val="TOC4"/>
-            <w:numPr>
-              <w:ilvl w:val="2"/>
-              <w:numId w:val="19"/>
-            </w:numPr>
-            <w:tabs>
-              <w:tab w:val="left" w:pos="3828"/>
-              <w:tab w:val="right" w:pos="9807"/>
-            </w:tabs>
-            <w:spacing w:before="300"/>
-            <w:ind w:left="3680" w:right="2177" w:hanging="635"/>
-          </w:pPr>
-          <w:r>
-            <w:t>Logging and Monitoring</w:t>
-          </w:r>
-        </w:p>
-        <w:p>
-          <w:pPr>
-            <w:pStyle w:val="TOC3"/>
-            <w:numPr>
-              <w:ilvl w:val="1"/>
-              <w:numId w:val="19"/>
-            </w:numPr>
-            <w:tabs>
-              <w:tab w:val="left" w:pos="2747"/>
-              <w:tab w:val="right" w:pos="9807"/>
-            </w:tabs>
-            <w:spacing w:before="479"/>
-            <w:ind w:left="2747" w:hanging="421"/>
-            <w:rPr>
-              <w:spacing w:val="-2"/>
-            </w:rPr>
-          </w:pPr>
-          <w:r>
-            <w:rPr>
-              <w:spacing w:val="-2"/>
-            </w:rPr>
-            <w:t>TESTING AND VALIDATION</w:t>
-          </w:r>
-        </w:p>
-        <w:p>
-          <w:pPr>
-            <w:pStyle w:val="TOC3"/>
-            <w:numPr>
-              <w:ilvl w:val="1"/>
-              <w:numId w:val="19"/>
-            </w:numPr>
-            <w:tabs>
-              <w:tab w:val="left" w:pos="2747"/>
-              <w:tab w:val="right" w:pos="9807"/>
-            </w:tabs>
-            <w:spacing w:before="479"/>
-            <w:ind w:left="2747" w:hanging="421"/>
-            <w:rPr>
-              <w:spacing w:val="-2"/>
-            </w:rPr>
-          </w:pPr>
-          <w:r>
-            <w:rPr>
-              <w:spacing w:val="-2"/>
-            </w:rPr>
-            <w:t>PERFORMANCE EVALUATION</w:t>
-          </w:r>
-        </w:p>
-        <w:p>
-          <w:pPr>
-            <w:pStyle w:val="TOC3"/>
-            <w:numPr>
-              <w:ilvl w:val="1"/>
-              <w:numId w:val="19"/>
-            </w:numPr>
-            <w:tabs>
-              <w:tab w:val="left" w:pos="2747"/>
-              <w:tab w:val="right" w:pos="9807"/>
-            </w:tabs>
-            <w:spacing w:before="479"/>
-            <w:ind w:left="2747" w:hanging="421"/>
-            <w:rPr>
-              <w:spacing w:val="-2"/>
-            </w:rPr>
-          </w:pPr>
-          <w:r>
-            <w:rPr>
-              <w:spacing w:val="-2"/>
-            </w:rPr>
-            <w:t>SUMMARY</w:t>
+            <w:t>41</w:t>
           </w:r>
         </w:p>
         <w:p>
@@ -5242,6 +5495,13 @@
             </w:rPr>
             <w:t>DOCUMENT UPLOAD AND PROCESSING MODULE</w:t>
           </w:r>
+          <w:r>
+            <w:rPr>
+              <w:spacing w:val="-2"/>
+            </w:rPr>
+            <w:tab/>
+            <w:t>42</w:t>
+          </w:r>
         </w:p>
         <w:p>
           <w:pPr>
@@ -5259,6 +5519,10 @@
           </w:pPr>
           <w:r>
             <w:t>Input Validation</w:t>
+          </w:r>
+          <w:r>
+            <w:tab/>
+            <w:t>42</w:t>
           </w:r>
         </w:p>
         <w:p>
@@ -5278,6 +5542,10 @@
           <w:r>
             <w:t>Unique Identifier Generation</w:t>
           </w:r>
+          <w:r>
+            <w:tab/>
+            <w:t>42</w:t>
+          </w:r>
         </w:p>
         <w:p>
           <w:pPr>
@@ -5295,6 +5563,10 @@
           </w:pPr>
           <w:r>
             <w:t>File Storage Mechanism</w:t>
+          </w:r>
+          <w:r>
+            <w:tab/>
+            <w:t>43</w:t>
           </w:r>
         </w:p>
         <w:p>
@@ -5314,6 +5586,10 @@
           <w:r>
             <w:t>Active Document Management</w:t>
           </w:r>
+          <w:r>
+            <w:tab/>
+            <w:t>43</w:t>
+          </w:r>
         </w:p>
         <w:p>
           <w:pPr>
@@ -5331,6 +5607,10 @@
           </w:pPr>
           <w:r>
             <w:t>Temporary File Cleanup</w:t>
+          </w:r>
+          <w:r>
+            <w:tab/>
+            <w:t>43</w:t>
           </w:r>
         </w:p>
         <w:p>
@@ -5350,6 +5630,10 @@
           <w:r>
             <w:t>Error Handling Mechanism</w:t>
           </w:r>
+          <w:r>
+            <w:tab/>
+            <w:t>44</w:t>
+          </w:r>
         </w:p>
         <w:p>
           <w:pPr>
@@ -5368,6 +5652,10 @@
           <w:r>
             <w:t>Document Processing for RAG</w:t>
           </w:r>
+          <w:r>
+            <w:tab/>
+            <w:t>44</w:t>
+          </w:r>
         </w:p>
         <w:p>
           <w:pPr>
@@ -5385,6 +5673,10 @@
           </w:pPr>
           <w:r>
             <w:t>Summary</w:t>
+          </w:r>
+          <w:r>
+            <w:tab/>
+            <w:t>45</w:t>
           </w:r>
         </w:p>
         <w:p>
@@ -5438,6 +5730,10 @@
           <w:r>
             <w:t xml:space="preserve"> </w:t>
           </w:r>
+          <w:r>
+            <w:tab/>
+            <w:t>46</w:t>
+          </w:r>
         </w:p>
         <w:p>
           <w:pPr>
@@ -5468,6 +5764,13 @@
             </w:rPr>
             <w:t>Request</w:t>
           </w:r>
+          <w:r>
+            <w:rPr>
+              <w:spacing w:val="-2"/>
+            </w:rPr>
+            <w:tab/>
+            <w:t>47</w:t>
+          </w:r>
         </w:p>
         <w:p>
           <w:pPr>
@@ -5491,6 +5794,13 @@
               <w:spacing w:val="-2"/>
             </w:rPr>
             <w:t>Embedding Extraction</w:t>
+          </w:r>
+          <w:r>
+            <w:rPr>
+              <w:spacing w:val="-2"/>
+            </w:rPr>
+            <w:tab/>
+            <w:t>48</w:t>
           </w:r>
         </w:p>
         <w:p>
@@ -5522,6 +5832,13 @@
             </w:rPr>
             <w:t>mbeddings</w:t>
           </w:r>
+          <w:r>
+            <w:rPr>
+              <w:spacing w:val="-2"/>
+            </w:rPr>
+            <w:tab/>
+            <w:t>49</w:t>
+          </w:r>
         </w:p>
         <w:p>
           <w:pPr>
@@ -5545,6 +5862,13 @@
               <w:spacing w:val="-2"/>
             </w:rPr>
             <w:t>Prompt Construction</w:t>
+          </w:r>
+          <w:r>
+            <w:rPr>
+              <w:spacing w:val="-2"/>
+            </w:rPr>
+            <w:tab/>
+            <w:t>50</w:t>
           </w:r>
         </w:p>
         <w:p>
@@ -5570,6 +5894,13 @@
             </w:rPr>
             <w:t>Response Extraction</w:t>
           </w:r>
+          <w:r>
+            <w:rPr>
+              <w:spacing w:val="-2"/>
+            </w:rPr>
+            <w:tab/>
+            <w:t>51</w:t>
+          </w:r>
         </w:p>
         <w:p>
           <w:pPr>
@@ -5593,6 +5924,13 @@
               <w:spacing w:val="-2"/>
             </w:rPr>
             <w:t>Asynchronous Server Communication</w:t>
+          </w:r>
+          <w:r>
+            <w:rPr>
+              <w:spacing w:val="-2"/>
+            </w:rPr>
+            <w:tab/>
+            <w:t>52</w:t>
           </w:r>
         </w:p>
         <w:p>
@@ -5652,7 +5990,7 @@
               <w:b w:val="0"/>
               <w:spacing w:val="-5"/>
             </w:rPr>
-            <w:t>29</w:t>
+            <w:t>54</w:t>
           </w:r>
         </w:p>
         <w:p>
@@ -5689,7 +6027,12 @@
               <w:spacing w:val="-2"/>
             </w:rPr>
             <w:tab/>
-            <w:t>29</w:t>
+          </w:r>
+          <w:r>
+            <w:rPr>
+              <w:spacing w:val="-2"/>
+            </w:rPr>
+            <w:t>54</w:t>
           </w:r>
         </w:p>
         <w:p>
@@ -5726,7 +6069,12 @@
               <w:spacing w:val="-2"/>
             </w:rPr>
             <w:tab/>
-            <w:t>29</w:t>
+          </w:r>
+          <w:r>
+            <w:rPr>
+              <w:spacing w:val="-2"/>
+            </w:rPr>
+            <w:t>55</w:t>
           </w:r>
         </w:p>
         <w:p>
@@ -5753,18 +6101,10 @@
             <w:r>
               <w:rPr>
                 <w:b w:val="0"/>
-                <w:spacing w:val="-5"/>
-              </w:rPr>
-              <w:t>3</w:t>
+              </w:rPr>
+              <w:t>56</w:t>
             </w:r>
           </w:hyperlink>
-          <w:r>
-            <w:rPr>
-              <w:b w:val="0"/>
-              <w:spacing w:val="-5"/>
-            </w:rPr>
-            <w:t>1</w:t>
-          </w:r>
         </w:p>
         <w:p>
           <w:pPr>
@@ -5798,7 +6138,13 @@
             <w:rPr>
               <w:b w:val="0"/>
             </w:rPr>
-            <w:t xml:space="preserve">     32</w:t>
+            <w:t xml:space="preserve">     </w:t>
+          </w:r>
+          <w:r>
+            <w:rPr>
+              <w:b w:val="0"/>
+            </w:rPr>
+            <w:t>57</w:t>
           </w:r>
         </w:p>
       </w:sdtContent>
@@ -6077,7 +6423,14 @@
                 <w:spacing w:val="-10"/>
                 <w:sz w:val="28"/>
               </w:rPr>
-              <w:t>13</w:t>
+              <w:t>1</w:t>
+            </w:r>
+            <w:r>
+              <w:rPr>
+                <w:spacing w:val="-10"/>
+                <w:sz w:val="28"/>
+              </w:rPr>
+              <w:t>6</w:t>
             </w:r>
           </w:p>
         </w:tc>
@@ -6149,7 +6502,14 @@
                 <w:spacing w:val="-10"/>
                 <w:sz w:val="28"/>
               </w:rPr>
-              <w:t>15</w:t>
+              <w:t>1</w:t>
+            </w:r>
+            <w:r>
+              <w:rPr>
+                <w:spacing w:val="-10"/>
+                <w:sz w:val="28"/>
+              </w:rPr>
+              <w:t>8</w:t>
             </w:r>
           </w:p>
         </w:tc>
@@ -6233,7 +6593,14 @@
                 <w:spacing w:val="-5"/>
                 <w:sz w:val="28"/>
               </w:rPr>
-              <w:t xml:space="preserve">             16</w:t>
+              <w:t xml:space="preserve">             1</w:t>
+            </w:r>
+            <w:r>
+              <w:rPr>
+                <w:spacing w:val="-5"/>
+                <w:sz w:val="28"/>
+              </w:rPr>
+              <w:t>9</w:t>
             </w:r>
           </w:p>
         </w:tc>
@@ -6317,7 +6684,14 @@
                 <w:spacing w:val="-5"/>
                 <w:sz w:val="28"/>
               </w:rPr>
-              <w:t xml:space="preserve">             17</w:t>
+              <w:t xml:space="preserve">             </w:t>
+            </w:r>
+            <w:r>
+              <w:rPr>
+                <w:spacing w:val="-5"/>
+                <w:sz w:val="28"/>
+              </w:rPr>
+              <w:t>20</w:t>
             </w:r>
           </w:p>
         </w:tc>
@@ -6389,14 +6763,21 @@
                 <w:spacing w:val="-5"/>
                 <w:sz w:val="28"/>
               </w:rPr>
-              <w:t xml:space="preserve">             17</w:t>
+              <w:t xml:space="preserve">             </w:t>
+            </w:r>
+            <w:r>
+              <w:rPr>
+                <w:spacing w:val="-5"/>
+                <w:sz w:val="28"/>
+              </w:rPr>
+              <w:t>20</w:t>
             </w:r>
           </w:p>
         </w:tc>
       </w:tr>
       <w:tr>
         <w:trPr>
-          <w:trHeight w:val="848"/>
+          <w:trHeight w:val="990"/>
         </w:trPr>
         <w:tc>
           <w:tcPr>
@@ -6461,14 +6842,21 @@
                 <w:spacing w:val="-5"/>
                 <w:sz w:val="28"/>
               </w:rPr>
-              <w:t xml:space="preserve">             24</w:t>
+              <w:t xml:space="preserve">             2</w:t>
+            </w:r>
+            <w:r>
+              <w:rPr>
+                <w:spacing w:val="-5"/>
+                <w:sz w:val="28"/>
+              </w:rPr>
+              <w:t>7</w:t>
             </w:r>
           </w:p>
         </w:tc>
       </w:tr>
       <w:tr>
         <w:trPr>
-          <w:trHeight w:val="1285"/>
+          <w:trHeight w:val="1002"/>
         </w:trPr>
         <w:tc>
           <w:tcPr>
@@ -6516,32 +6904,12 @@
               <w:pStyle w:val="TableParagraph"/>
               <w:spacing w:before="295"/>
               <w:ind w:left="231"/>
-              <w:rPr>
-                <w:sz w:val="28"/>
-              </w:rPr>
             </w:pPr>
             <w:r>
               <w:rPr>
                 <w:sz w:val="28"/>
               </w:rPr>
               <w:t>Oracle APEX Backend Admin Page</w:t>
-            </w:r>
-          </w:p>
-          <w:p/>
-          <w:p>
-            <w:pPr>
-              <w:tabs>
-                <w:tab w:val="left" w:pos="1620"/>
-              </w:tabs>
-            </w:pPr>
-            <w:r>
-              <w:t xml:space="preserve">    </w:t>
-            </w:r>
-            <w:r>
-              <w:rPr>
-                <w:sz w:val="28"/>
-              </w:rPr>
-              <w:t xml:space="preserve"> </w:t>
             </w:r>
           </w:p>
         </w:tc>
@@ -6554,7 +6922,6 @@
               <w:pStyle w:val="TableParagraph"/>
               <w:spacing w:before="295"/>
               <w:rPr>
-                <w:spacing w:val="-5"/>
                 <w:sz w:val="28"/>
               </w:rPr>
             </w:pPr>
@@ -6570,41 +6937,14 @@
                 <w:spacing w:val="-5"/>
                 <w:sz w:val="28"/>
               </w:rPr>
-              <w:t>2</w:t>
+              <w:t>30</w:t>
             </w:r>
-            <w:r>
-              <w:rPr>
-                <w:spacing w:val="-5"/>
-                <w:sz w:val="28"/>
-              </w:rPr>
-              <w:t>8</w:t>
-            </w:r>
-          </w:p>
-          <w:p>
-            <w:pPr>
-              <w:pStyle w:val="TableParagraph"/>
-              <w:spacing w:before="295"/>
-              <w:rPr>
-                <w:spacing w:val="-5"/>
-                <w:sz w:val="28"/>
-              </w:rPr>
-            </w:pPr>
-          </w:p>
-          <w:p>
-            <w:pPr>
-              <w:pStyle w:val="TableParagraph"/>
-              <w:spacing w:before="295"/>
-              <w:ind w:left="906"/>
-              <w:rPr>
-                <w:sz w:val="28"/>
-              </w:rPr>
-            </w:pPr>
           </w:p>
         </w:tc>
       </w:tr>
       <w:tr>
         <w:trPr>
-          <w:trHeight w:val="845"/>
+          <w:trHeight w:val="990"/>
         </w:trPr>
         <w:tc>
           <w:tcPr>
@@ -6626,14 +6966,7 @@
                 <w:spacing w:val="-5"/>
                 <w:sz w:val="28"/>
               </w:rPr>
-              <w:t>4.</w:t>
-            </w:r>
-            <w:r>
-              <w:rPr>
-                <w:spacing w:val="-5"/>
-                <w:sz w:val="28"/>
-              </w:rPr>
-              <w:t>2</w:t>
+              <w:t>4.2</w:t>
             </w:r>
           </w:p>
         </w:tc>
@@ -6671,6 +7004,731 @@
                 <w:sz w:val="28"/>
               </w:rPr>
             </w:pPr>
+            <w:r>
+              <w:rPr>
+                <w:spacing w:val="-5"/>
+                <w:sz w:val="28"/>
+              </w:rPr>
+              <w:t xml:space="preserve">             31</w:t>
+            </w:r>
+          </w:p>
+        </w:tc>
+      </w:tr>
+      <w:tr>
+        <w:trPr>
+          <w:trHeight w:val="990"/>
+        </w:trPr>
+        <w:tc>
+          <w:tcPr>
+            <w:tcW w:w="1931" w:type="dxa"/>
+          </w:tcPr>
+          <w:p>
+            <w:pPr>
+              <w:pStyle w:val="TableParagraph"/>
+              <w:spacing w:before="295"/>
+              <w:ind w:right="133"/>
+              <w:jc w:val="center"/>
+              <w:rPr>
+                <w:spacing w:val="-5"/>
+                <w:sz w:val="28"/>
+              </w:rPr>
+            </w:pPr>
+            <w:r>
+              <w:rPr>
+                <w:spacing w:val="-5"/>
+                <w:sz w:val="28"/>
+              </w:rPr>
+              <w:t>4.3</w:t>
+            </w:r>
+          </w:p>
+        </w:tc>
+        <w:tc>
+          <w:tcPr>
+            <w:tcW w:w="6528" w:type="dxa"/>
+          </w:tcPr>
+          <w:p>
+            <w:pPr>
+              <w:pStyle w:val="TableParagraph"/>
+              <w:spacing w:before="293"/>
+              <w:ind w:left="231"/>
+              <w:rPr>
+                <w:sz w:val="28"/>
+              </w:rPr>
+            </w:pPr>
+            <w:r>
+              <w:rPr>
+                <w:sz w:val="28"/>
+              </w:rPr>
+              <w:t>Low code Framework</w:t>
+            </w:r>
+          </w:p>
+        </w:tc>
+        <w:tc>
+          <w:tcPr>
+            <w:tcW w:w="1621" w:type="dxa"/>
+          </w:tcPr>
+          <w:p>
+            <w:pPr>
+              <w:pStyle w:val="TableParagraph"/>
+              <w:spacing w:before="295"/>
+              <w:rPr>
+                <w:spacing w:val="-5"/>
+                <w:sz w:val="28"/>
+              </w:rPr>
+            </w:pPr>
+            <w:r>
+              <w:rPr>
+                <w:spacing w:val="-5"/>
+                <w:sz w:val="28"/>
+              </w:rPr>
+              <w:t xml:space="preserve">             </w:t>
+            </w:r>
+            <w:r>
+              <w:rPr>
+                <w:spacing w:val="-5"/>
+                <w:sz w:val="28"/>
+              </w:rPr>
+              <w:t>33</w:t>
+            </w:r>
+          </w:p>
+        </w:tc>
+      </w:tr>
+      <w:tr>
+        <w:trPr>
+          <w:trHeight w:val="990"/>
+        </w:trPr>
+        <w:tc>
+          <w:tcPr>
+            <w:tcW w:w="1931" w:type="dxa"/>
+          </w:tcPr>
+          <w:p>
+            <w:pPr>
+              <w:pStyle w:val="TableParagraph"/>
+              <w:spacing w:before="295"/>
+              <w:ind w:right="133"/>
+              <w:jc w:val="center"/>
+              <w:rPr>
+                <w:spacing w:val="-5"/>
+                <w:sz w:val="28"/>
+              </w:rPr>
+            </w:pPr>
+            <w:r>
+              <w:rPr>
+                <w:spacing w:val="-5"/>
+                <w:sz w:val="28"/>
+              </w:rPr>
+              <w:t>4.4</w:t>
+            </w:r>
+          </w:p>
+        </w:tc>
+        <w:tc>
+          <w:tcPr>
+            <w:tcW w:w="6528" w:type="dxa"/>
+          </w:tcPr>
+          <w:p>
+            <w:pPr>
+              <w:pStyle w:val="TableParagraph"/>
+              <w:spacing w:before="293"/>
+              <w:ind w:left="231"/>
+              <w:rPr>
+                <w:sz w:val="28"/>
+              </w:rPr>
+            </w:pPr>
+            <w:r>
+              <w:rPr>
+                <w:sz w:val="28"/>
+              </w:rPr>
+              <w:t>Response Accuracy Comparison</w:t>
+            </w:r>
+          </w:p>
+        </w:tc>
+        <w:tc>
+          <w:tcPr>
+            <w:tcW w:w="1621" w:type="dxa"/>
+          </w:tcPr>
+          <w:p>
+            <w:pPr>
+              <w:pStyle w:val="TableParagraph"/>
+              <w:spacing w:before="295"/>
+              <w:rPr>
+                <w:spacing w:val="-5"/>
+                <w:sz w:val="28"/>
+              </w:rPr>
+            </w:pPr>
+            <w:r>
+              <w:rPr>
+                <w:spacing w:val="-5"/>
+                <w:sz w:val="28"/>
+              </w:rPr>
+              <w:t xml:space="preserve">             </w:t>
+            </w:r>
+            <w:r>
+              <w:rPr>
+                <w:spacing w:val="-5"/>
+                <w:sz w:val="28"/>
+              </w:rPr>
+              <w:t>39</w:t>
+            </w:r>
+          </w:p>
+        </w:tc>
+      </w:tr>
+      <w:tr>
+        <w:trPr>
+          <w:trHeight w:val="1004"/>
+        </w:trPr>
+        <w:tc>
+          <w:tcPr>
+            <w:tcW w:w="1931" w:type="dxa"/>
+          </w:tcPr>
+          <w:p>
+            <w:pPr>
+              <w:pStyle w:val="TableParagraph"/>
+              <w:spacing w:before="295"/>
+              <w:ind w:right="133"/>
+              <w:jc w:val="center"/>
+              <w:rPr>
+                <w:spacing w:val="-5"/>
+                <w:sz w:val="28"/>
+              </w:rPr>
+            </w:pPr>
+            <w:r>
+              <w:rPr>
+                <w:spacing w:val="-5"/>
+                <w:sz w:val="28"/>
+              </w:rPr>
+              <w:t>4.5</w:t>
+            </w:r>
+          </w:p>
+        </w:tc>
+        <w:tc>
+          <w:tcPr>
+            <w:tcW w:w="6528" w:type="dxa"/>
+          </w:tcPr>
+          <w:p>
+            <w:pPr>
+              <w:pStyle w:val="TableParagraph"/>
+              <w:spacing w:before="295"/>
+              <w:ind w:left="231"/>
+              <w:rPr>
+                <w:sz w:val="28"/>
+              </w:rPr>
+            </w:pPr>
+            <w:r>
+              <w:rPr>
+                <w:sz w:val="28"/>
+              </w:rPr>
+              <w:t>Response Latency Comparison</w:t>
+            </w:r>
+          </w:p>
+        </w:tc>
+        <w:tc>
+          <w:tcPr>
+            <w:tcW w:w="1621" w:type="dxa"/>
+          </w:tcPr>
+          <w:p>
+            <w:pPr>
+              <w:pStyle w:val="TableParagraph"/>
+              <w:spacing w:before="295"/>
+              <w:rPr>
+                <w:spacing w:val="-5"/>
+                <w:sz w:val="28"/>
+              </w:rPr>
+            </w:pPr>
+            <w:r>
+              <w:rPr>
+                <w:spacing w:val="-5"/>
+                <w:sz w:val="28"/>
+              </w:rPr>
+              <w:t xml:space="preserve">             </w:t>
+            </w:r>
+            <w:r>
+              <w:rPr>
+                <w:spacing w:val="-5"/>
+                <w:sz w:val="28"/>
+              </w:rPr>
+              <w:t>40</w:t>
+            </w:r>
+          </w:p>
+        </w:tc>
+      </w:tr>
+      <w:tr>
+        <w:trPr>
+          <w:trHeight w:val="1006"/>
+        </w:trPr>
+        <w:tc>
+          <w:tcPr>
+            <w:tcW w:w="1931" w:type="dxa"/>
+          </w:tcPr>
+          <w:p>
+            <w:pPr>
+              <w:pStyle w:val="TableParagraph"/>
+              <w:spacing w:before="295"/>
+              <w:ind w:right="133"/>
+              <w:jc w:val="center"/>
+              <w:rPr>
+                <w:spacing w:val="-5"/>
+                <w:sz w:val="28"/>
+              </w:rPr>
+            </w:pPr>
+            <w:r>
+              <w:rPr>
+                <w:spacing w:val="-5"/>
+                <w:sz w:val="28"/>
+              </w:rPr>
+              <w:t>4.6</w:t>
+            </w:r>
+          </w:p>
+        </w:tc>
+        <w:tc>
+          <w:tcPr>
+            <w:tcW w:w="6528" w:type="dxa"/>
+          </w:tcPr>
+          <w:p>
+            <w:pPr>
+              <w:pStyle w:val="TableParagraph"/>
+              <w:spacing w:before="295"/>
+              <w:ind w:left="231"/>
+              <w:rPr>
+                <w:sz w:val="28"/>
+              </w:rPr>
+            </w:pPr>
+            <w:r>
+              <w:rPr>
+                <w:sz w:val="28"/>
+              </w:rPr>
+              <w:t>Key Metrics Comparison Across Chatbots</w:t>
+            </w:r>
+          </w:p>
+        </w:tc>
+        <w:tc>
+          <w:tcPr>
+            <w:tcW w:w="1621" w:type="dxa"/>
+          </w:tcPr>
+          <w:p>
+            <w:pPr>
+              <w:pStyle w:val="TableParagraph"/>
+              <w:spacing w:before="295"/>
+              <w:rPr>
+                <w:spacing w:val="-5"/>
+                <w:sz w:val="28"/>
+              </w:rPr>
+            </w:pPr>
+            <w:r>
+              <w:rPr>
+                <w:spacing w:val="-5"/>
+                <w:sz w:val="28"/>
+              </w:rPr>
+              <w:t xml:space="preserve">             </w:t>
+            </w:r>
+            <w:r>
+              <w:rPr>
+                <w:spacing w:val="-5"/>
+                <w:sz w:val="28"/>
+              </w:rPr>
+              <w:t>41</w:t>
+            </w:r>
+          </w:p>
+        </w:tc>
+      </w:tr>
+      <w:tr>
+        <w:trPr>
+          <w:trHeight w:val="861"/>
+        </w:trPr>
+        <w:tc>
+          <w:tcPr>
+            <w:tcW w:w="1931" w:type="dxa"/>
+          </w:tcPr>
+          <w:p>
+            <w:pPr>
+              <w:pStyle w:val="TableParagraph"/>
+              <w:spacing w:before="295"/>
+              <w:ind w:right="133"/>
+              <w:jc w:val="center"/>
+              <w:rPr>
+                <w:spacing w:val="-5"/>
+                <w:sz w:val="28"/>
+              </w:rPr>
+            </w:pPr>
+            <w:r>
+              <w:rPr>
+                <w:spacing w:val="-5"/>
+                <w:sz w:val="28"/>
+              </w:rPr>
+              <w:lastRenderedPageBreak/>
+              <w:t>4.7</w:t>
+            </w:r>
+          </w:p>
+        </w:tc>
+        <w:tc>
+          <w:tcPr>
+            <w:tcW w:w="6528" w:type="dxa"/>
+          </w:tcPr>
+          <w:p>
+            <w:pPr>
+              <w:pStyle w:val="TableParagraph"/>
+              <w:spacing w:before="295"/>
+              <w:ind w:left="231"/>
+              <w:rPr>
+                <w:sz w:val="28"/>
+              </w:rPr>
+            </w:pPr>
+            <w:r>
+              <w:rPr>
+                <w:sz w:val="28"/>
+              </w:rPr>
+              <w:t>Document Upload and Processing Modu</w:t>
+            </w:r>
+            <w:r>
+              <w:rPr>
+                <w:sz w:val="28"/>
+              </w:rPr>
+              <w:t>le</w:t>
+            </w:r>
+          </w:p>
+        </w:tc>
+        <w:tc>
+          <w:tcPr>
+            <w:tcW w:w="1621" w:type="dxa"/>
+          </w:tcPr>
+          <w:p>
+            <w:pPr>
+              <w:pStyle w:val="TableParagraph"/>
+              <w:spacing w:before="295"/>
+              <w:rPr>
+                <w:spacing w:val="-5"/>
+                <w:sz w:val="28"/>
+              </w:rPr>
+            </w:pPr>
+            <w:r>
+              <w:rPr>
+                <w:spacing w:val="-5"/>
+                <w:sz w:val="28"/>
+              </w:rPr>
+              <w:t xml:space="preserve">            </w:t>
+            </w:r>
+            <w:r>
+              <w:rPr>
+                <w:spacing w:val="-5"/>
+                <w:sz w:val="28"/>
+              </w:rPr>
+              <w:t>45</w:t>
+            </w:r>
+          </w:p>
+        </w:tc>
+      </w:tr>
+      <w:tr>
+        <w:trPr>
+          <w:trHeight w:val="833"/>
+        </w:trPr>
+        <w:tc>
+          <w:tcPr>
+            <w:tcW w:w="1931" w:type="dxa"/>
+          </w:tcPr>
+          <w:p>
+            <w:pPr>
+              <w:pStyle w:val="TableParagraph"/>
+              <w:spacing w:before="295"/>
+              <w:ind w:right="133"/>
+              <w:jc w:val="center"/>
+              <w:rPr>
+                <w:spacing w:val="-5"/>
+                <w:sz w:val="28"/>
+              </w:rPr>
+            </w:pPr>
+            <w:r>
+              <w:rPr>
+                <w:spacing w:val="-5"/>
+                <w:sz w:val="28"/>
+              </w:rPr>
+              <w:t>4.8</w:t>
+            </w:r>
+          </w:p>
+        </w:tc>
+        <w:tc>
+          <w:tcPr>
+            <w:tcW w:w="6528" w:type="dxa"/>
+          </w:tcPr>
+          <w:p>
+            <w:pPr>
+              <w:pStyle w:val="TableParagraph"/>
+              <w:spacing w:before="295"/>
+              <w:ind w:left="231"/>
+              <w:rPr>
+                <w:sz w:val="28"/>
+              </w:rPr>
+            </w:pPr>
+            <w:r>
+              <w:rPr>
+                <w:sz w:val="28"/>
+              </w:rPr>
+              <w:t>JSON Embedding</w:t>
+            </w:r>
+          </w:p>
+        </w:tc>
+        <w:tc>
+          <w:tcPr>
+            <w:tcW w:w="1621" w:type="dxa"/>
+          </w:tcPr>
+          <w:p>
+            <w:pPr>
+              <w:pStyle w:val="TableParagraph"/>
+              <w:spacing w:before="295"/>
+              <w:rPr>
+                <w:spacing w:val="-5"/>
+                <w:sz w:val="28"/>
+              </w:rPr>
+            </w:pPr>
+            <w:r>
+              <w:rPr>
+                <w:spacing w:val="-5"/>
+                <w:sz w:val="28"/>
+              </w:rPr>
+              <w:t xml:space="preserve">            </w:t>
+            </w:r>
+            <w:r>
+              <w:rPr>
+                <w:spacing w:val="-5"/>
+                <w:sz w:val="28"/>
+              </w:rPr>
+              <w:t>46</w:t>
+            </w:r>
+          </w:p>
+        </w:tc>
+      </w:tr>
+      <w:tr>
+        <w:trPr>
+          <w:trHeight w:val="846"/>
+        </w:trPr>
+        <w:tc>
+          <w:tcPr>
+            <w:tcW w:w="1931" w:type="dxa"/>
+          </w:tcPr>
+          <w:p>
+            <w:pPr>
+              <w:pStyle w:val="TableParagraph"/>
+              <w:spacing w:before="295"/>
+              <w:ind w:right="133"/>
+              <w:jc w:val="center"/>
+              <w:rPr>
+                <w:spacing w:val="-5"/>
+                <w:sz w:val="28"/>
+              </w:rPr>
+            </w:pPr>
+            <w:r>
+              <w:rPr>
+                <w:spacing w:val="-5"/>
+                <w:sz w:val="28"/>
+              </w:rPr>
+              <w:t>4.9</w:t>
+            </w:r>
+          </w:p>
+        </w:tc>
+        <w:tc>
+          <w:tcPr>
+            <w:tcW w:w="6528" w:type="dxa"/>
+          </w:tcPr>
+          <w:p>
+            <w:pPr>
+              <w:pStyle w:val="TableParagraph"/>
+              <w:spacing w:before="295"/>
+              <w:ind w:left="231"/>
+              <w:rPr>
+                <w:sz w:val="28"/>
+              </w:rPr>
+            </w:pPr>
+            <w:r>
+              <w:rPr>
+                <w:sz w:val="28"/>
+              </w:rPr>
+              <w:t>API Webservice Call</w:t>
+            </w:r>
+          </w:p>
+        </w:tc>
+        <w:tc>
+          <w:tcPr>
+            <w:tcW w:w="1621" w:type="dxa"/>
+          </w:tcPr>
+          <w:p>
+            <w:pPr>
+              <w:pStyle w:val="TableParagraph"/>
+              <w:spacing w:before="295"/>
+              <w:rPr>
+                <w:spacing w:val="-5"/>
+                <w:sz w:val="28"/>
+              </w:rPr>
+            </w:pPr>
+            <w:r>
+              <w:rPr>
+                <w:spacing w:val="-5"/>
+                <w:sz w:val="28"/>
+              </w:rPr>
+              <w:t xml:space="preserve">            </w:t>
+            </w:r>
+            <w:r>
+              <w:rPr>
+                <w:spacing w:val="-5"/>
+                <w:sz w:val="28"/>
+              </w:rPr>
+              <w:t>47</w:t>
+            </w:r>
+          </w:p>
+        </w:tc>
+      </w:tr>
+      <w:tr>
+        <w:trPr>
+          <w:trHeight w:val="858"/>
+        </w:trPr>
+        <w:tc>
+          <w:tcPr>
+            <w:tcW w:w="1931" w:type="dxa"/>
+          </w:tcPr>
+          <w:p>
+            <w:pPr>
+              <w:pStyle w:val="TableParagraph"/>
+              <w:spacing w:before="295"/>
+              <w:ind w:right="133"/>
+              <w:jc w:val="center"/>
+              <w:rPr>
+                <w:spacing w:val="-5"/>
+                <w:sz w:val="28"/>
+              </w:rPr>
+            </w:pPr>
+            <w:r>
+              <w:rPr>
+                <w:spacing w:val="-5"/>
+                <w:sz w:val="28"/>
+              </w:rPr>
+              <w:t>4.10</w:t>
+            </w:r>
+          </w:p>
+        </w:tc>
+        <w:tc>
+          <w:tcPr>
+            <w:tcW w:w="6528" w:type="dxa"/>
+          </w:tcPr>
+          <w:p>
+            <w:pPr>
+              <w:pStyle w:val="TableParagraph"/>
+              <w:spacing w:before="295"/>
+              <w:ind w:left="231"/>
+              <w:rPr>
+                <w:sz w:val="28"/>
+              </w:rPr>
+            </w:pPr>
+            <w:r>
+              <w:rPr>
+                <w:sz w:val="28"/>
+              </w:rPr>
+              <w:t>API Response Extraction</w:t>
+            </w:r>
+          </w:p>
+        </w:tc>
+        <w:tc>
+          <w:tcPr>
+            <w:tcW w:w="1621" w:type="dxa"/>
+          </w:tcPr>
+          <w:p>
+            <w:pPr>
+              <w:pStyle w:val="TableParagraph"/>
+              <w:spacing w:before="295"/>
+              <w:rPr>
+                <w:spacing w:val="-5"/>
+                <w:sz w:val="28"/>
+              </w:rPr>
+            </w:pPr>
+            <w:r>
+              <w:rPr>
+                <w:spacing w:val="-5"/>
+                <w:sz w:val="28"/>
+              </w:rPr>
+              <w:t xml:space="preserve">            </w:t>
+            </w:r>
+            <w:r>
+              <w:rPr>
+                <w:spacing w:val="-5"/>
+                <w:sz w:val="28"/>
+              </w:rPr>
+              <w:t>48</w:t>
+            </w:r>
+          </w:p>
+        </w:tc>
+      </w:tr>
+      <w:tr>
+        <w:trPr>
+          <w:trHeight w:val="984"/>
+        </w:trPr>
+        <w:tc>
+          <w:tcPr>
+            <w:tcW w:w="1931" w:type="dxa"/>
+          </w:tcPr>
+          <w:p>
+            <w:pPr>
+              <w:pStyle w:val="TableParagraph"/>
+              <w:spacing w:before="295"/>
+              <w:ind w:right="133"/>
+              <w:jc w:val="center"/>
+              <w:rPr>
+                <w:spacing w:val="-5"/>
+                <w:sz w:val="28"/>
+              </w:rPr>
+            </w:pPr>
+            <w:r>
+              <w:rPr>
+                <w:spacing w:val="-5"/>
+                <w:sz w:val="28"/>
+              </w:rPr>
+              <w:t>4.11</w:t>
+            </w:r>
+          </w:p>
+        </w:tc>
+        <w:tc>
+          <w:tcPr>
+            <w:tcW w:w="6528" w:type="dxa"/>
+          </w:tcPr>
+          <w:p>
+            <w:pPr>
+              <w:pStyle w:val="TableParagraph"/>
+              <w:spacing w:before="295"/>
+              <w:ind w:left="231"/>
+              <w:rPr>
+                <w:sz w:val="28"/>
+              </w:rPr>
+            </w:pPr>
+            <w:r>
+              <w:rPr>
+                <w:sz w:val="28"/>
+              </w:rPr>
+              <w:t>Storage Embeddings</w:t>
+            </w:r>
+          </w:p>
+        </w:tc>
+        <w:tc>
+          <w:tcPr>
+            <w:tcW w:w="1621" w:type="dxa"/>
+          </w:tcPr>
+          <w:p>
+            <w:pPr>
+              <w:pStyle w:val="TableParagraph"/>
+              <w:spacing w:before="295"/>
+              <w:rPr>
+                <w:spacing w:val="-5"/>
+                <w:sz w:val="28"/>
+              </w:rPr>
+            </w:pPr>
+            <w:r>
+              <w:rPr>
+                <w:spacing w:val="-5"/>
+                <w:sz w:val="28"/>
+              </w:rPr>
+              <w:t xml:space="preserve">            </w:t>
+            </w:r>
+            <w:r>
+              <w:rPr>
+                <w:spacing w:val="-5"/>
+                <w:sz w:val="28"/>
+              </w:rPr>
+              <w:t>49</w:t>
+            </w:r>
           </w:p>
         </w:tc>
       </w:tr>
@@ -6698,7 +7756,7 @@
                 <w:spacing w:val="-5"/>
                 <w:sz w:val="28"/>
               </w:rPr>
-              <w:t>4.3</w:t>
+              <w:t>4.12</w:t>
             </w:r>
           </w:p>
         </w:tc>
@@ -6709,7 +7767,7 @@
           <w:p>
             <w:pPr>
               <w:pStyle w:val="TableParagraph"/>
-              <w:spacing w:before="293"/>
+              <w:spacing w:before="295"/>
               <w:ind w:left="231"/>
               <w:rPr>
                 <w:sz w:val="28"/>
@@ -6719,15 +7777,7 @@
               <w:rPr>
                 <w:sz w:val="28"/>
               </w:rPr>
-              <w:t>Low code Fr</w:t>
-            </w:r>
-            <w:bookmarkStart w:id="4" w:name="_GoBack"/>
-            <w:bookmarkEnd w:id="4"/>
-            <w:r>
-              <w:rPr>
-                <w:sz w:val="28"/>
-              </w:rPr>
-              <w:t>amework</w:t>
+              <w:t>Prompt Construction</w:t>
             </w:r>
           </w:p>
         </w:tc>
@@ -6744,6 +7794,20 @@
                 <w:sz w:val="28"/>
               </w:rPr>
             </w:pPr>
+            <w:r>
+              <w:rPr>
+                <w:spacing w:val="-5"/>
+                <w:sz w:val="28"/>
+              </w:rPr>
+              <w:t xml:space="preserve">            </w:t>
+            </w:r>
+            <w:r>
+              <w:rPr>
+                <w:spacing w:val="-5"/>
+                <w:sz w:val="28"/>
+              </w:rPr>
+              <w:t>51</w:t>
+            </w:r>
           </w:p>
         </w:tc>
       </w:tr>
@@ -6771,598 +7835,6 @@
                 <w:spacing w:val="-5"/>
                 <w:sz w:val="28"/>
               </w:rPr>
-              <w:t>4.4</w:t>
-            </w:r>
-          </w:p>
-        </w:tc>
-        <w:tc>
-          <w:tcPr>
-            <w:tcW w:w="6528" w:type="dxa"/>
-          </w:tcPr>
-          <w:p>
-            <w:pPr>
-              <w:pStyle w:val="TableParagraph"/>
-              <w:spacing w:before="293"/>
-              <w:ind w:left="231"/>
-              <w:rPr>
-                <w:sz w:val="28"/>
-              </w:rPr>
-            </w:pPr>
-            <w:r>
-              <w:rPr>
-                <w:sz w:val="28"/>
-              </w:rPr>
-              <w:t>Response Accuracy Comparison</w:t>
-            </w:r>
-          </w:p>
-        </w:tc>
-        <w:tc>
-          <w:tcPr>
-            <w:tcW w:w="1621" w:type="dxa"/>
-          </w:tcPr>
-          <w:p>
-            <w:pPr>
-              <w:pStyle w:val="TableParagraph"/>
-              <w:spacing w:before="295"/>
-              <w:rPr>
-                <w:spacing w:val="-5"/>
-                <w:sz w:val="28"/>
-              </w:rPr>
-            </w:pPr>
-          </w:p>
-        </w:tc>
-      </w:tr>
-      <w:tr>
-        <w:trPr>
-          <w:trHeight w:val="838"/>
-        </w:trPr>
-        <w:tc>
-          <w:tcPr>
-            <w:tcW w:w="1931" w:type="dxa"/>
-          </w:tcPr>
-          <w:p>
-            <w:pPr>
-              <w:pStyle w:val="TableParagraph"/>
-              <w:spacing w:before="295"/>
-              <w:ind w:right="133"/>
-              <w:jc w:val="center"/>
-              <w:rPr>
-                <w:spacing w:val="-5"/>
-                <w:sz w:val="28"/>
-              </w:rPr>
-            </w:pPr>
-            <w:r>
-              <w:rPr>
-                <w:spacing w:val="-5"/>
-                <w:sz w:val="28"/>
-              </w:rPr>
-              <w:t>4.5</w:t>
-            </w:r>
-          </w:p>
-        </w:tc>
-        <w:tc>
-          <w:tcPr>
-            <w:tcW w:w="6528" w:type="dxa"/>
-          </w:tcPr>
-          <w:p>
-            <w:pPr>
-              <w:pStyle w:val="TableParagraph"/>
-              <w:spacing w:before="295"/>
-              <w:ind w:left="231"/>
-              <w:rPr>
-                <w:sz w:val="28"/>
-              </w:rPr>
-            </w:pPr>
-            <w:r>
-              <w:rPr>
-                <w:sz w:val="28"/>
-              </w:rPr>
-              <w:t>Response Latency Comparison</w:t>
-            </w:r>
-          </w:p>
-        </w:tc>
-        <w:tc>
-          <w:tcPr>
-            <w:tcW w:w="1621" w:type="dxa"/>
-          </w:tcPr>
-          <w:p>
-            <w:pPr>
-              <w:pStyle w:val="TableParagraph"/>
-              <w:spacing w:before="295"/>
-              <w:rPr>
-                <w:spacing w:val="-5"/>
-                <w:sz w:val="28"/>
-              </w:rPr>
-            </w:pPr>
-          </w:p>
-        </w:tc>
-      </w:tr>
-      <w:tr>
-        <w:trPr>
-          <w:trHeight w:val="1006"/>
-        </w:trPr>
-        <w:tc>
-          <w:tcPr>
-            <w:tcW w:w="1931" w:type="dxa"/>
-          </w:tcPr>
-          <w:p>
-            <w:pPr>
-              <w:pStyle w:val="TableParagraph"/>
-              <w:spacing w:before="295"/>
-              <w:ind w:right="133"/>
-              <w:jc w:val="center"/>
-              <w:rPr>
-                <w:spacing w:val="-5"/>
-                <w:sz w:val="28"/>
-              </w:rPr>
-            </w:pPr>
-            <w:r>
-              <w:rPr>
-                <w:spacing w:val="-5"/>
-                <w:sz w:val="28"/>
-              </w:rPr>
-              <w:t>4.6</w:t>
-            </w:r>
-          </w:p>
-        </w:tc>
-        <w:tc>
-          <w:tcPr>
-            <w:tcW w:w="6528" w:type="dxa"/>
-          </w:tcPr>
-          <w:p>
-            <w:pPr>
-              <w:pStyle w:val="TableParagraph"/>
-              <w:spacing w:before="295"/>
-              <w:ind w:left="231"/>
-              <w:rPr>
-                <w:sz w:val="28"/>
-              </w:rPr>
-            </w:pPr>
-            <w:r>
-              <w:rPr>
-                <w:sz w:val="28"/>
-              </w:rPr>
-              <w:t>Key Metrics Comparison Across Chatbots</w:t>
-            </w:r>
-          </w:p>
-        </w:tc>
-        <w:tc>
-          <w:tcPr>
-            <w:tcW w:w="1621" w:type="dxa"/>
-          </w:tcPr>
-          <w:p>
-            <w:pPr>
-              <w:pStyle w:val="TableParagraph"/>
-              <w:spacing w:before="295"/>
-              <w:rPr>
-                <w:spacing w:val="-5"/>
-                <w:sz w:val="28"/>
-              </w:rPr>
-            </w:pPr>
-          </w:p>
-        </w:tc>
-      </w:tr>
-      <w:tr>
-        <w:trPr>
-          <w:trHeight w:val="719"/>
-        </w:trPr>
-        <w:tc>
-          <w:tcPr>
-            <w:tcW w:w="1931" w:type="dxa"/>
-          </w:tcPr>
-          <w:p>
-            <w:pPr>
-              <w:pStyle w:val="TableParagraph"/>
-              <w:spacing w:before="295"/>
-              <w:ind w:right="133"/>
-              <w:jc w:val="center"/>
-              <w:rPr>
-                <w:spacing w:val="-5"/>
-                <w:sz w:val="28"/>
-              </w:rPr>
-            </w:pPr>
-            <w:r>
-              <w:rPr>
-                <w:spacing w:val="-5"/>
-                <w:sz w:val="28"/>
-              </w:rPr>
-              <w:lastRenderedPageBreak/>
-              <w:t>4.7</w:t>
-            </w:r>
-          </w:p>
-        </w:tc>
-        <w:tc>
-          <w:tcPr>
-            <w:tcW w:w="6528" w:type="dxa"/>
-          </w:tcPr>
-          <w:p>
-            <w:pPr>
-              <w:pStyle w:val="TableParagraph"/>
-              <w:spacing w:before="295"/>
-              <w:ind w:left="231"/>
-              <w:rPr>
-                <w:sz w:val="28"/>
-              </w:rPr>
-            </w:pPr>
-            <w:r>
-              <w:rPr>
-                <w:sz w:val="28"/>
-              </w:rPr>
-              <w:t>Document Upload and Processing Modu</w:t>
-            </w:r>
-            <w:r>
-              <w:rPr>
-                <w:sz w:val="28"/>
-              </w:rPr>
-              <w:t>le</w:t>
-            </w:r>
-          </w:p>
-        </w:tc>
-        <w:tc>
-          <w:tcPr>
-            <w:tcW w:w="1621" w:type="dxa"/>
-          </w:tcPr>
-          <w:p>
-            <w:pPr>
-              <w:pStyle w:val="TableParagraph"/>
-              <w:spacing w:before="295"/>
-              <w:rPr>
-                <w:spacing w:val="-5"/>
-                <w:sz w:val="28"/>
-              </w:rPr>
-            </w:pPr>
-          </w:p>
-        </w:tc>
-      </w:tr>
-      <w:tr>
-        <w:trPr>
-          <w:trHeight w:val="701"/>
-        </w:trPr>
-        <w:tc>
-          <w:tcPr>
-            <w:tcW w:w="1931" w:type="dxa"/>
-          </w:tcPr>
-          <w:p>
-            <w:pPr>
-              <w:pStyle w:val="TableParagraph"/>
-              <w:spacing w:before="295"/>
-              <w:ind w:right="133"/>
-              <w:jc w:val="center"/>
-              <w:rPr>
-                <w:spacing w:val="-5"/>
-                <w:sz w:val="28"/>
-              </w:rPr>
-            </w:pPr>
-            <w:r>
-              <w:rPr>
-                <w:spacing w:val="-5"/>
-                <w:sz w:val="28"/>
-              </w:rPr>
-              <w:t>4.8</w:t>
-            </w:r>
-          </w:p>
-        </w:tc>
-        <w:tc>
-          <w:tcPr>
-            <w:tcW w:w="6528" w:type="dxa"/>
-          </w:tcPr>
-          <w:p>
-            <w:pPr>
-              <w:pStyle w:val="TableParagraph"/>
-              <w:spacing w:before="295"/>
-              <w:ind w:left="231"/>
-              <w:rPr>
-                <w:sz w:val="28"/>
-              </w:rPr>
-            </w:pPr>
-            <w:r>
-              <w:rPr>
-                <w:sz w:val="28"/>
-              </w:rPr>
-              <w:t>JSON Embedding</w:t>
-            </w:r>
-          </w:p>
-        </w:tc>
-        <w:tc>
-          <w:tcPr>
-            <w:tcW w:w="1621" w:type="dxa"/>
-          </w:tcPr>
-          <w:p>
-            <w:pPr>
-              <w:pStyle w:val="TableParagraph"/>
-              <w:spacing w:before="295"/>
-              <w:rPr>
-                <w:spacing w:val="-5"/>
-                <w:sz w:val="28"/>
-              </w:rPr>
-            </w:pPr>
-          </w:p>
-        </w:tc>
-      </w:tr>
-      <w:tr>
-        <w:trPr>
-          <w:trHeight w:val="711"/>
-        </w:trPr>
-        <w:tc>
-          <w:tcPr>
-            <w:tcW w:w="1931" w:type="dxa"/>
-          </w:tcPr>
-          <w:p>
-            <w:pPr>
-              <w:pStyle w:val="TableParagraph"/>
-              <w:spacing w:before="295"/>
-              <w:ind w:right="133"/>
-              <w:jc w:val="center"/>
-              <w:rPr>
-                <w:spacing w:val="-5"/>
-                <w:sz w:val="28"/>
-              </w:rPr>
-            </w:pPr>
-            <w:r>
-              <w:rPr>
-                <w:spacing w:val="-5"/>
-                <w:sz w:val="28"/>
-              </w:rPr>
-              <w:t>4.9</w:t>
-            </w:r>
-          </w:p>
-        </w:tc>
-        <w:tc>
-          <w:tcPr>
-            <w:tcW w:w="6528" w:type="dxa"/>
-          </w:tcPr>
-          <w:p>
-            <w:pPr>
-              <w:pStyle w:val="TableParagraph"/>
-              <w:spacing w:before="295"/>
-              <w:ind w:left="231"/>
-              <w:rPr>
-                <w:sz w:val="28"/>
-              </w:rPr>
-            </w:pPr>
-            <w:r>
-              <w:rPr>
-                <w:sz w:val="28"/>
-              </w:rPr>
-              <w:t>API Webservice Call</w:t>
-            </w:r>
-          </w:p>
-        </w:tc>
-        <w:tc>
-          <w:tcPr>
-            <w:tcW w:w="1621" w:type="dxa"/>
-          </w:tcPr>
-          <w:p>
-            <w:pPr>
-              <w:pStyle w:val="TableParagraph"/>
-              <w:spacing w:before="295"/>
-              <w:rPr>
-                <w:spacing w:val="-5"/>
-                <w:sz w:val="28"/>
-              </w:rPr>
-            </w:pPr>
-          </w:p>
-        </w:tc>
-      </w:tr>
-      <w:tr>
-        <w:trPr>
-          <w:trHeight w:val="706"/>
-        </w:trPr>
-        <w:tc>
-          <w:tcPr>
-            <w:tcW w:w="1931" w:type="dxa"/>
-          </w:tcPr>
-          <w:p>
-            <w:pPr>
-              <w:pStyle w:val="TableParagraph"/>
-              <w:spacing w:before="295"/>
-              <w:ind w:right="133"/>
-              <w:jc w:val="center"/>
-              <w:rPr>
-                <w:spacing w:val="-5"/>
-                <w:sz w:val="28"/>
-              </w:rPr>
-            </w:pPr>
-            <w:r>
-              <w:rPr>
-                <w:spacing w:val="-5"/>
-                <w:sz w:val="28"/>
-              </w:rPr>
-              <w:t>4.10</w:t>
-            </w:r>
-          </w:p>
-        </w:tc>
-        <w:tc>
-          <w:tcPr>
-            <w:tcW w:w="6528" w:type="dxa"/>
-          </w:tcPr>
-          <w:p>
-            <w:pPr>
-              <w:pStyle w:val="TableParagraph"/>
-              <w:spacing w:before="295"/>
-              <w:ind w:left="231"/>
-              <w:rPr>
-                <w:sz w:val="28"/>
-              </w:rPr>
-            </w:pPr>
-            <w:r>
-              <w:rPr>
-                <w:sz w:val="28"/>
-              </w:rPr>
-              <w:t>API Response Extraction</w:t>
-            </w:r>
-          </w:p>
-        </w:tc>
-        <w:tc>
-          <w:tcPr>
-            <w:tcW w:w="1621" w:type="dxa"/>
-          </w:tcPr>
-          <w:p>
-            <w:pPr>
-              <w:pStyle w:val="TableParagraph"/>
-              <w:spacing w:before="295"/>
-              <w:rPr>
-                <w:spacing w:val="-5"/>
-                <w:sz w:val="28"/>
-              </w:rPr>
-            </w:pPr>
-          </w:p>
-        </w:tc>
-      </w:tr>
-      <w:tr>
-        <w:trPr>
-          <w:trHeight w:val="716"/>
-        </w:trPr>
-        <w:tc>
-          <w:tcPr>
-            <w:tcW w:w="1931" w:type="dxa"/>
-          </w:tcPr>
-          <w:p>
-            <w:pPr>
-              <w:pStyle w:val="TableParagraph"/>
-              <w:spacing w:before="295"/>
-              <w:ind w:right="133"/>
-              <w:jc w:val="center"/>
-              <w:rPr>
-                <w:spacing w:val="-5"/>
-                <w:sz w:val="28"/>
-              </w:rPr>
-            </w:pPr>
-            <w:r>
-              <w:rPr>
-                <w:spacing w:val="-5"/>
-                <w:sz w:val="28"/>
-              </w:rPr>
-              <w:t>4.11</w:t>
-            </w:r>
-          </w:p>
-        </w:tc>
-        <w:tc>
-          <w:tcPr>
-            <w:tcW w:w="6528" w:type="dxa"/>
-          </w:tcPr>
-          <w:p>
-            <w:pPr>
-              <w:pStyle w:val="TableParagraph"/>
-              <w:spacing w:before="295"/>
-              <w:ind w:left="231"/>
-              <w:rPr>
-                <w:sz w:val="28"/>
-              </w:rPr>
-            </w:pPr>
-            <w:r>
-              <w:rPr>
-                <w:sz w:val="28"/>
-              </w:rPr>
-              <w:t>Storage Embeddings</w:t>
-            </w:r>
-          </w:p>
-        </w:tc>
-        <w:tc>
-          <w:tcPr>
-            <w:tcW w:w="1621" w:type="dxa"/>
-          </w:tcPr>
-          <w:p>
-            <w:pPr>
-              <w:pStyle w:val="TableParagraph"/>
-              <w:spacing w:before="295"/>
-              <w:rPr>
-                <w:spacing w:val="-5"/>
-                <w:sz w:val="28"/>
-              </w:rPr>
-            </w:pPr>
-          </w:p>
-        </w:tc>
-      </w:tr>
-      <w:tr>
-        <w:trPr>
-          <w:trHeight w:val="698"/>
-        </w:trPr>
-        <w:tc>
-          <w:tcPr>
-            <w:tcW w:w="1931" w:type="dxa"/>
-          </w:tcPr>
-          <w:p>
-            <w:pPr>
-              <w:pStyle w:val="TableParagraph"/>
-              <w:spacing w:before="295"/>
-              <w:ind w:right="133"/>
-              <w:jc w:val="center"/>
-              <w:rPr>
-                <w:spacing w:val="-5"/>
-                <w:sz w:val="28"/>
-              </w:rPr>
-            </w:pPr>
-            <w:r>
-              <w:rPr>
-                <w:spacing w:val="-5"/>
-                <w:sz w:val="28"/>
-              </w:rPr>
-              <w:t>4.12</w:t>
-            </w:r>
-          </w:p>
-        </w:tc>
-        <w:tc>
-          <w:tcPr>
-            <w:tcW w:w="6528" w:type="dxa"/>
-          </w:tcPr>
-          <w:p>
-            <w:pPr>
-              <w:pStyle w:val="TableParagraph"/>
-              <w:spacing w:before="295"/>
-              <w:ind w:left="231"/>
-              <w:rPr>
-                <w:sz w:val="28"/>
-              </w:rPr>
-            </w:pPr>
-            <w:r>
-              <w:rPr>
-                <w:sz w:val="28"/>
-              </w:rPr>
-              <w:t>Prompt Construction</w:t>
-            </w:r>
-          </w:p>
-        </w:tc>
-        <w:tc>
-          <w:tcPr>
-            <w:tcW w:w="1621" w:type="dxa"/>
-          </w:tcPr>
-          <w:p>
-            <w:pPr>
-              <w:pStyle w:val="TableParagraph"/>
-              <w:spacing w:before="295"/>
-              <w:rPr>
-                <w:spacing w:val="-5"/>
-                <w:sz w:val="28"/>
-              </w:rPr>
-            </w:pPr>
-          </w:p>
-        </w:tc>
-      </w:tr>
-      <w:tr>
-        <w:trPr>
-          <w:trHeight w:val="723"/>
-        </w:trPr>
-        <w:tc>
-          <w:tcPr>
-            <w:tcW w:w="1931" w:type="dxa"/>
-          </w:tcPr>
-          <w:p>
-            <w:pPr>
-              <w:pStyle w:val="TableParagraph"/>
-              <w:spacing w:before="295"/>
-              <w:ind w:right="133"/>
-              <w:jc w:val="center"/>
-              <w:rPr>
-                <w:spacing w:val="-5"/>
-                <w:sz w:val="28"/>
-              </w:rPr>
-            </w:pPr>
-            <w:r>
-              <w:rPr>
-                <w:spacing w:val="-5"/>
-                <w:sz w:val="28"/>
-              </w:rPr>
               <w:t>4.13</w:t>
             </w:r>
           </w:p>
@@ -7401,12 +7873,26 @@
                 <w:sz w:val="28"/>
               </w:rPr>
             </w:pPr>
+            <w:r>
+              <w:rPr>
+                <w:spacing w:val="-5"/>
+                <w:sz w:val="28"/>
+              </w:rPr>
+              <w:t xml:space="preserve">            </w:t>
+            </w:r>
+            <w:r>
+              <w:rPr>
+                <w:spacing w:val="-5"/>
+                <w:sz w:val="28"/>
+              </w:rPr>
+              <w:t>52</w:t>
+            </w:r>
           </w:p>
         </w:tc>
       </w:tr>
       <w:tr>
         <w:trPr>
-          <w:trHeight w:val="565"/>
+          <w:trHeight w:val="852"/>
         </w:trPr>
         <w:tc>
           <w:tcPr>
@@ -7466,6 +7952,29 @@
                 <w:sz w:val="28"/>
               </w:rPr>
             </w:pPr>
+            <w:r>
+              <w:rPr>
+                <w:spacing w:val="-5"/>
+                <w:sz w:val="28"/>
+              </w:rPr>
+              <w:t xml:space="preserve">            </w:t>
+            </w:r>
+            <w:r>
+              <w:rPr>
+                <w:spacing w:val="-5"/>
+                <w:sz w:val="28"/>
+              </w:rPr>
+              <w:t>5</w:t>
+            </w:r>
+            <w:bookmarkStart w:id="4" w:name="_GoBack"/>
+            <w:bookmarkEnd w:id="4"/>
+            <w:r>
+              <w:rPr>
+                <w:spacing w:val="-5"/>
+                <w:sz w:val="28"/>
+              </w:rPr>
+              <w:t>3</w:t>
+            </w:r>
           </w:p>
         </w:tc>
       </w:tr>
@@ -14979,7 +15488,19 @@
         <w:rPr>
           <w:spacing w:val="-2"/>
         </w:rPr>
-        <w:t xml:space="preserve"> Testing and Validation</w:t>
+        <w:t xml:space="preserve"> </w:t>
+      </w:r>
+      <w:r>
+        <w:rPr>
+          <w:spacing w:val="-2"/>
+        </w:rPr>
+        <w:t xml:space="preserve">UI </w:t>
+      </w:r>
+      <w:r>
+        <w:rPr>
+          <w:spacing w:val="-2"/>
+        </w:rPr>
+        <w:t>Testing and Validation</w:t>
       </w:r>
     </w:p>
     <w:p>
@@ -15554,7 +16075,19 @@
         <w:rPr>
           <w:spacing w:val="-2"/>
         </w:rPr>
-        <w:t xml:space="preserve"> Summary</w:t>
+        <w:t xml:space="preserve"> </w:t>
+      </w:r>
+      <w:r>
+        <w:rPr>
+          <w:spacing w:val="-2"/>
+        </w:rPr>
+        <w:t xml:space="preserve">UI </w:t>
+      </w:r>
+      <w:r>
+        <w:rPr>
+          <w:spacing w:val="-2"/>
+        </w:rPr>
+        <w:t>Summary</w:t>
       </w:r>
     </w:p>
     <w:p>
@@ -19328,7 +19861,21 @@
           <w:b w:val="0"/>
           <w:bCs w:val="0"/>
         </w:rPr>
-        <w:t xml:space="preserve">After receiving the response from the embedding API, the system extracts the generated vector embeddings from the JSON output. This is achieved using Oracle SQL’s JSON_QUERY function, which parses the response stored in </w:t>
+        <w:t>After receiving the response from the embedding API, the system extracts the generated vector embeddings from the JSON output. This is achieved using Oracle SQL</w:t>
+      </w:r>
+      <w:r>
+        <w:rPr>
+          <w:b w:val="0"/>
+          <w:bCs w:val="0"/>
+        </w:rPr>
+        <w:t>’</w:t>
+      </w:r>
+      <w:r>
+        <w:rPr>
+          <w:b w:val="0"/>
+          <w:bCs w:val="0"/>
+        </w:rPr>
+        <w:t xml:space="preserve">s JSON_QUERY function, which parses the response stored in </w:t>
       </w:r>
       <w:proofErr w:type="spellStart"/>
       <w:r>
@@ -19801,7 +20348,7 @@
           <w:b w:val="0"/>
           <w:bCs w:val="0"/>
         </w:rPr>
-        <w:t xml:space="preserve">The first message in the JSON structure is a system-level instruction, where the role is defined as "system". This part sets the </w:t>
+        <w:t>The first message in the JSON structure is a system-level instruction, where the role is defined as "system". This part sets the behavior of the LLM by instructing it to act as an expert in a specific domain (</w:t>
       </w:r>
       <w:proofErr w:type="spellStart"/>
       <w:r>
@@ -19809,7 +20356,7 @@
           <w:b w:val="0"/>
           <w:bCs w:val="0"/>
         </w:rPr>
-        <w:t>behavior</w:t>
+        <w:t>v_domain</w:t>
       </w:r>
       <w:proofErr w:type="spellEnd"/>
       <w:r>
@@ -19817,39 +20364,7 @@
           <w:b w:val="0"/>
           <w:bCs w:val="0"/>
         </w:rPr>
-        <w:t xml:space="preserve"> of the LLM by instructing it to act as an expert in a specific domain (</w:t>
-      </w:r>
-      <w:proofErr w:type="spellStart"/>
-      <w:r>
-        <w:rPr>
-          <w:b w:val="0"/>
-          <w:bCs w:val="0"/>
-        </w:rPr>
-        <w:t>v_domain</w:t>
-      </w:r>
-      <w:proofErr w:type="spellEnd"/>
-      <w:r>
-        <w:rPr>
-          <w:b w:val="0"/>
-          <w:bCs w:val="0"/>
-        </w:rPr>
-        <w:t xml:space="preserve">). It also includes conditions such as responding politely to greetings and restricting answers strictly to the provided context. Additionally, it defines a </w:t>
-      </w:r>
-      <w:proofErr w:type="spellStart"/>
-      <w:r>
-        <w:rPr>
-          <w:b w:val="0"/>
-          <w:bCs w:val="0"/>
-        </w:rPr>
-        <w:t>fallback</w:t>
-      </w:r>
-      <w:proofErr w:type="spellEnd"/>
-      <w:r>
-        <w:rPr>
-          <w:b w:val="0"/>
-          <w:bCs w:val="0"/>
-        </w:rPr>
-        <w:t xml:space="preserve"> response when the question is outside the given context, ensuring controlled and reliable outputs.</w:t>
+        <w:t>). It also includes conditions such as responding politely to greetings and restricting answers strictly to the provided context. Additionally, it defines a fallback response when the question is outside the given context, ensuring controlled and reliable outputs.</w:t>
       </w:r>
     </w:p>
     <w:p>
@@ -19989,8 +20504,8 @@
           <w:noProof/>
         </w:rPr>
         <w:drawing>
-          <wp:inline distT="0" distB="0" distL="0" distR="0" wp14:anchorId="7931E05A" wp14:editId="56DA6345">
-            <wp:extent cx="6603365" cy="4038600"/>
+          <wp:inline distT="0" distB="0" distL="0" distR="0" wp14:anchorId="7931E05A" wp14:editId="7C722834">
+            <wp:extent cx="6603365" cy="4061460"/>
             <wp:effectExtent l="0" t="0" r="6985" b="0"/>
             <wp:docPr id="28" name="Picture 28"/>
             <wp:cNvGraphicFramePr>
@@ -20012,7 +20527,7 @@
                   <pic:spPr>
                     <a:xfrm>
                       <a:off x="0" y="0"/>
-                      <a:ext cx="6603365" cy="4038600"/>
+                      <a:ext cx="6603365" cy="4061460"/>
                     </a:xfrm>
                     <a:prstGeom prst="rect">
                       <a:avLst/>
@@ -20028,16 +20543,7 @@
         <w:t xml:space="preserve">                                                   </w:t>
       </w:r>
       <w:r>
-        <w:t>Figure 4.1</w:t>
-      </w:r>
-      <w:r>
-        <w:t>2</w:t>
-      </w:r>
-      <w:r>
-        <w:t xml:space="preserve"> </w:t>
-      </w:r>
-      <w:r>
-        <w:t>Prompt Construction</w:t>
+        <w:t>Figure 4.12 Prompt Construction</w:t>
       </w:r>
     </w:p>
     <w:p>
@@ -20233,19 +20739,7 @@
         </w:drawing>
       </w:r>
       <w:r>
-        <w:t xml:space="preserve">                                  </w:t>
-      </w:r>
-      <w:r>
-        <w:t>Figure 4.1</w:t>
-      </w:r>
-      <w:r>
-        <w:t>3</w:t>
-      </w:r>
-      <w:r>
-        <w:t xml:space="preserve"> </w:t>
-      </w:r>
-      <w:r>
-        <w:t>Response Extraction</w:t>
+        <w:t xml:space="preserve">                                  Figure 4.13 Response Extraction</w:t>
       </w:r>
     </w:p>
     <w:p>
@@ -20311,65 +20805,23 @@
           <w:b w:val="0"/>
           <w:bCs w:val="0"/>
         </w:rPr>
-        <w:t xml:space="preserve"> function in Oracle APEX to perform an asynchronous call to a backend PL/SQL process named </w:t>
-      </w:r>
+        <w:t xml:space="preserve"> function in Oracle APEX to perform an asynchronous call to a backend PL/SQL process named "BOT_REPLY". This function enables seamless communication between the frontend and backend without requiring a </w:t>
+      </w:r>
+      <w:proofErr w:type="gramStart"/>
       <w:r>
         <w:rPr>
           <w:b w:val="0"/>
           <w:bCs w:val="0"/>
         </w:rPr>
-        <w:t>"BOT_REPLY"</w:t>
-      </w:r>
+        <w:t>full page</w:t>
+      </w:r>
+      <w:proofErr w:type="gramEnd"/>
       <w:r>
         <w:rPr>
           <w:b w:val="0"/>
           <w:bCs w:val="0"/>
         </w:rPr>
-        <w:t xml:space="preserve">. This function enables seamless communication between the frontend and backend without requiring a </w:t>
-      </w:r>
-      <w:proofErr w:type="gramStart"/>
-      <w:r>
-        <w:rPr>
-          <w:b w:val="0"/>
-          <w:bCs w:val="0"/>
-        </w:rPr>
-        <w:t>full page</w:t>
-      </w:r>
-      <w:proofErr w:type="gramEnd"/>
-      <w:r>
-        <w:rPr>
-          <w:b w:val="0"/>
-          <w:bCs w:val="0"/>
-        </w:rPr>
-        <w:t xml:space="preserve"> refresh. The user’s input (</w:t>
-      </w:r>
-      <w:r>
-        <w:rPr>
-          <w:b w:val="0"/>
-          <w:bCs w:val="0"/>
-        </w:rPr>
-        <w:t>text</w:t>
-      </w:r>
-      <w:r>
-        <w:rPr>
-          <w:b w:val="0"/>
-          <w:bCs w:val="0"/>
-        </w:rPr>
-        <w:t xml:space="preserve">) is passed to the server using the parameter </w:t>
-      </w:r>
-      <w:r>
-        <w:rPr>
-          <w:b w:val="0"/>
-          <w:bCs w:val="0"/>
-        </w:rPr>
-        <w:t>x01</w:t>
-      </w:r>
-      <w:r>
-        <w:rPr>
-          <w:b w:val="0"/>
-          <w:bCs w:val="0"/>
-        </w:rPr>
-        <w:t>, which acts as a temporary variable to transfer data from the client side to the server-side process.</w:t>
+        <w:t xml:space="preserve"> refresh. The user’s input (text) is passed to the server using the parameter x01, which acts as a temporary variable to transfer data from the client side to the server-side process.</w:t>
       </w:r>
     </w:p>
     <w:p>
@@ -20388,7 +20840,7 @@
           <w:b w:val="0"/>
           <w:bCs w:val="0"/>
         </w:rPr>
-        <w:t xml:space="preserve">In the success </w:t>
+        <w:t>In the success callback function, the response returned from the server (</w:t>
       </w:r>
       <w:proofErr w:type="spellStart"/>
       <w:r>
@@ -20396,7 +20848,7 @@
           <w:b w:val="0"/>
           <w:bCs w:val="0"/>
         </w:rPr>
-        <w:t>callback</w:t>
+        <w:t>pData</w:t>
       </w:r>
       <w:proofErr w:type="spellEnd"/>
       <w:r>
@@ -20404,31 +20856,31 @@
           <w:b w:val="0"/>
           <w:bCs w:val="0"/>
         </w:rPr>
-        <w:t xml:space="preserve"> function, the response returned from the server (</w:t>
-      </w:r>
-      <w:proofErr w:type="spellStart"/>
+        <w:t xml:space="preserve">) is processed. The system logs the response to the browser console for debugging purposes and </w:t>
+      </w:r>
       <w:r>
         <w:rPr>
           <w:b w:val="0"/>
           <w:bCs w:val="0"/>
         </w:rPr>
-        <w:t>pData</w:t>
-      </w:r>
-      <w:proofErr w:type="spellEnd"/>
+        <w:lastRenderedPageBreak/>
+        <w:t xml:space="preserve">then updates the user interface dynamically. Specifically, the chatbot’s loading message is replaced with the actual response received from the backend using </w:t>
+      </w:r>
+      <w:proofErr w:type="spellStart"/>
       <w:r>
         <w:rPr>
           <w:b w:val="0"/>
           <w:bCs w:val="0"/>
         </w:rPr>
-        <w:t xml:space="preserve">) is processed. The system logs the response to the browser console for debugging purposes and </w:t>
-      </w:r>
+        <w:t>pData</w:t>
+      </w:r>
+      <w:proofErr w:type="spellEnd"/>
       <w:r>
         <w:rPr>
           <w:b w:val="0"/>
           <w:bCs w:val="0"/>
         </w:rPr>
-        <w:lastRenderedPageBreak/>
-        <w:t xml:space="preserve">then updates the user interface dynamically. Specifically, the chatbot’s loading message is replaced with the actual response received from the backend using </w:t>
+        <w:t>["BOT"]. This ensures that the user receives real-time feedback. Additionally, the input field is focused again (</w:t>
       </w:r>
       <w:proofErr w:type="spellStart"/>
       <w:r>
@@ -20436,7 +20888,7 @@
           <w:b w:val="0"/>
           <w:bCs w:val="0"/>
         </w:rPr>
-        <w:t>pData</w:t>
+        <w:t>userInput.focus</w:t>
       </w:r>
       <w:proofErr w:type="spellEnd"/>
       <w:r>
@@ -20444,37 +20896,7 @@
           <w:b w:val="0"/>
           <w:bCs w:val="0"/>
         </w:rPr>
-        <w:t>["BOT"]</w:t>
-      </w:r>
-      <w:r>
-        <w:rPr>
-          <w:b w:val="0"/>
-          <w:bCs w:val="0"/>
-        </w:rPr>
-        <w:t>. This ensures that the user receives real-time feedback. Additionally, the input field is focused again (</w:t>
-      </w:r>
-      <w:proofErr w:type="spellStart"/>
-      <w:r>
-        <w:rPr>
-          <w:b w:val="0"/>
-          <w:bCs w:val="0"/>
-        </w:rPr>
-        <w:t>userInput.focus</w:t>
-      </w:r>
-      <w:proofErr w:type="spellEnd"/>
-      <w:r>
-        <w:rPr>
-          <w:b w:val="0"/>
-          <w:bCs w:val="0"/>
-        </w:rPr>
-        <w:t>()</w:t>
-      </w:r>
-      <w:r>
-        <w:rPr>
-          <w:b w:val="0"/>
-          <w:bCs w:val="0"/>
-        </w:rPr>
-        <w:t>), improving usability by allowing the user to continue interacting without extra clicks.</w:t>
+        <w:t>()), improving usability by allowing the user to continue interacting without extra clicks.</w:t>
       </w:r>
     </w:p>
     <w:p>
@@ -20489,57 +20911,25 @@
           <w:b w:val="0"/>
           <w:bCs w:val="0"/>
         </w:rPr>
-        <w:t xml:space="preserve">In the error </w:t>
+        <w:t>In the error callback function, the code handles scenarios where the server request fails. It logs the error details (</w:t>
       </w:r>
       <w:proofErr w:type="spellStart"/>
+      <w:proofErr w:type="gramStart"/>
       <w:r>
         <w:rPr>
           <w:b w:val="0"/>
           <w:bCs w:val="0"/>
         </w:rPr>
-        <w:t>callback</w:t>
+        <w:t>err.responseText</w:t>
       </w:r>
       <w:proofErr w:type="spellEnd"/>
+      <w:proofErr w:type="gramEnd"/>
       <w:r>
         <w:rPr>
           <w:b w:val="0"/>
           <w:bCs w:val="0"/>
         </w:rPr>
-        <w:t xml:space="preserve"> function, the code handles scenarios where the server request fails. It logs the error details (</w:t>
-      </w:r>
-      <w:proofErr w:type="spellStart"/>
-      <w:proofErr w:type="gramStart"/>
-      <w:r>
-        <w:rPr>
-          <w:b w:val="0"/>
-          <w:bCs w:val="0"/>
-        </w:rPr>
-        <w:t>err.responseText</w:t>
-      </w:r>
-      <w:proofErr w:type="spellEnd"/>
-      <w:proofErr w:type="gramEnd"/>
-      <w:r>
-        <w:rPr>
-          <w:b w:val="0"/>
-          <w:bCs w:val="0"/>
-        </w:rPr>
-        <w:t xml:space="preserve">) to the console for troubleshooting and displays a </w:t>
-      </w:r>
-      <w:proofErr w:type="spellStart"/>
-      <w:r>
-        <w:rPr>
-          <w:b w:val="0"/>
-          <w:bCs w:val="0"/>
-        </w:rPr>
-        <w:t>fallback</w:t>
-      </w:r>
-      <w:proofErr w:type="spellEnd"/>
-      <w:r>
-        <w:rPr>
-          <w:b w:val="0"/>
-          <w:bCs w:val="0"/>
-        </w:rPr>
-        <w:t xml:space="preserve"> message (“Oops! Something went wrong.”) to inform the user. The input field is again focused to maintain a smooth user experience. Overall, this implementation plays a crucial role in enabling dynamic, responsive, and interactive communication between the Oracle APEX frontend and the AI-powered backend system.</w:t>
+        <w:t>) to the console for troubleshooting and displays a fallback message (“Oops! Something went wrong.”) to inform the user. The input field is again focused to maintain a smooth user experience. Overall, this implementation plays a crucial role in enabling dynamic, responsive, and interactive communication between the Oracle APEX frontend and the AI-powered backend system.</w:t>
       </w:r>
     </w:p>
     <w:p>
@@ -20553,9 +20943,9 @@
           <w:noProof/>
         </w:rPr>
         <w:drawing>
-          <wp:inline distT="0" distB="0" distL="0" distR="0" wp14:anchorId="282A3BF3" wp14:editId="774A9F7B">
-            <wp:extent cx="5982535" cy="4220164"/>
-            <wp:effectExtent l="0" t="0" r="0" b="9525"/>
+          <wp:inline distT="0" distB="0" distL="0" distR="0" wp14:anchorId="282A3BF3" wp14:editId="064B383E">
+            <wp:extent cx="5981700" cy="4457700"/>
+            <wp:effectExtent l="0" t="0" r="0" b="0"/>
             <wp:docPr id="31" name="Picture 31"/>
             <wp:cNvGraphicFramePr>
               <a:graphicFrameLocks xmlns:a="http://schemas.openxmlformats.org/drawingml/2006/main" noChangeAspect="1"/>
@@ -20576,7 +20966,7 @@
                   <pic:spPr>
                     <a:xfrm>
                       <a:off x="0" y="0"/>
-                      <a:ext cx="5982535" cy="4220164"/>
+                      <a:ext cx="5982554" cy="4458336"/>
                     </a:xfrm>
                     <a:prstGeom prst="rect">
                       <a:avLst/>
@@ -20596,19 +20986,7 @@
         <w:ind w:left="709" w:right="1752"/>
       </w:pPr>
       <w:r>
-        <w:t xml:space="preserve">                  </w:t>
-      </w:r>
-      <w:r>
-        <w:t>Figure 4.1</w:t>
-      </w:r>
-      <w:r>
-        <w:t>4</w:t>
-      </w:r>
-      <w:r>
-        <w:t xml:space="preserve"> </w:t>
-      </w:r>
-      <w:r>
-        <w:t xml:space="preserve">Asynchronous Server Communication  </w:t>
+        <w:t xml:space="preserve">                  Figure 4.14 Asynchronous Server Communication  </w:t>
       </w:r>
     </w:p>
     <w:p>

--- a/Phase 2/Project Report/Smart ERP.docx
+++ b/Phase 2/Project Report/Smart ERP.docx
@@ -5,22 +5,20 @@
     <w:p>
       <w:pPr>
         <w:pStyle w:val="BodyText"/>
-        <w:ind w:left="586"/>
         <w:rPr>
           <w:sz w:val="20"/>
         </w:rPr>
       </w:pPr>
       <w:r>
         <w:rPr>
-          <w:b/>
           <w:noProof/>
-          <w:color w:val="FF0000"/>
+          <w:sz w:val="20"/>
         </w:rPr>
         <w:drawing>
-          <wp:inline distT="0" distB="0" distL="0" distR="0" wp14:anchorId="15C5BC84" wp14:editId="07777777">
-            <wp:extent cx="5394960" cy="1341120"/>
-            <wp:effectExtent l="0" t="0" r="0" b="0"/>
-            <wp:docPr id="33" name="Picture 33"/>
+          <wp:inline distT="0" distB="0" distL="0" distR="0" wp14:anchorId="07BB3410" wp14:editId="3DE68CF4">
+            <wp:extent cx="6370320" cy="1592580"/>
+            <wp:effectExtent l="0" t="0" r="0" b="7620"/>
+            <wp:docPr id="6" name="Picture 6"/>
             <wp:cNvGraphicFramePr>
               <a:graphicFrameLocks xmlns:a="http://schemas.openxmlformats.org/drawingml/2006/main" noChangeAspect="1"/>
             </wp:cNvGraphicFramePr>
@@ -28,10 +26,8 @@
               <a:graphicData uri="http://schemas.openxmlformats.org/drawingml/2006/picture">
                 <pic:pic xmlns:pic="http://schemas.openxmlformats.org/drawingml/2006/picture">
                   <pic:nvPicPr>
-                    <pic:cNvPr id="0" name="Picture 1"/>
-                    <pic:cNvPicPr>
-                      <a:picLocks noChangeAspect="1" noChangeArrowheads="1"/>
-                    </pic:cNvPicPr>
+                    <pic:cNvPr id="6" name="WhatsApp Image 2026-04-16 at 10.10.08 AM.jpeg"/>
+                    <pic:cNvPicPr/>
                   </pic:nvPicPr>
                   <pic:blipFill>
                     <a:blip r:embed="rId7">
@@ -41,23 +37,18 @@
                         </a:ext>
                       </a:extLst>
                     </a:blip>
-                    <a:srcRect/>
                     <a:stretch>
                       <a:fillRect/>
                     </a:stretch>
                   </pic:blipFill>
-                  <pic:spPr bwMode="auto">
+                  <pic:spPr>
                     <a:xfrm>
                       <a:off x="0" y="0"/>
-                      <a:ext cx="5394960" cy="1341120"/>
+                      <a:ext cx="6370320" cy="1592580"/>
                     </a:xfrm>
                     <a:prstGeom prst="rect">
                       <a:avLst/>
                     </a:prstGeom>
-                    <a:noFill/>
-                    <a:ln>
-                      <a:noFill/>
-                    </a:ln>
                   </pic:spPr>
                 </pic:pic>
               </a:graphicData>
@@ -197,7 +188,7 @@
     <w:p>
       <w:pPr>
         <w:spacing w:before="212" w:line="345" w:lineRule="auto"/>
-        <w:ind w:left="3608" w:right="3906" w:hanging="72"/>
+        <w:ind w:left="3608" w:right="3831" w:hanging="72"/>
         <w:rPr>
           <w:b/>
           <w:sz w:val="32"/>
@@ -210,7 +201,21 @@
           <w:b/>
           <w:sz w:val="32"/>
         </w:rPr>
-        <w:t xml:space="preserve">THANIGAIVELG </w:t>
+        <w:t>THANIGAIVEL</w:t>
+      </w:r>
+      <w:r>
+        <w:rPr>
+          <w:b/>
+          <w:sz w:val="32"/>
+        </w:rPr>
+        <w:t xml:space="preserve"> </w:t>
+      </w:r>
+      <w:r>
+        <w:rPr>
+          <w:b/>
+          <w:sz w:val="32"/>
+        </w:rPr>
+        <w:t xml:space="preserve">G </w:t>
       </w:r>
     </w:p>
     <w:p>
@@ -848,7 +853,7 @@
           <w:b/>
           <w:sz w:val="28"/>
         </w:rPr>
-        <w:t>MAY</w:t>
+        <w:t>APRIL</w:t>
       </w:r>
       <w:r>
         <w:rPr>
@@ -7964,16 +7969,7 @@
                 <w:spacing w:val="-5"/>
                 <w:sz w:val="28"/>
               </w:rPr>
-              <w:t>5</w:t>
-            </w:r>
-            <w:bookmarkStart w:id="4" w:name="_GoBack"/>
-            <w:bookmarkEnd w:id="4"/>
-            <w:r>
-              <w:rPr>
-                <w:spacing w:val="-5"/>
-                <w:sz w:val="28"/>
-              </w:rPr>
-              <w:t>3</w:t>
+              <w:t>53</w:t>
             </w:r>
           </w:p>
         </w:tc>
@@ -8357,6 +8353,8 @@
           <w:cols w:space="720"/>
         </w:sectPr>
       </w:pPr>
+      <w:bookmarkStart w:id="4" w:name="_GoBack"/>
+      <w:bookmarkEnd w:id="4"/>
     </w:p>
     <w:p>
       <w:pPr>

--- a/Phase 2/Project Report/Smart ERP.docx
+++ b/Phase 2/Project Report/Smart ERP.docx
@@ -9,6 +9,8 @@
           <w:sz w:val="20"/>
         </w:rPr>
       </w:pPr>
+      <w:bookmarkStart w:id="0" w:name="_GoBack"/>
+      <w:bookmarkEnd w:id="0"/>
       <w:r>
         <w:rPr>
           <w:noProof/>
@@ -194,8 +196,8 @@
           <w:sz w:val="32"/>
         </w:rPr>
       </w:pPr>
-      <w:bookmarkStart w:id="0" w:name="HEMALATHA_D"/>
-      <w:bookmarkEnd w:id="0"/>
+      <w:bookmarkStart w:id="1" w:name="HEMALATHA_D"/>
+      <w:bookmarkEnd w:id="1"/>
       <w:r>
         <w:rPr>
           <w:b/>
@@ -234,8 +236,8 @@
         </w:rPr>
         <w:t xml:space="preserve"> </w:t>
       </w:r>
-      <w:bookmarkStart w:id="1" w:name="Reg.No_:_21801102"/>
-      <w:bookmarkEnd w:id="1"/>
+      <w:bookmarkStart w:id="2" w:name="Reg.No_:_21801102"/>
+      <w:bookmarkEnd w:id="2"/>
       <w:proofErr w:type="spellStart"/>
       <w:proofErr w:type="gramStart"/>
       <w:r>
@@ -465,6 +467,13 @@
           <w:b/>
           <w:sz w:val="28"/>
         </w:rPr>
+        <w:t xml:space="preserve">   </w:t>
+      </w:r>
+      <w:r>
+        <w:rPr>
+          <w:b/>
+          <w:sz w:val="28"/>
+        </w:rPr>
         <w:t>MASTER</w:t>
       </w:r>
       <w:r>
@@ -496,18 +505,50 @@
           <w:spacing w:val="-2"/>
           <w:sz w:val="28"/>
         </w:rPr>
-        <w:t>ENGINEERING</w:t>
+        <w:t>TECHNOLOGY</w:t>
       </w:r>
     </w:p>
     <w:p>
       <w:pPr>
         <w:spacing w:before="220"/>
-        <w:ind w:left="4808"/>
+        <w:ind w:left="4320"/>
         <w:rPr>
           <w:b/>
           <w:sz w:val="28"/>
         </w:rPr>
       </w:pPr>
+      <w:r>
+        <w:rPr>
+          <w:b/>
+          <w:spacing w:val="-5"/>
+          <w:sz w:val="28"/>
+        </w:rPr>
+        <w:t xml:space="preserve"> </w:t>
+      </w:r>
+      <w:r>
+        <w:rPr>
+          <w:b/>
+          <w:spacing w:val="-5"/>
+          <w:sz w:val="28"/>
+        </w:rPr>
+        <w:t xml:space="preserve">  </w:t>
+      </w:r>
+      <w:r>
+        <w:rPr>
+          <w:b/>
+          <w:spacing w:val="-5"/>
+          <w:sz w:val="28"/>
+        </w:rPr>
+        <w:t xml:space="preserve"> </w:t>
+      </w:r>
+      <w:r>
+        <w:rPr>
+          <w:b/>
+          <w:spacing w:val="-5"/>
+          <w:sz w:val="28"/>
+        </w:rPr>
+        <w:t xml:space="preserve"> </w:t>
+      </w:r>
       <w:r>
         <w:rPr>
           <w:b/>
@@ -905,8 +946,8 @@
           <w:sz w:val="36"/>
         </w:rPr>
       </w:pPr>
-      <w:bookmarkStart w:id="2" w:name="BONAFIDE_CERTIFICATE"/>
-      <w:bookmarkEnd w:id="2"/>
+      <w:bookmarkStart w:id="3" w:name="BONAFIDE_CERTIFICATE"/>
+      <w:bookmarkEnd w:id="3"/>
       <w:r>
         <w:rPr>
           <w:b/>
@@ -1987,8 +2028,8 @@
           <w:sz w:val="36"/>
         </w:rPr>
       </w:pPr>
-      <w:bookmarkStart w:id="3" w:name="ACKNOWLEDGEMENT"/>
-      <w:bookmarkEnd w:id="3"/>
+      <w:bookmarkStart w:id="4" w:name="ACKNOWLEDGEMENT"/>
+      <w:bookmarkEnd w:id="4"/>
       <w:r>
         <w:rPr>
           <w:b/>
@@ -2730,13 +2771,9 @@
     </w:p>
     <w:p>
       <w:pPr>
-        <w:spacing w:before="100" w:beforeAutospacing="1" w:after="100" w:afterAutospacing="1" w:line="360" w:lineRule="auto"/>
-        <w:ind w:right="901"/>
+        <w:spacing w:before="100" w:beforeAutospacing="1" w:after="240" w:line="360" w:lineRule="auto"/>
+        <w:ind w:right="902"/>
         <w:jc w:val="both"/>
-        <w:rPr>
-          <w:sz w:val="28"/>
-          <w:szCs w:val="28"/>
-        </w:rPr>
       </w:pPr>
       <w:r>
         <w:rPr>
@@ -2745,23 +2782,130 @@
         </w:rPr>
         <w:t>Conversational AI assistants have evolved rapidly with the rise of large language models (LLMs). However, developing customized assistants that integrate external knowledge, handle domain-specific queries, and maintain cost-efficiency still demands advanced programming skills. To address this, the proposed work introduces a low-code framework for building and deploying conversational AI assistants that leverage Retrieval-Augmented Generation (RAG) and LLMs.</w:t>
       </w:r>
-    </w:p>
-    <w:p>
-      <w:pPr>
-        <w:spacing w:before="100" w:beforeAutospacing="1" w:after="100" w:afterAutospacing="1" w:line="360" w:lineRule="auto"/>
-        <w:ind w:right="901"/>
-        <w:jc w:val="both"/>
-        <w:rPr>
-          <w:sz w:val="28"/>
-          <w:szCs w:val="28"/>
-        </w:rPr>
-      </w:pPr>
+      <w:r>
+        <w:rPr>
+          <w:sz w:val="28"/>
+          <w:szCs w:val="28"/>
+        </w:rPr>
+        <w:t xml:space="preserve"> </w:t>
+      </w:r>
       <w:r>
         <w:rPr>
           <w:sz w:val="28"/>
           <w:szCs w:val="28"/>
         </w:rPr>
         <w:t>The framework enables non-expert users to design intelligent dialogue systems through a drag-and-drop interface. Developers can connect components such as data ingestion, vector indexing, retriever, and LLM modules without extensive coding. A pipeline based on semantic retrieval augments the LLM context with relevant documents, enabling accurate and verifiable responses.</w:t>
+      </w:r>
+      <w:r>
+        <w:rPr>
+          <w:sz w:val="28"/>
+          <w:szCs w:val="28"/>
+        </w:rPr>
+        <w:t xml:space="preserve"> </w:t>
+      </w:r>
+      <w:r>
+        <w:rPr>
+          <w:sz w:val="28"/>
+          <w:szCs w:val="28"/>
+        </w:rPr>
+        <w:t xml:space="preserve">The proposed system combines a Low-Code Designer (for UI and workflow creation), a RAG Engine (for contextual retrieval), and an LLM Runtime (for natural-language reasoning and response generation). Tools such as </w:t>
+      </w:r>
+      <w:proofErr w:type="spellStart"/>
+      <w:r>
+        <w:rPr>
+          <w:sz w:val="28"/>
+          <w:szCs w:val="28"/>
+        </w:rPr>
+        <w:t>LangChain</w:t>
+      </w:r>
+      <w:proofErr w:type="spellEnd"/>
+      <w:r>
+        <w:rPr>
+          <w:sz w:val="28"/>
+          <w:szCs w:val="28"/>
+        </w:rPr>
+        <w:t xml:space="preserve">, FAISS/Pinecone, </w:t>
+      </w:r>
+      <w:proofErr w:type="spellStart"/>
+      <w:r>
+        <w:rPr>
+          <w:sz w:val="28"/>
+          <w:szCs w:val="28"/>
+        </w:rPr>
+        <w:t>FastAPI</w:t>
+      </w:r>
+      <w:proofErr w:type="spellEnd"/>
+      <w:r>
+        <w:rPr>
+          <w:sz w:val="28"/>
+          <w:szCs w:val="28"/>
+        </w:rPr>
+        <w:t xml:space="preserve">, and </w:t>
+      </w:r>
+      <w:proofErr w:type="spellStart"/>
+      <w:r>
+        <w:rPr>
+          <w:sz w:val="28"/>
+          <w:szCs w:val="28"/>
+        </w:rPr>
+        <w:t>OpenAI</w:t>
+      </w:r>
+      <w:proofErr w:type="spellEnd"/>
+      <w:r>
+        <w:rPr>
+          <w:sz w:val="28"/>
+          <w:szCs w:val="28"/>
+        </w:rPr>
+        <w:t>/Hugging Face models are employed. Performance is evaluated using accuracy, latency, and usability metrics. The framework aims to democratize the development of advanced conversational agents</w:t>
+      </w:r>
+      <w:r>
+        <w:rPr>
+          <w:sz w:val="28"/>
+          <w:szCs w:val="28"/>
+        </w:rPr>
+        <w:t>.</w:t>
+      </w:r>
+      <w:r>
+        <w:t xml:space="preserve"> </w:t>
+      </w:r>
+    </w:p>
+    <w:p>
+      <w:pPr>
+        <w:pStyle w:val="NormalWeb"/>
+        <w:spacing w:before="360" w:beforeAutospacing="0" w:line="276" w:lineRule="auto"/>
+        <w:ind w:right="618"/>
+        <w:rPr>
+          <w:i/>
+          <w:sz w:val="28"/>
+          <w:szCs w:val="28"/>
+          <w:lang w:val="en-US" w:eastAsia="en-US"/>
+        </w:rPr>
+      </w:pPr>
+      <w:r>
+        <w:rPr>
+          <w:b/>
+          <w:sz w:val="28"/>
+          <w:szCs w:val="28"/>
+          <w:lang w:val="en-US" w:eastAsia="en-US"/>
+        </w:rPr>
+        <w:t>Keywords</w:t>
+      </w:r>
+      <w:r>
+        <w:rPr>
+          <w:sz w:val="28"/>
+          <w:szCs w:val="28"/>
+          <w:lang w:val="en-US"/>
+        </w:rPr>
+        <w:t xml:space="preserve"> - </w:t>
+      </w:r>
+      <w:r>
+        <w:rPr>
+          <w:i/>
+          <w:sz w:val="28"/>
+          <w:szCs w:val="28"/>
+          <w:lang w:val="en-US" w:eastAsia="en-US"/>
+        </w:rPr>
+        <w:t>Retrieval Augmented Generation (RAG), Large Language Model (LLM), low-code application development, Oracle APEX platform, enterprise conversational AI.</w:t>
       </w:r>
     </w:p>
     <w:p>
@@ -2777,71 +2921,6 @@
           <w:cols w:space="720"/>
         </w:sectPr>
       </w:pPr>
-      <w:r>
-        <w:rPr>
-          <w:sz w:val="28"/>
-          <w:szCs w:val="28"/>
-        </w:rPr>
-        <w:t xml:space="preserve">The proposed system combines a Low-Code Designer (for UI and workflow creation), a RAG Engine (for contextual retrieval), and an LLM Runtime (for natural-language reasoning and response generation). Tools such as </w:t>
-      </w:r>
-      <w:proofErr w:type="spellStart"/>
-      <w:r>
-        <w:rPr>
-          <w:sz w:val="28"/>
-          <w:szCs w:val="28"/>
-        </w:rPr>
-        <w:t>LangChain</w:t>
-      </w:r>
-      <w:proofErr w:type="spellEnd"/>
-      <w:r>
-        <w:rPr>
-          <w:sz w:val="28"/>
-          <w:szCs w:val="28"/>
-        </w:rPr>
-        <w:t xml:space="preserve">, FAISS/Pinecone, </w:t>
-      </w:r>
-      <w:proofErr w:type="spellStart"/>
-      <w:r>
-        <w:rPr>
-          <w:sz w:val="28"/>
-          <w:szCs w:val="28"/>
-        </w:rPr>
-        <w:t>FastAPI</w:t>
-      </w:r>
-      <w:proofErr w:type="spellEnd"/>
-      <w:r>
-        <w:rPr>
-          <w:sz w:val="28"/>
-          <w:szCs w:val="28"/>
-        </w:rPr>
-        <w:t xml:space="preserve">, and </w:t>
-      </w:r>
-      <w:proofErr w:type="spellStart"/>
-      <w:r>
-        <w:rPr>
-          <w:sz w:val="28"/>
-          <w:szCs w:val="28"/>
-        </w:rPr>
-        <w:t>OpenAI</w:t>
-      </w:r>
-      <w:proofErr w:type="spellEnd"/>
-      <w:r>
-        <w:rPr>
-          <w:sz w:val="28"/>
-          <w:szCs w:val="28"/>
-        </w:rPr>
-        <w:t>/Hugging Face models are employed. Performance is evaluated using accuracy, latency, and usability metrics. The framework aims to democratize the development of advanced conversational agents</w:t>
-      </w:r>
-      <w:r>
-        <w:rPr>
-          <w:sz w:val="28"/>
-          <w:szCs w:val="28"/>
-        </w:rPr>
-        <w:t>.</w:t>
-      </w:r>
-      <w:r>
-        <w:t xml:space="preserve"> </w:t>
-      </w:r>
     </w:p>
     <w:p>
       <w:pPr>
@@ -8353,8 +8432,6 @@
           <w:cols w:space="720"/>
         </w:sectPr>
       </w:pPr>
-      <w:bookmarkStart w:id="4" w:name="_GoBack"/>
-      <w:bookmarkEnd w:id="4"/>
     </w:p>
     <w:p>
       <w:pPr>
@@ -14127,9 +14204,9 @@
           <w:lang w:eastAsia="en-IN"/>
         </w:rPr>
         <w:drawing>
-          <wp:inline distT="0" distB="0" distL="0" distR="0" wp14:anchorId="4F5952FA" wp14:editId="30D10FDF">
-            <wp:extent cx="7143115" cy="3840480"/>
-            <wp:effectExtent l="0" t="0" r="635" b="7620"/>
+          <wp:inline distT="0" distB="0" distL="0" distR="0" wp14:anchorId="4F5952FA" wp14:editId="21F9331D">
+            <wp:extent cx="6887910" cy="3840480"/>
+            <wp:effectExtent l="0" t="0" r="8255" b="7620"/>
             <wp:docPr id="7" name="Picture 7"/>
             <wp:cNvGraphicFramePr>
               <a:graphicFrameLocks xmlns:a="http://schemas.openxmlformats.org/drawingml/2006/main" noChangeAspect="1"/>
@@ -14150,7 +14227,7 @@
                   <pic:spPr>
                     <a:xfrm>
                       <a:off x="0" y="0"/>
-                      <a:ext cx="7156888" cy="3847885"/>
+                      <a:ext cx="6905635" cy="3850363"/>
                     </a:xfrm>
                     <a:prstGeom prst="rect">
                       <a:avLst/>
@@ -22363,8 +22440,17 @@
                               <w:rFonts w:ascii="Calibri"/>
                               <w:spacing w:val="-5"/>
                             </w:rPr>
-                            <w:t>iii</w:t>
+                            <w:t>ii</w:t>
                           </w:r>
+                          <w:proofErr w:type="spellStart"/>
+                          <w:r>
+                            <w:rPr>
+                              <w:rFonts w:ascii="Calibri"/>
+                              <w:spacing w:val="-5"/>
+                            </w:rPr>
+                            <w:t>i</w:t>
+                          </w:r>
+                          <w:proofErr w:type="spellEnd"/>
                           <w:r>
                             <w:rPr>
                               <w:rFonts w:ascii="Calibri"/>
@@ -22427,8 +22513,17 @@
                         <w:rFonts w:ascii="Calibri"/>
                         <w:spacing w:val="-5"/>
                       </w:rPr>
-                      <w:t>iii</w:t>
+                      <w:t>ii</w:t>
                     </w:r>
+                    <w:proofErr w:type="spellStart"/>
+                    <w:r>
+                      <w:rPr>
+                        <w:rFonts w:ascii="Calibri"/>
+                        <w:spacing w:val="-5"/>
+                      </w:rPr>
+                      <w:t>i</w:t>
+                    </w:r>
+                    <w:proofErr w:type="spellEnd"/>
                     <w:r>
                       <w:rPr>
                         <w:rFonts w:ascii="Calibri"/>
